--- a/paper/CAST_JOK_v1_피드백.docx
+++ b/paper/CAST_JOK_v1_피드백.docx
@@ -4,451 +4,154 @@
   <w:body>
     <w:p>
       <w:pPr>
-        <w:pStyle w:val="Title"/>
+        <w:spacing w:after="240" w:before="0"/>
       </w:pPr>
       <w:r>
-        <w:t>CAST 논문 — 교수님 피드백과 대응</w:t>
-      </w:r>
-    </w:p>
-    <w:p>
-      <w:r>
         <w:rPr>
-          <w:b w:val="0"/>
+          <w:b/>
+          <w:sz w:val="30"/>
         </w:rPr>
-        <w:t>2026-10-12 작성. 교수님 피드백 원문은 토씨 그대로 옮겼고, 각 항목마다 우리가 실제로 가진 자료와 대조했다.</w:t>
+        <w:t>CAST 논문 — 받은 피드백 기록</w:t>
       </w:r>
     </w:p>
     <w:p>
       <w:pPr>
-        <w:pStyle w:val="Heading1"/>
+        <w:spacing w:after="80" w:before="0"/>
       </w:pPr>
-      <w:r>
-        <w:t>0. 교수님 판정</w:t>
-      </w:r>
-    </w:p>
-    <w:p>
-      <w:r>
-        <w:rPr>
-          <w:b w:val="0"/>
-        </w:rPr>
-        <w:t>· 우호적인 심사자: 수정 후 재심</w:t>
-      </w:r>
-    </w:p>
-    <w:p>
-      <w:r>
-        <w:rPr>
-          <w:b w:val="0"/>
-        </w:rPr>
-        <w:t>· 방법론에 엄격한 심사자: 게재 불가 후 보완 재투고</w:t>
-      </w:r>
-    </w:p>
-    <w:p>
-      <w:r>
-        <w:rPr>
-          <w:b w:val="0"/>
-        </w:rPr>
-        <w:t>· 현재 상태에서 바로 게재: 가능성 낮음</w:t>
-      </w:r>
-    </w:p>
-    <w:p>
-      <w:r>
-        <w:rPr>
-          <w:b w:val="0"/>
-        </w:rPr>
-      </w:r>
-    </w:p>
-    <w:p>
       <w:r>
         <w:rPr>
           <w:b/>
+          <w:sz w:val="26"/>
         </w:rPr>
-        <w:t>교수님이 직접 꼽은 우선순위 (이 넷을 보강하면 "게재 가능" 쪽으로 이동):</w:t>
-      </w:r>
-    </w:p>
-    <w:p>
-      <w:r>
-        <w:rPr>
-          <w:b w:val="0"/>
-        </w:rPr>
-        <w:t>① 작업 생성 조건과 LSTM 학습 조건 명시 → ② 최적 고정 가중치와 비교 → ③ 부하·용량 민감도 확대 → ④ 계산시간 보고</w:t>
-      </w:r>
-    </w:p>
-    <w:p>
-      <w:r>
-        <w:rPr>
-          <w:b w:val="0"/>
-        </w:rPr>
-      </w:r>
-    </w:p>
-    <w:p>
-      <w:r>
-        <w:rPr>
-          <w:b w:val="0"/>
-        </w:rPr>
-        <w:t>※ 아래 6개 지적 가운데 비대칭 리전 용량과 확장성은 이 우선순위 넷에 들어 있지 않다.</w:t>
+        <w:t>1. 교수님 피드백</w:t>
       </w:r>
     </w:p>
     <w:p>
       <w:pPr>
-        <w:pStyle w:val="Heading1"/>
+        <w:spacing w:after="40" w:before="0"/>
       </w:pPr>
       <w:r>
-        <w:t>지적 1. 핵심 주장과 실제 정책 사이의 거리</w:t>
+        <w:rPr>
+          <w:b w:val="0"/>
+          <w:sz w:val="18"/>
+        </w:rPr>
+        <w:t>남재현 교수님 (namjh@dankook.ac.kr) · 2026-10-12 (월) 15:06</w:t>
       </w:r>
     </w:p>
     <w:p>
       <w:pPr>
-        <w:ind w:left="360"/>
+        <w:spacing w:after="240" w:before="0"/>
       </w:pPr>
       <w:r>
         <w:rPr>
-          <w:i/>
+          <w:b w:val="0"/>
+          <w:sz w:val="18"/>
         </w:rPr>
-        <w:t>CAST는 용량을 고려하지만 용량을 항상 만족시키지는 않습니다. 227건의 예외와 최대 동시 실행 17건이 발생하므로, 심사자는 "용량 제약 스케줄러가 아니라 소프트 상한을 사용하는 마감 우선 정책"이라고 평가할 수 있습니다. 현재 원고가 이를 숨기지는 않지만, 핵심 기여가 약해 보일 가능성은 남아 있습니다.</w:t>
-      </w:r>
-    </w:p>
-    <w:p>
-      <w:r>
-        <w:rPr>
-          <w:b/>
-        </w:rPr>
-        <w:t>우리 상태</w:t>
+        <w:t>Re: 단국대학교 32203482 이종하입니다 - CAST 논문 JOK 규정에 맞춰 docx와 함께 보내드립니다</w:t>
       </w:r>
     </w:p>
     <w:p>
       <w:pPr>
-        <w:pStyle w:val="ListBullet"/>
+        <w:spacing w:after="240" w:before="0"/>
       </w:pPr>
       <w:r>
-        <w:t>4.3절에 이미 공개돼 있다 — "남은 227건은 마감 직전이라 강제 편입된 106건과 옮길 자리가 없어 즉시 실행된 121건이다. 정상 경로의 위반은 0건이다."</w:t>
+        <w:rPr>
+          <w:b w:val="0"/>
+          <w:sz w:val="21"/>
+        </w:rPr>
+        <w:t>내용을 글로 잡아보려고 했는데, 아래 내용을 좀 추가해야 정리가 될 듯함</w:t>
       </w:r>
     </w:p>
     <w:p>
       <w:pPr>
-        <w:pStyle w:val="ListBullet"/>
+        <w:spacing w:after="80" w:before="0"/>
       </w:pPr>
       <w:r>
-        <w:t>3.4절에도 "마감은 하드 제약, 용량은 소프트 제약이며 둘이 충돌하면 마감을 먼저 지킨다"가 있다.</w:t>
+        <w:rPr>
+          <w:b w:val="0"/>
+          <w:sz w:val="21"/>
+        </w:rPr>
+        <w:t>현재 원고라면 한국정보과학회 논문지 심사에서 '수정 후 재심'이 가장 유력해 보입니다. 심사자가 실험 타당성을 엄격하게 보면 게재 불가 후 재투고까지도 가능합니다.</w:t>
       </w:r>
     </w:p>
     <w:p>
       <w:pPr>
-        <w:pStyle w:val="ListBullet"/>
+        <w:spacing w:after="240" w:before="0"/>
       </w:pPr>
-      <w:r>
-        <w:t>문제는 둘 다 절 중간에 묻혀 있다는 것. 설계 선택이 아니라 변명처럼 읽힐 자리에 있다.</w:t>
-      </w:r>
-    </w:p>
-    <w:p>
-      <w:r>
-        <w:rPr>
-          <w:b/>
-        </w:rPr>
-        <w:t>판정: 한다. 새 실험 0건, 문장 위치만 바꾸면 된다.</w:t>
-      </w:r>
-    </w:p>
-    <w:p>
       <w:r>
         <w:rPr>
           <w:b w:val="0"/>
+          <w:sz w:val="21"/>
         </w:rPr>
-        <w:t>할 일: 마감=하드 / 용량=소프트라는 선택을 서론 기여 항목이나 3장 머리로 올린다. 227건이 "실패"가 아니라 "마감을 먼저 지킨 결과"임을 먼저 말하고 수치를 뒤에 둔다.</w:t>
+        <w:t>문장과 구조는 상당히 좋아졌지만, 이제 약점은 글쓰기보다 실험 설계와 재현성에 있습니다.</w:t>
       </w:r>
     </w:p>
     <w:p>
       <w:pPr>
-        <w:pStyle w:val="Heading1"/>
-      </w:pPr>
-      <w:r>
-        <w:t>지적 2. 합성 워크로드 의존성</w:t>
-      </w:r>
-    </w:p>
-    <w:p>
-      <w:pPr>
-        <w:ind w:left="360"/>
+        <w:spacing w:after="120" w:before="80"/>
       </w:pPr>
       <w:r>
         <w:rPr>
-          <w:i/>
+          <w:b/>
+          <w:sz w:val="23"/>
         </w:rPr>
-        <w:t>하루 50건, 리전별 동일 발생률, 동일 용량, 작업당 1kW라는 설정이 결과를 좌우합니다. 특히 명목 용량 16을 기준 정책의 최대 동시 실행 수로부터 정한 부분은 실험 결과에 맞춘 설정으로 보일 수 있습니다. 여러 부하 수준과 비대칭 리전 용량을 추가해야 설득력이 생깁니다.</w:t>
-      </w:r>
-    </w:p>
-    <w:p>
-      <w:r>
-        <w:rPr>
-          <w:b/>
-        </w:rPr>
-        <w:t>(2-a) 여러 부하 수준 — 한다</w:t>
-      </w:r>
-    </w:p>
-    <w:p>
-      <w:pPr>
-        <w:pStyle w:val="ListBullet"/>
-      </w:pPr>
-      <w:r>
-        <w:t>용량 스윕이 이미 6단계 전부 실행돼 있다: 6 / 9 / 12 / 18 / 24 / ∞ (scheduler/data/capacity_sweep/sweep_summary.csv)</w:t>
-      </w:r>
-    </w:p>
-    <w:p>
-      <w:pPr>
-        <w:pStyle w:val="ListBullet"/>
-      </w:pPr>
-      <w:r>
-        <w:t>6: 12,260.3 kg · 위반 29,962 / 9: 11,552.8 kg · 3,565 / 12: 10,805.0 kg · 227 / 18: 10,127.1 kg · 17 / 24: 10,018.0 kg · 4 / ∞: 9,996.2 kg · 0</w:t>
-      </w:r>
-    </w:p>
-    <w:p>
-      <w:pPr>
-        <w:pStyle w:val="ListBullet"/>
-      </w:pPr>
-      <w:r>
-        <w:t>본문 4.3절에는 6 · 12 · ∞ 세 개만 서술돼 있다. 표 하나로 6단계를 다 보이면 "용량 16이 결과에 맞춰졌다"는 의심이 데이터로 끊긴다.</w:t>
-      </w:r>
-    </w:p>
-    <w:p>
-      <w:pPr>
-        <w:pStyle w:val="ListBullet"/>
-      </w:pPr>
-      <w:r>
-        <w:t>작업 수 자체도 0.5배(73,000) · 1배(146,000) · 2배(292,000)로 전 과정을 다시 돌린 결과가 있다 (scheduler/data/sensitivity/scale_*.csv.gz).</w:t>
-      </w:r>
-    </w:p>
-    <w:p>
-      <w:r>
-        <w:rPr>
-          <w:b/>
-        </w:rPr>
-        <w:t>(2-b) 비대칭 리전 용량 — 하지 않는다. 대신 "의미 없음"을 서술한다</w:t>
-      </w:r>
-    </w:p>
-    <w:p>
-      <w:pPr>
-        <w:pStyle w:val="ListBullet"/>
-      </w:pPr>
-      <w:r>
-        <w:t>균등 용량은 보수적 가정이다. 용량이 비대칭이면 여유 있는 리전으로 쏠림이 더 심해지지, "용량을 보지 않으면 한 리전으로 몰린다"는 주장이 뒤집히지 않는다.</w:t>
-      </w:r>
-    </w:p>
-    <w:p>
-      <w:pPr>
-        <w:pStyle w:val="ListBullet"/>
-      </w:pPr>
-      <w:r>
-        <w:t>한계 첫째에 이미 밝혀 두었다 — 기준 배출의 69.7%가 인도·일본·한국·텍사스 넷에서 나온다는 수치까지 붙여서.</w:t>
-      </w:r>
-    </w:p>
-    <w:p>
-      <w:pPr>
-        <w:pStyle w:val="ListBullet"/>
-      </w:pPr>
-      <w:r>
-        <w:t>교수님이 꼽은 우선순위 넷에도 들어 있지 않다.</w:t>
-      </w:r>
-    </w:p>
-    <w:p>
-      <w:r>
-        <w:rPr>
-          <w:b w:val="0"/>
-        </w:rPr>
-        <w:t>할 일: 한계 서술에 "비대칭이면 쏠림이 더 심해지므로 본 연구의 결론은 보수적 추정"이라는 방향 설명을 한 문장 보탠다.</w:t>
-      </w:r>
-    </w:p>
-    <w:p>
-      <w:pPr>
-        <w:pStyle w:val="Heading1"/>
-      </w:pPr>
-      <w:r>
-        <w:t>지적 3. 재현에 필요한 실험 조건 부족 — 여기가 가장 약하다</w:t>
-      </w:r>
-    </w:p>
-    <w:p>
-      <w:pPr>
-        <w:ind w:left="360"/>
-      </w:pPr>
-      <w:r>
-        <w:rPr>
-          <w:i/>
-        </w:rPr>
-        <w:t>가장 위험한 누락은 작업 실행시간 d_j의 분포입니다. 이 값은 용량 점유와 배출량 모두를 결정하지만 현재 본문에서 생성 방식이 명확하지 않습니다. LSTM의 학습·검증·시험 기간, 정규화, 손실함수, optimizer, epoch, 조기 종료 조건도 필요합니다.</w:t>
-      </w:r>
-    </w:p>
-    <w:p>
-      <w:r>
-        <w:rPr>
-          <w:b/>
-        </w:rPr>
-        <w:t>(3-a) 작업 실행시간 d_j</w:t>
-      </w:r>
-    </w:p>
-    <w:p>
-      <w:pPr>
-        <w:pStyle w:val="ListBullet"/>
-      </w:pPr>
-      <w:r>
-        <w:t>추가자료 표 S1에 "최소 1초 · 중앙값 80.8초 · 최대 6시간"이 있다. 그러나 이것은 요약 통계일 뿐 생성 방식이 아니다 — 같은 자료를 다시 만들 수 없다.</w:t>
-      </w:r>
-    </w:p>
-    <w:p>
-      <w:pPr>
-        <w:pStyle w:val="ListBullet"/>
-      </w:pPr>
-      <w:r>
-        <w:t>jobs.csv 를 직접 재어 보니: n=146,000 · 최소 1.00초 · 중앙값 80.8초 · 평균 2,479.9초 · 최대 6.00시간. p10 3.9초 · p50 80.8초 · p90 8,214.6초 · p99 21,600초.</w:t>
-      </w:r>
-    </w:p>
-    <w:p>
-      <w:pPr>
-        <w:pStyle w:val="ListBullet"/>
-      </w:pPr>
-      <w:r>
-        <w:t>평균이 중앙값의 30배이고 p99가 상한(6시간)에 정확히 몰려 있다 — 치우친 분포를 절단한 형태로 보인다.</w:t>
-      </w:r>
-    </w:p>
-    <w:p>
-      <w:pPr>
-        <w:pStyle w:val="ListBullet"/>
-      </w:pPr>
-      <w:r>
-        <w:t xml:space="preserve">→ 해결(10/12). load_balancer/data/generator/gen_jobs.py 가 생성 규칙 전체를 담고 있었다 — 등급별 로그정규 + 클램프, 시드 42. 이 코드로 jobs.csv 146,000행이 여덟 열 전부 비트 단위로 재생성됨을 확인했다. v2 4.1절에 규칙을 적었다.</w:t>
-      </w:r>
-    </w:p>
-    <w:p>
-      <w:r>
-        <w:rPr>
-          <w:b/>
-        </w:rPr>
-        <w:t>(3-b) LSTM 학습 조건</w:t>
-      </w:r>
-    </w:p>
-    <w:p>
-      <w:pPr>
-        <w:pStyle w:val="ListBullet"/>
-      </w:pPr>
-      <w:r>
-        <w:t>추가자료에 있는 것: 입력 168시간 · 은닉 64 · 2층 · dropout 0.2 · 피처 13(공통 10 + 기상 3)</w:t>
-      </w:r>
-    </w:p>
-    <w:p>
-      <w:pPr>
-        <w:pStyle w:val="ListBullet"/>
-      </w:pPr>
-      <w:r>
-        <w:t xml:space="preserve">→ 해결(10/12). lstm_source/ 의 학습 노트북에 전부 있었다. 2021~2023/2024/2025 연도 분할, train 으로만 적합한 MinMax, MSE, Adam(1e-3, wd 1e-4), 최대 150 에폭, patience 15 + hard 30, 시드 42. v2 4.1절에 넣었다.</w:t>
-      </w:r>
-    </w:p>
-    <w:p>
-      <w:pPr>
-        <w:pStyle w:val="ListBullet"/>
-      </w:pPr>
-      <w:r>
-        <w:t xml:space="preserve">→ 해결(10/12). lstm_source/ 로 들어왔다. 모델 가중치 20개와 평가기록 8개는 저장소에 있던 것과 바이트 단위로 같아 기존 수치는 흔들리지 않는다.</w:t>
-      </w:r>
-    </w:p>
-    <w:p>
-      <w:r>
-        <w:rPr>
-          <w:b/>
-        </w:rPr>
-        <w:t>판정: 해야 하지만 자료를 받아야 한다. 이 두 가지가 교수님이 재현성을 "취약"으로 매긴 실질적 이유다.</w:t>
-      </w:r>
-    </w:p>
-    <w:p>
-      <w:r>
-        <w:rPr>
-          <w:b w:val="0"/>
-        </w:rPr>
-        <w:t>할 일: (가) d_j 생성 규칙 확보 — 직접 만든 자료라면 분포·모수·시드를 기록한다. (나) LSTM 학습 조건을 강희진 님께 받는다. 받으면 4.1절에 세 줄이면 들어간다.</w:t>
-      </w:r>
-    </w:p>
-    <w:p>
-      <w:pPr>
-        <w:pStyle w:val="Heading1"/>
-      </w:pPr>
-      <w:r>
-        <w:t>지적 4. 동적 가중치 검증 부족</w:t>
-      </w:r>
-    </w:p>
-    <w:p>
-      <w:pPr>
-        <w:ind w:left="360"/>
-      </w:pPr>
-      <w:r>
-        <w:rPr>
-          <w:i/>
-        </w:rPr>
-        <w:t>현재 핵심 결과는 동적 가중치와 고정 α=0.5의 비교입니다. 심사자는 "왜 0.5만 비교했는가"라고 물을 가능성이 큽니다. 고정 가중치 전체 탐색에서 가장 좋은 결과와 비교하고, 시간대·리전별 선택 분포와 지연 증가까지 함께 제시해야 합니다.</w:t>
-      </w:r>
-    </w:p>
-    <w:p>
-      <w:r>
-        <w:rPr>
-          <w:b/>
-        </w:rPr>
-        <w:t>우리 상태 — 전 구간이 이미 실행돼 있다 (load_balancer/framework/results/summary.json)</w:t>
+        <w:t>예상 판정</w:t>
       </w:r>
     </w:p>
     <w:tbl>
       <w:tblPr>
-        <w:tblStyle w:val="LightGrid-Accent1"/>
+        <w:tblStyle w:val="TableGrid"/>
         <w:tblW w:type="auto" w:w="0"/>
         <w:tblLook w:firstColumn="1" w:firstRow="1" w:lastColumn="0" w:lastRow="0" w:noHBand="0" w:noVBand="1" w:val="04A0"/>
       </w:tblPr>
       <w:tblGrid>
-        <w:gridCol w:w="1728"/>
-        <w:gridCol w:w="1728"/>
-        <w:gridCol w:w="1728"/>
-        <w:gridCol w:w="1728"/>
-        <w:gridCol w:w="1728"/>
+        <w:gridCol w:w="3280"/>
+        <w:gridCol w:w="3280"/>
+        <w:gridCol w:w="3280"/>
       </w:tblGrid>
       <w:tr>
         <w:tc>
           <w:tcPr>
-            <w:tcW w:type="dxa" w:w="1728"/>
+            <w:tcW w:type="dxa" w:w="3280"/>
           </w:tcPr>
           <w:p>
+            <w:r/>
             <w:r>
-              <w:t>α</w:t>
+              <w:rPr>
+                <w:b/>
+                <w:sz w:val="19"/>
+              </w:rPr>
+              <w:t>평가 항목</w:t>
             </w:r>
           </w:p>
         </w:tc>
         <w:tc>
           <w:tcPr>
-            <w:tcW w:type="dxa" w:w="1728"/>
+            <w:tcW w:type="dxa" w:w="3280"/>
           </w:tcPr>
           <w:p>
+            <w:r/>
             <w:r>
-              <w:t>탄소 (kg)</w:t>
+              <w:rPr>
+                <w:b/>
+                <w:sz w:val="19"/>
+              </w:rPr>
+              <w:t>예상</w:t>
             </w:r>
           </w:p>
         </w:tc>
         <w:tc>
           <w:tcPr>
-            <w:tcW w:type="dxa" w:w="1728"/>
+            <w:tcW w:type="dxa" w:w="3280"/>
           </w:tcPr>
           <w:p>
+            <w:r/>
             <w:r>
-              <w:t>평균 지연 (ms)</w:t>
-            </w:r>
-          </w:p>
-        </w:tc>
-        <w:tc>
-          <w:tcPr>
-            <w:tcW w:type="dxa" w:w="1728"/>
-          </w:tcPr>
-          <w:p>
-            <w:r>
-              <w:t>p95 (ms)</w:t>
-            </w:r>
-          </w:p>
-        </w:tc>
-        <w:tc>
-          <w:tcPr>
-            <w:tcW w:type="dxa" w:w="1728"/>
-          </w:tcPr>
-          <w:p>
-            <w:r>
-              <w:t>홈 비율</w:t>
+              <w:rPr>
+                <w:b/>
+                <w:sz w:val="19"/>
+              </w:rPr>
+              <w:t>심사자가 볼 부분</w:t>
             </w:r>
           </w:p>
         </w:tc>
@@ -456,51 +159,46 @@
       <w:tr>
         <w:tc>
           <w:tcPr>
-            <w:tcW w:type="dxa" w:w="1728"/>
+            <w:tcW w:type="dxa" w:w="3280"/>
           </w:tcPr>
           <w:p>
+            <w:r/>
             <w:r>
-              <w:t>0</w:t>
+              <w:rPr>
+                <w:b w:val="0"/>
+                <w:sz w:val="19"/>
+              </w:rPr>
+              <w:t>문제의 중요성</w:t>
             </w:r>
           </w:p>
         </w:tc>
         <w:tc>
           <w:tcPr>
-            <w:tcW w:type="dxa" w:w="1728"/>
+            <w:tcW w:type="dxa" w:w="3280"/>
           </w:tcPr>
           <w:p>
+            <w:r/>
             <w:r>
-              <w:t>29,182.3</w:t>
+              <w:rPr>
+                <w:b w:val="0"/>
+                <w:sz w:val="19"/>
+              </w:rPr>
+              <w:t>양호</w:t>
             </w:r>
           </w:p>
         </w:tc>
         <w:tc>
           <w:tcPr>
-            <w:tcW w:type="dxa" w:w="1728"/>
+            <w:tcW w:type="dxa" w:w="3280"/>
           </w:tcPr>
           <w:p>
+            <w:r/>
             <w:r>
-              <w:t>0.01</w:t>
-            </w:r>
-          </w:p>
-        </w:tc>
-        <w:tc>
-          <w:tcPr>
-            <w:tcW w:type="dxa" w:w="1728"/>
-          </w:tcPr>
-          <w:p>
-            <w:r>
-              <w:t>0</w:t>
-            </w:r>
-          </w:p>
-        </w:tc>
-        <w:tc>
-          <w:tcPr>
-            <w:tcW w:type="dxa" w:w="1728"/>
-          </w:tcPr>
-          <w:p>
-            <w:r>
-              <w:t>99.97%</w:t>
+              <w:rPr>
+                <w:b w:val="0"/>
+                <w:sz w:val="19"/>
+              </w:rPr>
+              <w:t>탄소 절감과 리전 용량 충돌이라는 문제가 명확함</w:t>
             </w:r>
           </w:p>
         </w:tc>
@@ -508,51 +206,46 @@
       <w:tr>
         <w:tc>
           <w:tcPr>
-            <w:tcW w:type="dxa" w:w="1728"/>
+            <w:tcW w:type="dxa" w:w="3280"/>
           </w:tcPr>
           <w:p>
+            <w:r/>
             <w:r>
-              <w:t>0.25</w:t>
+              <w:rPr>
+                <w:b w:val="0"/>
+                <w:sz w:val="19"/>
+              </w:rPr>
+              <w:t>논문 구성·가독성</w:t>
             </w:r>
           </w:p>
         </w:tc>
         <w:tc>
           <w:tcPr>
-            <w:tcW w:type="dxa" w:w="1728"/>
+            <w:tcW w:type="dxa" w:w="3280"/>
           </w:tcPr>
           <w:p>
+            <w:r/>
             <w:r>
-              <w:t>25,954.1</w:t>
+              <w:rPr>
+                <w:b w:val="0"/>
+                <w:sz w:val="19"/>
+              </w:rPr>
+              <w:t>양호</w:t>
             </w:r>
           </w:p>
         </w:tc>
         <w:tc>
           <w:tcPr>
-            <w:tcW w:type="dxa" w:w="1728"/>
+            <w:tcW w:type="dxa" w:w="3280"/>
           </w:tcPr>
           <w:p>
+            <w:r/>
             <w:r>
-              <w:t>1.52</w:t>
-            </w:r>
-          </w:p>
-        </w:tc>
-        <w:tc>
-          <w:tcPr>
-            <w:tcW w:type="dxa" w:w="1728"/>
-          </w:tcPr>
-          <w:p>
-            <w:r>
-              <w:t>12</w:t>
-            </w:r>
-          </w:p>
-        </w:tc>
-        <w:tc>
-          <w:tcPr>
-            <w:tcW w:type="dxa" w:w="1728"/>
-          </w:tcPr>
-          <w:p>
-            <w:r>
-              <w:t>88.24%</w:t>
+              <w:rPr>
+                <w:b w:val="0"/>
+                <w:sz w:val="19"/>
+              </w:rPr>
+              <w:t>연구 공백, RQ1~RQ4, 결과의 연결이 잘 보임</w:t>
             </w:r>
           </w:p>
         </w:tc>
@@ -560,51 +253,46 @@
       <w:tr>
         <w:tc>
           <w:tcPr>
-            <w:tcW w:type="dxa" w:w="1728"/>
+            <w:tcW w:type="dxa" w:w="3280"/>
           </w:tcPr>
           <w:p>
+            <w:r/>
             <w:r>
-              <w:t>0.5</w:t>
+              <w:rPr>
+                <w:b w:val="0"/>
+                <w:sz w:val="19"/>
+              </w:rPr>
+              <w:t>독창성</w:t>
             </w:r>
           </w:p>
         </w:tc>
         <w:tc>
           <w:tcPr>
-            <w:tcW w:type="dxa" w:w="1728"/>
+            <w:tcW w:type="dxa" w:w="3280"/>
           </w:tcPr>
           <w:p>
+            <w:r/>
             <w:r>
-              <w:t>15,706.8</w:t>
+              <w:rPr>
+                <w:b w:val="0"/>
+                <w:sz w:val="19"/>
+              </w:rPr>
+              <w:t>보통 이상</w:t>
             </w:r>
           </w:p>
         </w:tc>
         <w:tc>
           <w:tcPr>
-            <w:tcW w:type="dxa" w:w="1728"/>
+            <w:tcW w:type="dxa" w:w="3280"/>
           </w:tcPr>
           <w:p>
+            <w:r/>
             <w:r>
-              <w:t>29.53</w:t>
-            </w:r>
-          </w:p>
-        </w:tc>
-        <w:tc>
-          <w:tcPr>
-            <w:tcW w:type="dxa" w:w="1728"/>
-          </w:tcPr>
-          <w:p>
-            <w:r>
-              <w:t>137</w:t>
-            </w:r>
-          </w:p>
-        </w:tc>
-        <w:tc>
-          <w:tcPr>
-            <w:tcW w:type="dxa" w:w="1728"/>
-          </w:tcPr>
-          <w:p>
-            <w:r>
-              <w:t>58.98%</w:t>
+              <w:rPr>
+                <w:b w:val="0"/>
+                <w:sz w:val="19"/>
+              </w:rPr>
+              <w:t>용량 추적과 동적 가중치의 결합은 의미가 있으나 개별 기술은 기존 기법에 가까움</w:t>
             </w:r>
           </w:p>
         </w:tc>
@@ -612,51 +300,46 @@
       <w:tr>
         <w:tc>
           <w:tcPr>
-            <w:tcW w:type="dxa" w:w="1728"/>
+            <w:tcW w:type="dxa" w:w="3280"/>
           </w:tcPr>
           <w:p>
+            <w:r/>
             <w:r>
-              <w:t>0.75</w:t>
+              <w:rPr>
+                <w:b w:val="0"/>
+                <w:sz w:val="19"/>
+              </w:rPr>
+              <w:t>기술적 완결성</w:t>
             </w:r>
           </w:p>
         </w:tc>
         <w:tc>
           <w:tcPr>
-            <w:tcW w:type="dxa" w:w="1728"/>
+            <w:tcW w:type="dxa" w:w="3280"/>
           </w:tcPr>
           <w:p>
+            <w:r/>
             <w:r>
-              <w:t>10,395.5</w:t>
+              <w:rPr>
+                <w:b w:val="0"/>
+                <w:sz w:val="19"/>
+              </w:rPr>
+              <w:t>보통 이하</w:t>
             </w:r>
           </w:p>
         </w:tc>
         <w:tc>
           <w:tcPr>
-            <w:tcW w:type="dxa" w:w="1728"/>
+            <w:tcW w:type="dxa" w:w="3280"/>
           </w:tcPr>
           <w:p>
+            <w:r/>
             <w:r>
-              <w:t>62.61</w:t>
-            </w:r>
-          </w:p>
-        </w:tc>
-        <w:tc>
-          <w:tcPr>
-            <w:tcW w:type="dxa" w:w="1728"/>
-          </w:tcPr>
-          <w:p>
-            <w:r>
-              <w:t>204</w:t>
-            </w:r>
-          </w:p>
-        </w:tc>
-        <w:tc>
-          <w:tcPr>
-            <w:tcW w:type="dxa" w:w="1728"/>
-          </w:tcPr>
-          <w:p>
-            <w:r>
-              <w:t>39.60%</w:t>
+              <w:rPr>
+                <w:b w:val="0"/>
+                <w:sz w:val="19"/>
+              </w:rPr>
+              <w:t>상한 예외 227건 때문에 하드 용량을 만족하는 실행 가능 정책은 아님</w:t>
             </w:r>
           </w:p>
         </w:tc>
@@ -664,51 +347,46 @@
       <w:tr>
         <w:tc>
           <w:tcPr>
-            <w:tcW w:type="dxa" w:w="1728"/>
+            <w:tcW w:type="dxa" w:w="3280"/>
           </w:tcPr>
           <w:p>
+            <w:r/>
             <w:r>
-              <w:t>1.0</w:t>
+              <w:rPr>
+                <w:b w:val="0"/>
+                <w:sz w:val="19"/>
+              </w:rPr>
+              <w:t>실험 타당성</w:t>
             </w:r>
           </w:p>
         </w:tc>
         <w:tc>
           <w:tcPr>
-            <w:tcW w:type="dxa" w:w="1728"/>
+            <w:tcW w:type="dxa" w:w="3280"/>
           </w:tcPr>
           <w:p>
+            <w:r/>
             <w:r>
-              <w:t>10,055.5</w:t>
+              <w:rPr>
+                <w:b w:val="0"/>
+                <w:sz w:val="19"/>
+              </w:rPr>
+              <w:t>취약</w:t>
             </w:r>
           </w:p>
         </w:tc>
         <w:tc>
           <w:tcPr>
-            <w:tcW w:type="dxa" w:w="1728"/>
+            <w:tcW w:type="dxa" w:w="3280"/>
           </w:tcPr>
           <w:p>
+            <w:r/>
             <w:r>
-              <w:t>114.40</w:t>
-            </w:r>
-          </w:p>
-        </w:tc>
-        <w:tc>
-          <w:tcPr>
-            <w:tcW w:type="dxa" w:w="1728"/>
-          </w:tcPr>
-          <w:p>
-            <w:r>
-              <w:t>238</w:t>
-            </w:r>
-          </w:p>
-        </w:tc>
-        <w:tc>
-          <w:tcPr>
-            <w:tcW w:type="dxa" w:w="1728"/>
-          </w:tcPr>
-          <w:p>
-            <w:r>
-              <w:t>13.01%</w:t>
+              <w:rPr>
+                <w:b w:val="0"/>
+                <w:sz w:val="19"/>
+              </w:rPr>
+              <w:t>합성 워크로드와 인위적으로 설정한 동일 용량에 결과가 크게 의존함</w:t>
             </w:r>
           </w:p>
         </w:tc>
@@ -716,437 +394,996 @@
       <w:tr>
         <w:tc>
           <w:tcPr>
-            <w:tcW w:type="dxa" w:w="1728"/>
+            <w:tcW w:type="dxa" w:w="3280"/>
           </w:tcPr>
           <w:p>
+            <w:r/>
             <w:r>
-              <w:t>auto (무릎점)</w:t>
+              <w:rPr>
+                <w:b w:val="0"/>
+                <w:sz w:val="19"/>
+              </w:rPr>
+              <w:t>재현성</w:t>
             </w:r>
           </w:p>
         </w:tc>
         <w:tc>
           <w:tcPr>
-            <w:tcW w:type="dxa" w:w="1728"/>
+            <w:tcW w:type="dxa" w:w="3280"/>
           </w:tcPr>
           <w:p>
+            <w:r/>
             <w:r>
-              <w:t>12,592.4</w:t>
+              <w:rPr>
+                <w:b w:val="0"/>
+                <w:sz w:val="19"/>
+              </w:rPr>
+              <w:t>취약</w:t>
             </w:r>
           </w:p>
         </w:tc>
         <w:tc>
           <w:tcPr>
-            <w:tcW w:type="dxa" w:w="1728"/>
+            <w:tcW w:type="dxa" w:w="3280"/>
           </w:tcPr>
           <w:p>
+            <w:r/>
             <w:r>
-              <w:t>36.22</w:t>
+              <w:rPr>
+                <w:b w:val="0"/>
+                <w:sz w:val="19"/>
+              </w:rPr>
+              <w:t>작업 실행시간 분포, LSTM 학습 조건, solver와 수행시간 등의 정보가 부족함</w:t>
+            </w:r>
+          </w:p>
+        </w:tc>
+      </w:tr>
+    </w:tbl>
+    <w:p/>
+    <w:p>
+      <w:pPr>
+        <w:spacing w:after="120" w:before="120"/>
+      </w:pPr>
+      <w:r>
+        <w:rPr>
+          <w:b/>
+          <w:sz w:val="23"/>
+        </w:rPr>
+        <w:t>가장 크게 지적될 가능성이 높은 사항</w:t>
+      </w:r>
+    </w:p>
+    <w:p>
+      <w:pPr>
+        <w:spacing w:after="60" w:before="140"/>
+      </w:pPr>
+      <w:r>
+        <w:rPr>
+          <w:b/>
+          <w:sz w:val="21"/>
+        </w:rPr>
+        <w:t>1. 핵심 주장과 실제 정책 사이의 거리</w:t>
+      </w:r>
+    </w:p>
+    <w:p>
+      <w:pPr>
+        <w:spacing w:after="60" w:before="0"/>
+      </w:pPr>
+      <w:r>
+        <w:rPr>
+          <w:b w:val="0"/>
+          <w:sz w:val="21"/>
+        </w:rPr>
+        <w:t>CAST는 용량을 고려하지만 용량을 항상 만족시키지는 않습니다. 227건의 예외와 최대 동시 실행 17건이 발생하므로, 심사자는 “용량 제약 스케줄러가 아니라 소프트 상한을 사용하는 마감 우선 정책”이라고 평가할 수 있습니다. 현재 원고가 이를 숨기지는 않지만, 핵심 기여가 약해 보일 가능성은 남아 있습니다.</w:t>
+      </w:r>
+    </w:p>
+    <w:p>
+      <w:pPr>
+        <w:spacing w:after="60" w:before="140"/>
+      </w:pPr>
+      <w:r>
+        <w:rPr>
+          <w:b/>
+          <w:sz w:val="21"/>
+        </w:rPr>
+        <w:t>2. 합성 워크로드 의존성</w:t>
+      </w:r>
+    </w:p>
+    <w:p>
+      <w:pPr>
+        <w:spacing w:after="60" w:before="0"/>
+      </w:pPr>
+      <w:r>
+        <w:rPr>
+          <w:b w:val="0"/>
+          <w:sz w:val="21"/>
+        </w:rPr>
+        <w:t>하루 50건, 리전별 동일 발생률, 동일 용량, 작업당 1kW라는 설정이 결과를 좌우합니다. 특히 명목 용량 16을 기준 정책의 최대 동시 실행 수로부터 정한 부분은 실험 결과에 맞춘 설정으로 보일 수 있습니다. 여러 부하 수준과 비대칭 리전 용량을 추가해야 설득력이 생깁니다.</w:t>
+      </w:r>
+    </w:p>
+    <w:p>
+      <w:pPr>
+        <w:spacing w:after="60" w:before="140"/>
+      </w:pPr>
+      <w:r>
+        <w:rPr>
+          <w:b/>
+          <w:sz w:val="21"/>
+        </w:rPr>
+        <w:t>3. 재현에 필요한 실험 조건 부족</w:t>
+      </w:r>
+    </w:p>
+    <w:p>
+      <w:pPr>
+        <w:spacing w:after="60" w:before="0"/>
+      </w:pPr>
+      <w:r>
+        <w:rPr>
+          <w:b w:val="0"/>
+          <w:sz w:val="21"/>
+        </w:rPr>
+        <w:t>가장 위험한 누락은 작업 실행시간 d_j의 분포입니다. 이 값은 용량 점유와 배출량 모두를 결정하지만 현재 본문에서 생성 방식이 명확하지 않습니다. LSTM의 학습·검증·시험 기간, 정규화, 손실함수, optimizer, epoch, 조기 종료 조건도 필요합니다.</w:t>
+      </w:r>
+    </w:p>
+    <w:p>
+      <w:pPr>
+        <w:spacing w:after="60" w:before="140"/>
+      </w:pPr>
+      <w:r>
+        <w:rPr>
+          <w:b/>
+          <w:sz w:val="21"/>
+        </w:rPr>
+        <w:t>4. 동적 가중치 검증 부족</w:t>
+      </w:r>
+    </w:p>
+    <w:p>
+      <w:pPr>
+        <w:spacing w:after="60" w:before="0"/>
+      </w:pPr>
+      <w:r>
+        <w:rPr>
+          <w:b w:val="0"/>
+          <w:sz w:val="21"/>
+        </w:rPr>
+        <w:t>현재 핵심 결과는 동적 가중치와 고정 α=0.5의 비교입니다. 심사자는 “왜 0.5만 비교했는가”라고 물을 가능성이 큽니다. 고정 가중치 전체 탐색에서 가장 좋은 결과와 비교하고, 시간대·리전별 선택 분포와 지연 증가까지 함께 제시해야 합니다.</w:t>
+      </w:r>
+    </w:p>
+    <w:p>
+      <w:pPr>
+        <w:spacing w:after="60" w:before="140"/>
+      </w:pPr>
+      <w:r>
+        <w:rPr>
+          <w:b/>
+          <w:sz w:val="21"/>
+        </w:rPr>
+        <w:t>5. 선행 정책 비교의 공정성</w:t>
+      </w:r>
+    </w:p>
+    <w:p>
+      <w:pPr>
+        <w:spacing w:after="60" w:before="0"/>
+      </w:pPr>
+      <w:r>
+        <w:rPr>
+          <w:b w:val="0"/>
+          <w:sz w:val="21"/>
+        </w:rPr>
+        <w:t>CASPER와 Sukprasert 정책의 95~96% 절감률과 대규모 상한 초과는 인상적이지만, 원 논문의 목적함수와 워크로드가 다릅니다. 재구현 세부사항이나 설정 대응표가 부족하면 “CAST에 유리하게 변형된 비교”라는 지적을 받을 수 있습니다.</w:t>
+      </w:r>
+    </w:p>
+    <w:p>
+      <w:pPr>
+        <w:spacing w:after="60" w:before="140"/>
+      </w:pPr>
+      <w:r>
+        <w:rPr>
+          <w:b/>
+          <w:sz w:val="21"/>
+        </w:rPr>
+        <w:t>6. 실용성·계산비용 평가 부재</w:t>
+      </w:r>
+    </w:p>
+    <w:p>
+      <w:pPr>
+        <w:spacing w:after="60" w:before="0"/>
+      </w:pPr>
+      <w:r>
+        <w:rPr>
+          <w:b w:val="0"/>
+          <w:sz w:val="21"/>
+        </w:rPr>
+        <w:t>슬롯마다 11개의 정수계획 문제를 푸는데 수행시간, solver, 하드웨어, 최적성 허용오차가 없습니다. 온라인 정책을 주장하려면 슬롯당 평균·최대 계산시간과 작업 수 증가에 따른 확장성 결과가 필요합니다.</w:t>
+      </w:r>
+    </w:p>
+    <w:p>
+      <w:pPr>
+        <w:spacing w:after="120" w:before="240"/>
+      </w:pPr>
+      <w:r>
+        <w:rPr>
+          <w:b/>
+          <w:sz w:val="23"/>
+        </w:rPr>
+        <w:t>현실적인 예상</w:t>
+      </w:r>
+    </w:p>
+    <w:p>
+      <w:pPr>
+        <w:spacing w:after="40" w:before="0"/>
+      </w:pPr>
+      <w:r>
+        <w:rPr>
+          <w:b w:val="0"/>
+          <w:sz w:val="21"/>
+        </w:rPr>
+        <w:t>· 우호적인 심사자: 수정 후 재심</w:t>
+      </w:r>
+    </w:p>
+    <w:p>
+      <w:pPr>
+        <w:spacing w:after="40" w:before="0"/>
+      </w:pPr>
+      <w:r>
+        <w:rPr>
+          <w:b w:val="0"/>
+          <w:sz w:val="21"/>
+        </w:rPr>
+        <w:t>· 방법론에 엄격한 심사자: 게재 불가 후 보완 재투고</w:t>
+      </w:r>
+    </w:p>
+    <w:p>
+      <w:pPr>
+        <w:spacing w:after="40" w:before="0"/>
+      </w:pPr>
+      <w:r>
+        <w:rPr>
+          <w:b w:val="0"/>
+          <w:sz w:val="21"/>
+        </w:rPr>
+        <w:t>· 현재 상태에서 바로 게재: 가능성 낮음</w:t>
+      </w:r>
+    </w:p>
+    <w:p>
+      <w:pPr>
+        <w:spacing w:after="80" w:before="160"/>
+      </w:pPr>
+      <w:r>
+        <w:rPr>
+          <w:b w:val="0"/>
+          <w:sz w:val="21"/>
+        </w:rPr>
+        <w:t>가장 효과적인 보완은 문장을 더 다듬는 것이 아니라, 작업 생성 조건과 LSTM 학습 조건 명시 → 최적 고정 가중치와 비교 → 부하·용량 민감도 확대 → 계산시간 보고 순서입니다. 이 네 가지를 보강하면 '수정 후 재심'에서 '게재 가능' 쪽으로 상당히 이동할 수 있습니다.</w:t>
+      </w:r>
+    </w:p>
+    <w:p>
+      <w:r>
+        <w:br w:type="page"/>
+      </w:r>
+    </w:p>
+    <w:p>
+      <w:pPr>
+        <w:spacing w:after="80" w:before="0"/>
+      </w:pPr>
+      <w:r>
+        <w:rPr>
+          <w:b/>
+          <w:sz w:val="26"/>
+        </w:rPr>
+        <w:t>2. JOK 심사의견서 — 심사자가 무엇을 보는가</w:t>
+      </w:r>
+    </w:p>
+    <w:p>
+      <w:pPr>
+        <w:spacing w:after="240" w:before="0"/>
+      </w:pPr>
+      <w:r>
+        <w:rPr>
+          <w:b w:val="0"/>
+          <w:sz w:val="18"/>
+        </w:rPr>
+        <w:t>출처: 정보과학회논문지 Guide for Reviewers (jok.kiise.or.kr)</w:t>
+      </w:r>
+    </w:p>
+    <w:p>
+      <w:pPr>
+        <w:spacing w:after="100" w:before="80"/>
+      </w:pPr>
+      <w:r>
+        <w:rPr>
+          <w:b/>
+          <w:sz w:val="23"/>
+        </w:rPr>
+        <w:t>심사 방식</w:t>
+      </w:r>
+    </w:p>
+    <w:p>
+      <w:pPr>
+        <w:spacing w:after="240" w:before="0"/>
+      </w:pPr>
+      <w:r>
+        <w:rPr>
+          <w:b w:val="0"/>
+          <w:sz w:val="21"/>
+        </w:rPr>
+        <w:t>JOK는 이중 맹검(double-blind) 심사를 쓴다. 전문 심사자 세 명이 저자가 누구인지 모르는 상태에서, 저자도 심사자가 누구인지 모르는 상태에서 원고를 평가한다. 저자는 익명이 유지되도록 원고를 준비해야 한다. 심사자는 부편집인이 전문성을 보고 고르며, 투고물의 과학적 수준을 평가한다.</w:t>
+      </w:r>
+    </w:p>
+    <w:p>
+      <w:pPr>
+        <w:spacing w:after="100" w:before="80"/>
+      </w:pPr>
+      <w:r>
+        <w:rPr>
+          <w:b/>
+          <w:sz w:val="23"/>
+        </w:rPr>
+        <w:t>심사자가 점수와 의견을 주는 항목</w:t>
+      </w:r>
+    </w:p>
+    <w:tbl>
+      <w:tblPr>
+        <w:tblStyle w:val="TableGrid"/>
+        <w:tblW w:type="auto" w:w="0"/>
+        <w:tblLook w:firstColumn="1" w:firstRow="1" w:lastColumn="0" w:lastRow="0" w:noHBand="0" w:noVBand="1" w:val="04A0"/>
+      </w:tblPr>
+      <w:tblGrid>
+        <w:gridCol w:w="4920"/>
+        <w:gridCol w:w="4920"/>
+      </w:tblGrid>
+      <w:tr>
+        <w:tc>
+          <w:tcPr>
+            <w:tcW w:type="dxa" w:w="4920"/>
+          </w:tcPr>
+          <w:p>
+            <w:r/>
+            <w:r>
+              <w:rPr>
+                <w:b/>
+                <w:sz w:val="19"/>
+              </w:rPr>
+              <w:t>항목</w:t>
             </w:r>
           </w:p>
         </w:tc>
         <w:tc>
           <w:tcPr>
-            <w:tcW w:type="dxa" w:w="1728"/>
+            <w:tcW w:type="dxa" w:w="4920"/>
           </w:tcPr>
           <w:p>
+            <w:r/>
             <w:r>
-              <w:t>137</w:t>
+              <w:rPr>
+                <w:b/>
+                <w:sz w:val="19"/>
+              </w:rPr>
+              <w:t>원문</w:t>
+            </w:r>
+          </w:p>
+        </w:tc>
+      </w:tr>
+      <w:tr>
+        <w:tc>
+          <w:tcPr>
+            <w:tcW w:type="dxa" w:w="4920"/>
+          </w:tcPr>
+          <w:p>
+            <w:r/>
+            <w:r>
+              <w:rPr>
+                <w:b w:val="0"/>
+                <w:sz w:val="19"/>
+              </w:rPr>
+              <w:t>JOK 적합성</w:t>
             </w:r>
           </w:p>
         </w:tc>
         <w:tc>
           <w:tcPr>
-            <w:tcW w:type="dxa" w:w="1728"/>
+            <w:tcW w:type="dxa" w:w="4920"/>
           </w:tcPr>
           <w:p>
+            <w:r/>
             <w:r>
-              <w:t>56.34%</w:t>
+              <w:rPr>
+                <w:b w:val="0"/>
+                <w:sz w:val="19"/>
+              </w:rPr>
+              <w:t>the manuscript's appropriateness for JOK</w:t>
+            </w:r>
+          </w:p>
+        </w:tc>
+      </w:tr>
+      <w:tr>
+        <w:tc>
+          <w:tcPr>
+            <w:tcW w:type="dxa" w:w="4920"/>
+          </w:tcPr>
+          <w:p>
+            <w:r/>
+            <w:r>
+              <w:rPr>
+                <w:b w:val="0"/>
+                <w:sz w:val="19"/>
+              </w:rPr>
+              <w:t>연구의 질과 결과</w:t>
+            </w:r>
+          </w:p>
+        </w:tc>
+        <w:tc>
+          <w:tcPr>
+            <w:tcW w:type="dxa" w:w="4920"/>
+          </w:tcPr>
+          <w:p>
+            <w:r/>
+            <w:r>
+              <w:rPr>
+                <w:b w:val="0"/>
+                <w:sz w:val="19"/>
+              </w:rPr>
+              <w:t>research quality and results</w:t>
+            </w:r>
+          </w:p>
+        </w:tc>
+      </w:tr>
+      <w:tr>
+        <w:tc>
+          <w:tcPr>
+            <w:tcW w:type="dxa" w:w="4920"/>
+          </w:tcPr>
+          <w:p>
+            <w:r/>
+            <w:r>
+              <w:rPr>
+                <w:b w:val="0"/>
+                <w:sz w:val="19"/>
+              </w:rPr>
+              <w:t>방법론</w:t>
+            </w:r>
+          </w:p>
+        </w:tc>
+        <w:tc>
+          <w:tcPr>
+            <w:tcW w:type="dxa" w:w="4920"/>
+          </w:tcPr>
+          <w:p>
+            <w:r/>
+            <w:r>
+              <w:rPr>
+                <w:b w:val="0"/>
+                <w:sz w:val="19"/>
+              </w:rPr>
+              <w:t>methodology</w:t>
+            </w:r>
+          </w:p>
+        </w:tc>
+      </w:tr>
+      <w:tr>
+        <w:tc>
+          <w:tcPr>
+            <w:tcW w:type="dxa" w:w="4920"/>
+          </w:tcPr>
+          <w:p>
+            <w:r/>
+            <w:r>
+              <w:rPr>
+                <w:b w:val="0"/>
+                <w:sz w:val="19"/>
+              </w:rPr>
+              <w:t>실험 절차</w:t>
+            </w:r>
+          </w:p>
+        </w:tc>
+        <w:tc>
+          <w:tcPr>
+            <w:tcW w:type="dxa" w:w="4920"/>
+          </w:tcPr>
+          <w:p>
+            <w:r/>
+            <w:r>
+              <w:rPr>
+                <w:b w:val="0"/>
+                <w:sz w:val="19"/>
+              </w:rPr>
+              <w:t>experimental procedures</w:t>
+            </w:r>
+          </w:p>
+        </w:tc>
+      </w:tr>
+      <w:tr>
+        <w:tc>
+          <w:tcPr>
+            <w:tcW w:type="dxa" w:w="4920"/>
+          </w:tcPr>
+          <w:p>
+            <w:r/>
+            <w:r>
+              <w:rPr>
+                <w:b w:val="0"/>
+                <w:sz w:val="19"/>
+              </w:rPr>
+              <w:t>분석</w:t>
+            </w:r>
+          </w:p>
+        </w:tc>
+        <w:tc>
+          <w:tcPr>
+            <w:tcW w:type="dxa" w:w="4920"/>
+          </w:tcPr>
+          <w:p>
+            <w:r/>
+            <w:r>
+              <w:rPr>
+                <w:b w:val="0"/>
+                <w:sz w:val="19"/>
+              </w:rPr>
+              <w:t>analysis</w:t>
+            </w:r>
+          </w:p>
+        </w:tc>
+      </w:tr>
+      <w:tr>
+        <w:tc>
+          <w:tcPr>
+            <w:tcW w:type="dxa" w:w="4920"/>
+          </w:tcPr>
+          <w:p>
+            <w:r/>
+            <w:r>
+              <w:rPr>
+                <w:b w:val="0"/>
+                <w:sz w:val="19"/>
+              </w:rPr>
+              <w:t>제시한 가설의 중요성과 타당성</w:t>
+            </w:r>
+          </w:p>
+        </w:tc>
+        <w:tc>
+          <w:tcPr>
+            <w:tcW w:type="dxa" w:w="4920"/>
+          </w:tcPr>
+          <w:p>
+            <w:r/>
+            <w:r>
+              <w:rPr>
+                <w:b w:val="0"/>
+                <w:sz w:val="19"/>
+              </w:rPr>
+              <w:t>the importance and soundness of proposed hypotheses</w:t>
+            </w:r>
+          </w:p>
+        </w:tc>
+      </w:tr>
+      <w:tr>
+        <w:tc>
+          <w:tcPr>
+            <w:tcW w:type="dxa" w:w="4920"/>
+          </w:tcPr>
+          <w:p>
+            <w:r/>
+            <w:r>
+              <w:rPr>
+                <w:b w:val="0"/>
+                <w:sz w:val="19"/>
+              </w:rPr>
+              <w:t>재현 가능성</w:t>
+            </w:r>
+          </w:p>
+        </w:tc>
+        <w:tc>
+          <w:tcPr>
+            <w:tcW w:type="dxa" w:w="4920"/>
+          </w:tcPr>
+          <w:p>
+            <w:r/>
+            <w:r>
+              <w:rPr>
+                <w:b w:val="0"/>
+                <w:sz w:val="19"/>
+              </w:rPr>
+              <w:t>the potential for replication</w:t>
             </w:r>
           </w:p>
         </w:tc>
       </w:tr>
     </w:tbl>
+    <w:p/>
     <w:p>
+      <w:pPr>
+        <w:spacing w:after="100" w:before="80"/>
+      </w:pPr>
       <w:r>
         <w:rPr>
-          <w:b w:val="0"/>
+          <w:b/>
+          <w:sz w:val="23"/>
         </w:rPr>
+        <w:t>판정 네 가지</w:t>
+      </w:r>
+    </w:p>
+    <w:tbl>
+      <w:tblPr>
+        <w:tblStyle w:val="TableGrid"/>
+        <w:tblW w:type="auto" w:w="0"/>
+        <w:tblLook w:firstColumn="1" w:firstRow="1" w:lastColumn="0" w:lastRow="0" w:noHBand="0" w:noVBand="1" w:val="04A0"/>
+      </w:tblPr>
+      <w:tblGrid>
+        <w:gridCol w:w="3280"/>
+        <w:gridCol w:w="3280"/>
+        <w:gridCol w:w="3280"/>
+      </w:tblGrid>
+      <w:tr>
+        <w:tc>
+          <w:tcPr>
+            <w:tcW w:type="dxa" w:w="3280"/>
+          </w:tcPr>
+          <w:p>
+            <w:r/>
+            <w:r>
+              <w:rPr>
+                <w:b/>
+                <w:sz w:val="19"/>
+              </w:rPr>
+              <w:t>판정</w:t>
+            </w:r>
+          </w:p>
+        </w:tc>
+        <w:tc>
+          <w:tcPr>
+            <w:tcW w:type="dxa" w:w="3280"/>
+          </w:tcPr>
+          <w:p>
+            <w:r/>
+            <w:r>
+              <w:rPr>
+                <w:b/>
+                <w:sz w:val="19"/>
+              </w:rPr>
+              <w:t>원문</w:t>
+            </w:r>
+          </w:p>
+        </w:tc>
+        <w:tc>
+          <w:tcPr>
+            <w:tcW w:type="dxa" w:w="3280"/>
+          </w:tcPr>
+          <w:p>
+            <w:r/>
+            <w:r>
+              <w:rPr>
+                <w:b/>
+                <w:sz w:val="19"/>
+              </w:rPr>
+              <w:t>뜻</w:t>
+            </w:r>
+          </w:p>
+        </w:tc>
+      </w:tr>
+      <w:tr>
+        <w:tc>
+          <w:tcPr>
+            <w:tcW w:type="dxa" w:w="3280"/>
+          </w:tcPr>
+          <w:p>
+            <w:r/>
+            <w:r>
+              <w:rPr>
+                <w:b w:val="0"/>
+                <w:sz w:val="19"/>
+              </w:rPr>
+              <w:t>Accept</w:t>
+            </w:r>
+          </w:p>
+        </w:tc>
+        <w:tc>
+          <w:tcPr>
+            <w:tcW w:type="dxa" w:w="3280"/>
+          </w:tcPr>
+          <w:p>
+            <w:r/>
+            <w:r>
+              <w:rPr>
+                <w:b w:val="0"/>
+                <w:sz w:val="19"/>
+              </w:rPr>
+              <w:t>Publish as is</w:t>
+            </w:r>
+          </w:p>
+        </w:tc>
+        <w:tc>
+          <w:tcPr>
+            <w:tcW w:type="dxa" w:w="3280"/>
+          </w:tcPr>
+          <w:p>
+            <w:r/>
+            <w:r>
+              <w:rPr>
+                <w:b w:val="0"/>
+                <w:sz w:val="19"/>
+              </w:rPr>
+              <w:t>그대로 게재</w:t>
+            </w:r>
+          </w:p>
+        </w:tc>
+      </w:tr>
+      <w:tr>
+        <w:tc>
+          <w:tcPr>
+            <w:tcW w:type="dxa" w:w="3280"/>
+          </w:tcPr>
+          <w:p>
+            <w:r/>
+            <w:r>
+              <w:rPr>
+                <w:b w:val="0"/>
+                <w:sz w:val="19"/>
+              </w:rPr>
+              <w:t>Minor Revisions</w:t>
+            </w:r>
+          </w:p>
+        </w:tc>
+        <w:tc>
+          <w:tcPr>
+            <w:tcW w:type="dxa" w:w="3280"/>
+          </w:tcPr>
+          <w:p>
+            <w:r/>
+            <w:r>
+              <w:rPr>
+                <w:b w:val="0"/>
+                <w:sz w:val="19"/>
+              </w:rPr>
+              <w:t>Publish as is after modification</w:t>
+            </w:r>
+          </w:p>
+        </w:tc>
+        <w:tc>
+          <w:tcPr>
+            <w:tcW w:type="dxa" w:w="3280"/>
+          </w:tcPr>
+          <w:p>
+            <w:r/>
+            <w:r>
+              <w:rPr>
+                <w:b w:val="0"/>
+                <w:sz w:val="19"/>
+              </w:rPr>
+              <w:t>수정 후 게재</w:t>
+            </w:r>
+          </w:p>
+        </w:tc>
+      </w:tr>
+      <w:tr>
+        <w:tc>
+          <w:tcPr>
+            <w:tcW w:type="dxa" w:w="3280"/>
+          </w:tcPr>
+          <w:p>
+            <w:r/>
+            <w:r>
+              <w:rPr>
+                <w:b w:val="0"/>
+                <w:sz w:val="19"/>
+              </w:rPr>
+              <w:t>Major Revisions</w:t>
+            </w:r>
+          </w:p>
+        </w:tc>
+        <w:tc>
+          <w:tcPr>
+            <w:tcW w:type="dxa" w:w="3280"/>
+          </w:tcPr>
+          <w:p>
+            <w:r/>
+            <w:r>
+              <w:rPr>
+                <w:b w:val="0"/>
+                <w:sz w:val="19"/>
+              </w:rPr>
+              <w:t>Re-examine after modification</w:t>
+            </w:r>
+          </w:p>
+        </w:tc>
+        <w:tc>
+          <w:tcPr>
+            <w:tcW w:type="dxa" w:w="3280"/>
+          </w:tcPr>
+          <w:p>
+            <w:r/>
+            <w:r>
+              <w:rPr>
+                <w:b w:val="0"/>
+                <w:sz w:val="19"/>
+              </w:rPr>
+              <w:t>수정 후 재심</w:t>
+            </w:r>
+          </w:p>
+        </w:tc>
+      </w:tr>
+      <w:tr>
+        <w:tc>
+          <w:tcPr>
+            <w:tcW w:type="dxa" w:w="3280"/>
+          </w:tcPr>
+          <w:p>
+            <w:r/>
+            <w:r>
+              <w:rPr>
+                <w:b w:val="0"/>
+                <w:sz w:val="19"/>
+              </w:rPr>
+              <w:t>Reject</w:t>
+            </w:r>
+          </w:p>
+        </w:tc>
+        <w:tc>
+          <w:tcPr>
+            <w:tcW w:type="dxa" w:w="3280"/>
+          </w:tcPr>
+          <w:p>
+            <w:r/>
+            <w:r>
+              <w:rPr>
+                <w:b w:val="0"/>
+                <w:sz w:val="19"/>
+              </w:rPr>
+              <w:t>not suitable for JOK publication</w:t>
+            </w:r>
+          </w:p>
+        </w:tc>
+        <w:tc>
+          <w:tcPr>
+            <w:tcW w:type="dxa" w:w="3280"/>
+          </w:tcPr>
+          <w:p>
+            <w:r/>
+            <w:r>
+              <w:rPr>
+                <w:b w:val="0"/>
+                <w:sz w:val="19"/>
+              </w:rPr>
+              <w:t>게재 불가</w:t>
+            </w:r>
+          </w:p>
+        </w:tc>
+      </w:tr>
+    </w:tbl>
+    <w:p/>
+    <w:p>
+      <w:pPr>
+        <w:spacing w:after="100" w:before="80"/>
+      </w:pPr>
+      <w:r>
+        <w:rPr>
+          <w:b/>
+          <w:sz w:val="23"/>
+        </w:rPr>
+        <w:t>심사자의 의무</w:t>
       </w:r>
     </w:p>
     <w:p>
       <w:pPr>
-        <w:pStyle w:val="ListBullet"/>
+        <w:spacing w:after="40" w:before="100"/>
       </w:pPr>
       <w:r>
-        <w:t>고정 α=0.75가 무릎점보다 탄소는 더 줄인다(10,395.5 &lt; 12,592.4). 그러나 지연을 62.61 ms 로 무릎점(36.22 ms)의 1.7배 쓴다.</w:t>
+        <w:rPr>
+          <w:b/>
+          <w:sz w:val="21"/>
+        </w:rPr>
+        <w:t>· 기밀 유지</w:t>
       </w:r>
     </w:p>
     <w:p>
       <w:pPr>
-        <w:pStyle w:val="ListBullet"/>
+        <w:spacing w:after="40" w:before="0"/>
       </w:pPr>
       <w:r>
-        <w:t>α가 높을수록 탄소가 주는 것은 설계상 당연하다. 본 연구가 보이려는 것은 탄소 최소가 아니라 탄소–지연 균형점이고, 그 균형점이 무릎점이다.</w:t>
+        <w:rPr>
+          <w:b w:val="0"/>
+          <w:sz w:val="21"/>
+        </w:rPr>
+        <w:t xml:space="preserve">   심사용으로 받은 원고는 기밀 문서로 다루어야 하며, 편집인이 허락한 경우를 빼고 타인에게 보여 주거나 논의해서는 안 된다.</w:t>
       </w:r>
     </w:p>
     <w:p>
       <w:pPr>
-        <w:pStyle w:val="ListBullet"/>
+        <w:spacing w:after="40" w:before="100"/>
       </w:pPr>
       <w:r>
-        <w:t>따라서 표에 지연을 함께 싣는 것 자체가 "왜 0.5만 비교했는가"에 대한 답이 된다. 0.75는 "이긴 것"이 아니라 "지연을 두 배 쓰고 얻은 것"이다.</w:t>
+        <w:rPr>
+          <w:b/>
+          <w:sz w:val="21"/>
+        </w:rPr>
+        <w:t>· 신속한 처리와 편집 결정 지원</w:t>
       </w:r>
     </w:p>
     <w:p>
       <w:pPr>
-        <w:pStyle w:val="ListBullet"/>
+        <w:spacing w:after="40" w:before="0"/>
       </w:pPr>
       <w:r>
-        <w:t>위 수치는 integrate_gco2 회계다. 논문 정본은 mean_carbon 회계(기준 29,225.6 kg)이므로 본문에 실을 때는 정본 회계로 다시 내야 한다.</w:t>
-      </w:r>
-    </w:p>
-    <w:p>
-      <w:r>
         <w:rPr>
-          <w:b/>
+          <w:b w:val="0"/>
+          <w:sz w:val="21"/>
         </w:rPr>
-        <w:t>판정: 한다. 전 구간 표를 그대로 싣는다. 시간대·리전별 선택 분포는 넣지 않는다.</w:t>
+        <w:t xml:space="preserve">   심사를 제때 끝내고, 원고에 대한 비판적 평가로 편집인의 결정을 도와야 한다.</w:t>
       </w:r>
     </w:p>
     <w:p>
       <w:pPr>
-        <w:pStyle w:val="ListBullet"/>
+        <w:spacing w:after="40" w:before="100"/>
       </w:pPr>
       <w:r>
-        <w:t>시간대·리전별 분포 자료는 있다(slots_alpha_auto.csv — 슬롯마다 α와 리전별 실행 수). 다만 그림이 하나 더 늘고, 논점이 파레토 균형이면 위 표로 답이 된다. 그림·표가 이미 14개로 실물 관찰 상한(13개)을 넘은 상태이기도 하다.</w:t>
+        <w:rPr>
+          <w:b/>
+          <w:sz w:val="21"/>
+        </w:rPr>
+        <w:t>· 이해충돌 공개</w:t>
       </w:r>
     </w:p>
     <w:p>
       <w:pPr>
-        <w:pStyle w:val="Heading1"/>
+        <w:spacing w:after="40" w:before="0"/>
       </w:pPr>
       <w:r>
-        <w:t>지적 5. 선행 정책 비교의 공정성</w:t>
+        <w:rPr>
+          <w:b w:val="0"/>
+          <w:sz w:val="21"/>
+        </w:rPr>
+        <w:t xml:space="preserve">   저자·회사·기관과 경쟁, 협력, 그 밖의 관계로 이해충돌이 있는 원고는 심사하지 않아야 한다.</w:t>
       </w:r>
     </w:p>
     <w:p>
       <w:pPr>
-        <w:ind w:left="360"/>
+        <w:spacing w:after="40" w:before="100"/>
       </w:pPr>
       <w:r>
         <w:rPr>
-          <w:i/>
+          <w:b/>
+          <w:sz w:val="21"/>
         </w:rPr>
-        <w:t>CASPER와 Sukprasert 정책의 95~96% 절감률과 대규모 상한 초과는 인상적이지만, 원 논문의 목적함수와 워크로드가 다릅니다. 재구현 세부사항이나 설정 대응표가 부족하면 "CAST에 유리하게 변형된 비교"라는 지적을 받을 수 있습니다.</w:t>
-      </w:r>
-    </w:p>
-    <w:p>
-      <w:r>
-        <w:rPr>
-          <w:b/>
-        </w:rPr>
-        <w:t>우리 상태</w:t>
+        <w:t>· 객관적 판단</w:t>
       </w:r>
     </w:p>
     <w:p>
       <w:pPr>
-        <w:pStyle w:val="ListBullet"/>
+        <w:spacing w:after="40" w:before="0"/>
       </w:pPr>
       <w:r>
-        <w:t>추가자료 A.2~A.7에 재구현 세부와 설정 대응표가 전부 있다. 대응표는 "원문 기호 · 우리 값 · 그렇게 정한 근거" 세 열로 되어 있다.</w:t>
+        <w:rPr>
+          <w:b w:val="0"/>
+          <w:sz w:val="21"/>
+        </w:rPr>
+        <w:t xml:space="preserve">   근거를 들어 분명하게 관찰을 적어, 저자가 원고를 고치는 데 쓸 수 있도록 객관적으로 심사해야 한다.</w:t>
       </w:r>
     </w:p>
     <w:p>
       <w:pPr>
-        <w:pStyle w:val="ListBullet"/>
+        <w:spacing w:after="40" w:before="100"/>
       </w:pPr>
-      <w:r>
-        <w:t>★ 그런데 JOK 는 추가자료를 받지 않는다. 규정에 그 개념 자체가 없고 부록만 있다. 심사자는 이것을 볼 수 없다.</w:t>
-      </w:r>
-    </w:p>
-    <w:p>
       <w:r>
         <w:rPr>
           <w:b/>
+          <w:sz w:val="21"/>
         </w:rPr>
-        <w:t>판정: 한다. 단 설정 대응표만 부록으로 옮긴다.</w:t>
+        <w:t>· 출처 확인</w:t>
       </w:r>
     </w:p>
     <w:p>
       <w:pPr>
-        <w:pStyle w:val="ListBullet"/>
-      </w:pPr>
-      <w:r>
-        <w:t>추가자료 전체(19,038자)를 부록으로 붙이면 5~6쪽이 늘고 게재료가 25만~30만원 더 든다.</w:t>
-      </w:r>
-    </w:p>
-    <w:p>
-      <w:pPr>
-        <w:pStyle w:val="ListBullet"/>
-      </w:pPr>
-      <w:r>
-        <w:t>"유리하게 변형했다"는 의심을 끊는 것은 수식 전문이 아니라 대응표다. 대응표만이면 1~2쪽이다.</w:t>
-      </w:r>
-    </w:p>
-    <w:p>
-      <w:pPr>
-        <w:pStyle w:val="Heading1"/>
-      </w:pPr>
-      <w:r>
-        <w:t>지적 6. 실용성·계산비용 평가 부재</w:t>
-      </w:r>
-    </w:p>
-    <w:p>
-      <w:pPr>
-        <w:ind w:left="360"/>
+        <w:spacing w:after="40" w:before="0"/>
       </w:pPr>
       <w:r>
         <w:rPr>
-          <w:i/>
+          <w:b w:val="0"/>
+          <w:sz w:val="21"/>
         </w:rPr>
-        <w:t>슬롯마다 11개의 정수계획 문제를 푸는데 수행시간, solver, 하드웨어, 최적성 허용오차가 없습니다. 온라인 정책을 주장하려면 슬롯당 평균·최대 계산시간과 작업 수 증가에 따른 확장성 결과가 필요합니다.</w:t>
-      </w:r>
-    </w:p>
-    <w:p>
-      <w:r>
-        <w:rPr>
-          <w:b/>
-        </w:rPr>
-        <w:t>우리 상태</w:t>
-      </w:r>
-    </w:p>
-    <w:p>
-      <w:pPr>
-        <w:pStyle w:val="ListBullet"/>
-      </w:pPr>
-      <w:r>
-        <w:t>슬롯당 계산시간: 평균 174 ms · 최악 890 ms · 1년 전체 약 25분 (추가자료 A.1.9). 시간 이동 롤링 재평가는 146,000건 전체 약 7.6초.</w:t>
-      </w:r>
-    </w:p>
-    <w:p>
-      <w:pPr>
-        <w:pStyle w:val="ListBullet"/>
-      </w:pPr>
-      <w:r>
-        <w:t>solver: PuLP CBC, α 후보 격자 0.0~1.0 을 0.1 간격 11개 (추가자료 표 S7).</w:t>
-      </w:r>
-    </w:p>
-    <w:p>
-      <w:pPr>
-        <w:pStyle w:val="ListBullet"/>
-      </w:pPr>
-      <w:r>
-        <w:t xml:space="preserve">→ 해결(10/12). Apple M1 Max(성능 8 + 효율 2 코어), 32 GB. CBC 2.10.3 의 allowableGap·ratioGap 을 직접 조회하니 둘 다 0 — 허용오차 없이 증명된 최적해다.</w:t>
-      </w:r>
-    </w:p>
-    <w:p>
-      <w:pPr>
-        <w:pStyle w:val="ListBullet"/>
-      </w:pPr>
-      <w:r>
-        <w:t>작업 수 확장성: 0.5배(73,000) · 1배(146,000) · 2배(292,000)로 전 과정을 다시 돌린 결과가 있다. 다만 그 실행의 계산시간은 기록돼 있지 않다 — 코드가 있으므로 다시 돌리며 재면 된다(새 실험이 아니라 재실행).</w:t>
-      </w:r>
-    </w:p>
-    <w:p>
-      <w:r>
-        <w:rPr>
-          <w:b/>
-        </w:rPr>
-        <w:t>판정: 수행시간·solver·하드웨어·허용오차는 한다. 확장성은 결정 보류.</w:t>
-      </w:r>
-    </w:p>
-    <w:p>
-      <w:pPr>
-        <w:pStyle w:val="ListBullet"/>
-      </w:pPr>
-      <w:r>
-        <w:t>온라인 주장의 핵심 근거는 "계산시간 &lt; 슬롯 길이"다. 슬롯이 1시간인데 174 ms 이므로 약 2만 배 여유가 있다. 이 한 줄로 "온라인이 허황되냐"는 물음은 막힌다.</w:t>
-      </w:r>
-    </w:p>
-    <w:p>
-      <w:pPr>
-        <w:pStyle w:val="ListBullet"/>
-      </w:pPr>
-      <w:r>
-        <w:t>다만 온라인을 전면에 내세울수록 "작업이 늘면?"이 따라온다. scale 2배 실행을 계산시간과 함께 다시 돌리면 점 세 개짜리 근거가 생긴다. 비용은 재실행 시간뿐이다.</w:t>
-      </w:r>
-    </w:p>
-    <w:p>
-      <w:pPr>
-        <w:pStyle w:val="Heading1"/>
-      </w:pPr>
-      <w:r>
-        <w:t>종합 — 할 일</w:t>
-      </w:r>
-    </w:p>
-    <w:p>
-      <w:r>
-        <w:rPr>
-          <w:b/>
-        </w:rPr>
-        <w:t>새로 설계할 실험은 없다. 세 갈래다.</w:t>
-      </w:r>
-    </w:p>
-    <w:p>
-      <w:r>
-        <w:rPr>
-          <w:b w:val="0"/>
-        </w:rPr>
-      </w:r>
-    </w:p>
-    <w:p>
-      <w:r>
-        <w:rPr>
-          <w:b/>
-        </w:rPr>
-        <w:t>(가) 가진 결과를 본문으로 올린다 — 쪽수 약 0.8쪽</w:t>
-      </w:r>
-    </w:p>
-    <w:p>
-      <w:pPr>
-        <w:pStyle w:val="ListBullet"/>
-      </w:pPr>
-      <w:r>
-        <w:t>용량 스윕 6단계 표 (지적 2)</w:t>
-      </w:r>
-    </w:p>
-    <w:p>
-      <w:pPr>
-        <w:pStyle w:val="ListBullet"/>
-      </w:pPr>
-      <w:r>
-        <w:t>고정 α 전 구간 표, 지연 포함 (지적 4)</w:t>
-      </w:r>
-    </w:p>
-    <w:p>
-      <w:pPr>
-        <w:pStyle w:val="ListBullet"/>
-      </w:pPr>
-      <w:r>
-        <w:t>계산시간·solver·하드웨어·허용오차 한 문단 (지적 6)</w:t>
-      </w:r>
-    </w:p>
-    <w:p>
-      <w:r>
-        <w:rPr>
-          <w:b/>
-        </w:rPr>
-        <w:t>(나) 글의 위치를 바꾼다 — 쪽수 0</w:t>
-      </w:r>
-    </w:p>
-    <w:p>
-      <w:pPr>
-        <w:pStyle w:val="ListBullet"/>
-      </w:pPr>
-      <w:r>
-        <w:t>마감=하드 / 용량=소프트 설계 선택을 앞으로 (지적 1)</w:t>
-      </w:r>
-    </w:p>
-    <w:p>
-      <w:pPr>
-        <w:pStyle w:val="ListBullet"/>
-      </w:pPr>
-      <w:r>
-        <w:t>비대칭 용량이 보수적 가정임을 한계에 한 문장 (지적 2)</w:t>
-      </w:r>
-    </w:p>
-    <w:p>
-      <w:r>
-        <w:rPr>
-          <w:b/>
-        </w:rPr>
-        <w:t>(다) 자료를 받아야 하는 것</w:t>
-      </w:r>
-    </w:p>
-    <w:p>
-      <w:pPr>
-        <w:pStyle w:val="ListBullet"/>
-      </w:pPr>
-      <w:r>
-        <w:t>d_j 생성 규칙 — 분포·모수·절단·시드 (지적 3)</w:t>
-      </w:r>
-    </w:p>
-    <w:p>
-      <w:pPr>
-        <w:pStyle w:val="ListBullet"/>
-      </w:pPr>
-      <w:r>
-        <w:t>LSTM 학습 조건 — 기간·정규화·손실함수·optimizer·epoch·조기종료 (지적 3) · 강희진 님</w:t>
-      </w:r>
-    </w:p>
-    <w:p>
-      <w:r>
-        <w:rPr>
-          <w:b/>
-        </w:rPr>
-        <w:t>(라) 부록</w:t>
-      </w:r>
-    </w:p>
-    <w:p>
-      <w:pPr>
-        <w:pStyle w:val="ListBullet"/>
-      </w:pPr>
-      <w:r>
-        <w:t>선행 정책 설정 대응표만 1~2쪽 (지적 5)</w:t>
-      </w:r>
-    </w:p>
-    <w:p>
-      <w:r>
-        <w:rPr>
-          <w:b w:val="0"/>
-        </w:rPr>
-      </w:r>
-    </w:p>
-    <w:p>
-      <w:r>
-        <w:rPr>
-          <w:b/>
-        </w:rPr>
-        <w:t>하지 않기로 한 것</w:t>
-      </w:r>
-    </w:p>
-    <w:p>
-      <w:pPr>
-        <w:pStyle w:val="ListBullet"/>
-      </w:pPr>
-      <w:r>
-        <w:t>비대칭 리전 용량 실험 — 균등이 보수적 가정이고 교수님 우선순위에도 없다. 한계 서술로 대신한다.</w:t>
-      </w:r>
-    </w:p>
-    <w:p>
-      <w:pPr>
-        <w:pStyle w:val="ListBullet"/>
-      </w:pPr>
-      <w:r>
-        <w:t>시간대·리전별 α 선택 분포 그림 — 자료는 있으나 논점이 파레토 균형이면 표로 충분하고, 그림·표가 이미 상한을 넘었다.</w:t>
-      </w:r>
-    </w:p>
-    <w:p>
-      <w:r>
-        <w:rPr>
-          <w:b w:val="0"/>
-        </w:rPr>
-      </w:r>
-    </w:p>
-    <w:p>
-      <w:r>
-        <w:rPr>
-          <w:b/>
-        </w:rPr>
-        <w:t>결정이 필요한 것</w:t>
-      </w:r>
-    </w:p>
-    <w:p>
-      <w:pPr>
-        <w:pStyle w:val="ListBullet"/>
-      </w:pPr>
-      <w:r>
-        <w:t>작업 수 확장성(scale 재실행으로 계산시간 측정) — 온라인을 얼마나 전면에 내세울지에 달렸다.</w:t>
+        <w:t xml:space="preserve">   저자가 인용하지 않은 관련 선행 연구를 짚어 주어야 한다. 어떤 관찰·유도·논증이 이미 보고된 것이라면 해당 인용을 함께 적어야 한다.</w:t>
       </w:r>
     </w:p>
     <w:sectPr>
       <w:pgSz w:w="12240" w:h="15840"/>
-      <w:pgMar w:top="1440" w:right="1800" w:bottom="1440" w:left="1800" w:header="720" w:footer="720" w:gutter="0"/>
+      <w:pgMar w:top="1440" w:right="1200" w:bottom="1440" w:left="1200" w:header="720" w:footer="720" w:gutter="0"/>
       <w:cols w:space="720"/>
       <w:docGrid w:linePitch="360"/>
     </w:sectPr>
@@ -1517,10 +1754,6 @@
     <w:name w:val="Normal"/>
     <w:qFormat/>
     <w:rsid w:val="00FC693F"/>
-    <w:rPr>
-      <w:rFonts w:ascii="맑은 고딕" w:hAnsi="맑은 고딕"/>
-      <w:sz w:val="20"/>
-    </w:rPr>
   </w:style>
   <w:style w:type="paragraph" w:styleId="Header">
     <w:name w:val="header"/>

--- a/paper/CAST_JOK_v1_피드백.docx
+++ b/paper/CAST_JOK_v1_피드백.docx
@@ -663,6 +663,4007 @@
     </w:p>
     <w:p>
       <w:pPr>
+        <w:spacing w:before="0" w:after="80"/>
+      </w:pPr>
+      <w:r>
+        <w:rPr>
+          <w:b/>
+          <w:sz w:val="26"/>
+        </w:rPr>
+        <w:t>2. 논문 심사의견서</w:t>
+      </w:r>
+    </w:p>
+    <w:p>
+      <w:pPr>
+        <w:spacing w:before="0" w:after="40"/>
+      </w:pPr>
+      <w:r>
+        <w:rPr>
+          <w:b w:val="0"/>
+          <w:sz w:val="18"/>
+        </w:rPr>
+        <w:t>CAST: 리전 용량 제약을 고려한 탄소 인지 시공간 워크로드 스케줄링</w:t>
+      </w:r>
+    </w:p>
+    <w:p>
+      <w:pPr>
+        <w:spacing w:before="0" w:after="240"/>
+      </w:pPr>
+      <w:r>
+        <w:rPr>
+          <w:b w:val="0"/>
+          <w:sz w:val="18"/>
+        </w:rPr>
+        <w:t>정보과학회논문지 심사 기준 · 원고 CAST_JOK_v1 · 2026년 10월 16일</w:t>
+      </w:r>
+    </w:p>
+    <w:p>
+      <w:pPr>
+        <w:spacing w:before="240" w:after="120"/>
+      </w:pPr>
+      <w:r>
+        <w:rPr>
+          <w:b/>
+          <w:sz w:val="23"/>
+        </w:rPr>
+        <w:t>1. 종합 판정: 수정 후 재심사 (Major Revision)</w:t>
+      </w:r>
+    </w:p>
+    <w:p>
+      <w:pPr>
+        <w:spacing w:before="0" w:after="60"/>
+      </w:pPr>
+      <w:r>
+        <w:rPr>
+          <w:b w:val="0"/>
+          <w:sz w:val="21"/>
+        </w:rPr>
+        <w:t xml:space="preserve">문제의식은 좋습니다. </w:t>
+      </w:r>
+      <w:r>
+        <w:rPr>
+          <w:b w:val="0"/>
+          <w:sz w:val="21"/>
+        </w:rPr>
+        <w:t>리전</w:t>
+      </w:r>
+      <w:r>
+        <w:rPr>
+          <w:b w:val="0"/>
+          <w:sz w:val="21"/>
+        </w:rPr>
+        <w:t xml:space="preserve"> 용량을 무시한 탄소 인지 스케줄링은 계산상으로만 성립한다는 점을 실측 데이터로 보였고, 핵심 발견도 단순하고 기억에 남습니다. 시간 이동의 가치가 큰 </w:t>
+      </w:r>
+      <w:r>
+        <w:rPr>
+          <w:b w:val="0"/>
+          <w:sz w:val="21"/>
+        </w:rPr>
+        <w:t>리전과</w:t>
+      </w:r>
+      <w:r>
+        <w:rPr>
+          <w:b w:val="0"/>
+          <w:sz w:val="21"/>
+        </w:rPr>
+        <w:t xml:space="preserve"> 용량이 그 가치를 막는 </w:t>
+      </w:r>
+      <w:r>
+        <w:rPr>
+          <w:b w:val="0"/>
+          <w:sz w:val="21"/>
+        </w:rPr>
+        <w:t>리전이</w:t>
+      </w:r>
+      <w:r>
+        <w:rPr>
+          <w:b w:val="0"/>
+          <w:sz w:val="21"/>
+        </w:rPr>
+        <w:t xml:space="preserve"> 같다는 점입니다. 주요 수치는 재계산해 보니 모두 일치합니다(63.03%, 65.93%, 89배, 217배, 39.92% 등). 숫자를 다루는 태도는 성실합니다.</w:t>
+      </w:r>
+    </w:p>
+    <w:p>
+      <w:pPr>
+        <w:spacing w:before="0" w:after="60"/>
+      </w:pPr>
+      <w:r>
+        <w:rPr>
+          <w:b w:val="0"/>
+          <w:sz w:val="21"/>
+        </w:rPr>
+        <w:t>그러나 지금 상태로는 게재를 권하기 어렵습니다. 이유는 세 가지입니다.</w:t>
+      </w:r>
+    </w:p>
+    <w:p>
+      <w:pPr>
+        <w:spacing w:before="0" w:after="50"/>
+        <w:ind w:left="432" w:hanging="230"/>
+      </w:pPr>
+      <w:r>
+        <w:rPr>
+          <w:sz w:val="21"/>
+        </w:rPr>
+        <w:t xml:space="preserve">1. </w:t>
+      </w:r>
+      <w:r>
+        <w:rPr>
+          <w:b w:val="0"/>
+          <w:sz w:val="21"/>
+        </w:rPr>
+        <w:t>논문의 결론을 만드는 용량 모델이 저자가 임의로 정한 균일 상한 하나에 기대고 있습니다.</w:t>
+      </w:r>
+    </w:p>
+    <w:p>
+      <w:pPr>
+        <w:spacing w:before="0" w:after="50"/>
+        <w:ind w:left="432" w:hanging="230"/>
+      </w:pPr>
+      <w:r>
+        <w:rPr>
+          <w:sz w:val="21"/>
+        </w:rPr>
+        <w:t xml:space="preserve">2. </w:t>
+      </w:r>
+      <w:r>
+        <w:rPr>
+          <w:b w:val="0"/>
+          <w:sz w:val="21"/>
+        </w:rPr>
+        <w:t>제목과 초록의 "용량 상한을 매 슬롯 강제"는 227건의 위반과 모순됩니다.</w:t>
+      </w:r>
+    </w:p>
+    <w:p>
+      <w:pPr>
+        <w:spacing w:before="0" w:after="50"/>
+        <w:ind w:left="432" w:hanging="230"/>
+      </w:pPr>
+      <w:r>
+        <w:rPr>
+          <w:sz w:val="21"/>
+        </w:rPr>
+        <w:t xml:space="preserve">3. </w:t>
+      </w:r>
+      <w:r>
+        <w:rPr>
+          <w:b w:val="0"/>
+          <w:sz w:val="21"/>
+        </w:rPr>
+        <w:t>두 기여(</w:t>
+      </w:r>
+      <w:r>
+        <w:rPr>
+          <w:b w:val="0"/>
+          <w:sz w:val="21"/>
+        </w:rPr>
+        <w:t>무릎점</w:t>
+      </w:r>
+      <w:r>
+        <w:rPr>
+          <w:b w:val="0"/>
+          <w:sz w:val="21"/>
+        </w:rPr>
+        <w:t xml:space="preserve"> 가중치, 용량 인지 알고리즘)의 우월성을 보이는 비교가 공정하지 않거나 기준선이 약합니다.</w:t>
+      </w:r>
+    </w:p>
+    <w:p>
+      <w:pPr>
+        <w:spacing w:before="0" w:after="60"/>
+      </w:pPr>
+      <w:r>
+        <w:rPr>
+          <w:b w:val="0"/>
+          <w:sz w:val="21"/>
+        </w:rPr>
+        <w:t>모두 고칠 수 있는 문제입니다. 다만 실험을 새로 돌려야 하는 항목이 많아 재심사가 필요하다고 판단합니다.</w:t>
+      </w:r>
+    </w:p>
+    <w:p>
+      <w:pPr>
+        <w:spacing w:before="240" w:after="120"/>
+      </w:pPr>
+      <w:r>
+        <w:rPr>
+          <w:b/>
+          <w:sz w:val="23"/>
+        </w:rPr>
+        <w:t>2. 항목별 평가 (5점 척도)</w:t>
+      </w:r>
+    </w:p>
+    <w:tbl>
+      <w:tblPr>
+        <w:tblStyle w:val="TableGrid"/>
+        <w:tblW w:type="auto" w:w="0"/>
+        <w:tblLook w:firstColumn="1" w:firstRow="1" w:lastColumn="0" w:lastRow="0" w:noHBand="0" w:noVBand="1" w:val="04A0"/>
+        <w:tblLayout w:type="fixed"/>
+      </w:tblPr>
+      <w:tblGrid>
+        <w:gridCol w:w="2657"/>
+        <w:gridCol w:w="886"/>
+        <w:gridCol w:w="6298"/>
+      </w:tblGrid>
+      <w:tr>
+        <w:tc>
+          <w:tcPr>
+            <w:tcW w:type="dxa" w:w="2657"/>
+          </w:tcPr>
+          <w:p>
+            <w:pPr>
+              <w:spacing w:before="30" w:after="30"/>
+            </w:pPr>
+            <w:r>
+              <w:rPr>
+                <w:b/>
+                <w:sz w:val="19"/>
+              </w:rPr>
+              <w:t>항목</w:t>
+            </w:r>
+          </w:p>
+        </w:tc>
+        <w:tc>
+          <w:tcPr>
+            <w:tcW w:type="dxa" w:w="886"/>
+          </w:tcPr>
+          <w:p>
+            <w:pPr>
+              <w:spacing w:before="30" w:after="30"/>
+              <w:jc w:val="center"/>
+            </w:pPr>
+            <w:r>
+              <w:rPr>
+                <w:b/>
+                <w:sz w:val="19"/>
+              </w:rPr>
+              <w:t>점수</w:t>
+            </w:r>
+          </w:p>
+        </w:tc>
+        <w:tc>
+          <w:tcPr>
+            <w:tcW w:type="dxa" w:w="6298"/>
+          </w:tcPr>
+          <w:p>
+            <w:pPr>
+              <w:spacing w:before="30" w:after="30"/>
+            </w:pPr>
+            <w:r>
+              <w:rPr>
+                <w:b/>
+                <w:sz w:val="19"/>
+              </w:rPr>
+              <w:t>한 줄 평</w:t>
+            </w:r>
+          </w:p>
+        </w:tc>
+      </w:tr>
+      <w:tr>
+        <w:tc>
+          <w:tcPr>
+            <w:tcW w:type="dxa" w:w="2657"/>
+          </w:tcPr>
+          <w:p>
+            <w:pPr>
+              <w:spacing w:before="30" w:after="30"/>
+            </w:pPr>
+            <w:r>
+              <w:rPr>
+                <w:b w:val="0"/>
+                <w:sz w:val="19"/>
+              </w:rPr>
+              <w:t>독창성</w:t>
+            </w:r>
+          </w:p>
+        </w:tc>
+        <w:tc>
+          <w:tcPr>
+            <w:tcW w:type="dxa" w:w="886"/>
+          </w:tcPr>
+          <w:p>
+            <w:pPr>
+              <w:spacing w:before="30" w:after="30"/>
+              <w:jc w:val="center"/>
+            </w:pPr>
+            <w:r>
+              <w:rPr>
+                <w:b w:val="0"/>
+                <w:sz w:val="19"/>
+              </w:rPr>
+              <w:t>3</w:t>
+            </w:r>
+          </w:p>
+        </w:tc>
+        <w:tc>
+          <w:tcPr>
+            <w:tcW w:type="dxa" w:w="6298"/>
+          </w:tcPr>
+          <w:p>
+            <w:pPr>
+              <w:spacing w:before="30" w:after="30"/>
+            </w:pPr>
+            <w:r>
+              <w:rPr>
+                <w:b w:val="0"/>
+                <w:sz w:val="19"/>
+              </w:rPr>
+              <w:t>문제 설정은 의미 있으나 알고리즘 자체(LLF + 강제 편입, utopia 거리 무릎점)는 알려진 기법의 조합이다</w:t>
+            </w:r>
+          </w:p>
+        </w:tc>
+      </w:tr>
+      <w:tr>
+        <w:tc>
+          <w:tcPr>
+            <w:tcW w:type="dxa" w:w="2657"/>
+          </w:tcPr>
+          <w:p>
+            <w:pPr>
+              <w:spacing w:before="30" w:after="30"/>
+            </w:pPr>
+            <w:r>
+              <w:rPr>
+                <w:b w:val="0"/>
+                <w:sz w:val="19"/>
+              </w:rPr>
+              <w:t>기술적 정확성·타당성</w:t>
+            </w:r>
+          </w:p>
+        </w:tc>
+        <w:tc>
+          <w:tcPr>
+            <w:tcW w:type="dxa" w:w="886"/>
+          </w:tcPr>
+          <w:p>
+            <w:pPr>
+              <w:spacing w:before="30" w:after="30"/>
+              <w:jc w:val="center"/>
+            </w:pPr>
+            <w:r>
+              <w:rPr>
+                <w:b w:val="0"/>
+                <w:sz w:val="19"/>
+              </w:rPr>
+              <w:t>2</w:t>
+            </w:r>
+          </w:p>
+        </w:tc>
+        <w:tc>
+          <w:tcPr>
+            <w:tcW w:type="dxa" w:w="6298"/>
+          </w:tcPr>
+          <w:p>
+            <w:pPr>
+              <w:spacing w:before="30" w:after="30"/>
+            </w:pPr>
+            <w:r>
+              <w:rPr>
+                <w:b w:val="0"/>
+                <w:sz w:val="19"/>
+              </w:rPr>
+              <w:t>2단계 분해의 결함, 용어 오류(EDF), 누락된 제약, 예측 누수 가능성</w:t>
+            </w:r>
+          </w:p>
+        </w:tc>
+      </w:tr>
+      <w:tr>
+        <w:tc>
+          <w:tcPr>
+            <w:tcW w:type="dxa" w:w="2657"/>
+          </w:tcPr>
+          <w:p>
+            <w:pPr>
+              <w:spacing w:before="30" w:after="30"/>
+            </w:pPr>
+            <w:r>
+              <w:rPr>
+                <w:b w:val="0"/>
+                <w:sz w:val="19"/>
+              </w:rPr>
+              <w:t>실험의 충분성</w:t>
+            </w:r>
+          </w:p>
+        </w:tc>
+        <w:tc>
+          <w:tcPr>
+            <w:tcW w:type="dxa" w:w="886"/>
+          </w:tcPr>
+          <w:p>
+            <w:pPr>
+              <w:spacing w:before="30" w:after="30"/>
+              <w:jc w:val="center"/>
+            </w:pPr>
+            <w:r>
+              <w:rPr>
+                <w:b w:val="0"/>
+                <w:sz w:val="19"/>
+              </w:rPr>
+              <w:t>2</w:t>
+            </w:r>
+          </w:p>
+        </w:tc>
+        <w:tc>
+          <w:tcPr>
+            <w:tcW w:type="dxa" w:w="6298"/>
+          </w:tcPr>
+          <w:p>
+            <w:pPr>
+              <w:spacing w:before="30" w:after="30"/>
+            </w:pPr>
+            <w:r>
+              <w:rPr>
+                <w:b w:val="0"/>
+                <w:sz w:val="19"/>
+              </w:rPr>
+              <w:t>합성 워크로드, 단일 시드, 실행 시간 분포 미기재, 이질 용량 실험 없음</w:t>
+            </w:r>
+          </w:p>
+        </w:tc>
+      </w:tr>
+      <w:tr>
+        <w:tc>
+          <w:tcPr>
+            <w:tcW w:type="dxa" w:w="2657"/>
+          </w:tcPr>
+          <w:p>
+            <w:pPr>
+              <w:spacing w:before="30" w:after="30"/>
+            </w:pPr>
+            <w:r>
+              <w:rPr>
+                <w:b w:val="0"/>
+                <w:sz w:val="19"/>
+              </w:rPr>
+              <w:t>기여도·유용성</w:t>
+            </w:r>
+          </w:p>
+        </w:tc>
+        <w:tc>
+          <w:tcPr>
+            <w:tcW w:type="dxa" w:w="886"/>
+          </w:tcPr>
+          <w:p>
+            <w:pPr>
+              <w:spacing w:before="30" w:after="30"/>
+              <w:jc w:val="center"/>
+            </w:pPr>
+            <w:r>
+              <w:rPr>
+                <w:b w:val="0"/>
+                <w:sz w:val="19"/>
+              </w:rPr>
+              <w:t>3</w:t>
+            </w:r>
+          </w:p>
+        </w:tc>
+        <w:tc>
+          <w:tcPr>
+            <w:tcW w:type="dxa" w:w="6298"/>
+          </w:tcPr>
+          <w:p>
+            <w:pPr>
+              <w:spacing w:before="30" w:after="30"/>
+            </w:pPr>
+            <w:r>
+              <w:rPr>
+                <w:b w:val="0"/>
+                <w:sz w:val="19"/>
+              </w:rPr>
+              <w:t>"용량을 함께 보고하라"는 실무 메시지는 가치 있음</w:t>
+            </w:r>
+          </w:p>
+        </w:tc>
+      </w:tr>
+      <w:tr>
+        <w:tc>
+          <w:tcPr>
+            <w:tcW w:type="dxa" w:w="2657"/>
+          </w:tcPr>
+          <w:p>
+            <w:pPr>
+              <w:spacing w:before="30" w:after="30"/>
+            </w:pPr>
+            <w:r>
+              <w:rPr>
+                <w:b w:val="0"/>
+                <w:sz w:val="19"/>
+              </w:rPr>
+              <w:t>구성·표현</w:t>
+            </w:r>
+          </w:p>
+        </w:tc>
+        <w:tc>
+          <w:tcPr>
+            <w:tcW w:type="dxa" w:w="886"/>
+          </w:tcPr>
+          <w:p>
+            <w:pPr>
+              <w:spacing w:before="30" w:after="30"/>
+              <w:jc w:val="center"/>
+            </w:pPr>
+            <w:r>
+              <w:rPr>
+                <w:b w:val="0"/>
+                <w:sz w:val="19"/>
+              </w:rPr>
+              <w:t>3</w:t>
+            </w:r>
+          </w:p>
+        </w:tc>
+        <w:tc>
+          <w:tcPr>
+            <w:tcW w:type="dxa" w:w="6298"/>
+          </w:tcPr>
+          <w:p>
+            <w:pPr>
+              <w:spacing w:before="30" w:after="30"/>
+            </w:pPr>
+            <w:r>
+              <w:rPr>
+                <w:b w:val="0"/>
+                <w:sz w:val="19"/>
+              </w:rPr>
+              <w:t>수치 서술은 정확하나 결론에 새 실험이 등장하고, 구어체와 대시가 많음</w:t>
+            </w:r>
+          </w:p>
+        </w:tc>
+      </w:tr>
+      <w:tr>
+        <w:tc>
+          <w:tcPr>
+            <w:tcW w:type="dxa" w:w="2657"/>
+          </w:tcPr>
+          <w:p>
+            <w:pPr>
+              <w:spacing w:before="30" w:after="30"/>
+            </w:pPr>
+            <w:r>
+              <w:rPr>
+                <w:b w:val="0"/>
+                <w:sz w:val="19"/>
+              </w:rPr>
+              <w:t>참고문헌</w:t>
+            </w:r>
+          </w:p>
+        </w:tc>
+        <w:tc>
+          <w:tcPr>
+            <w:tcW w:type="dxa" w:w="886"/>
+          </w:tcPr>
+          <w:p>
+            <w:pPr>
+              <w:spacing w:before="30" w:after="30"/>
+              <w:jc w:val="center"/>
+            </w:pPr>
+            <w:r>
+              <w:rPr>
+                <w:b w:val="0"/>
+                <w:sz w:val="19"/>
+              </w:rPr>
+              <w:t>3</w:t>
+            </w:r>
+          </w:p>
+        </w:tc>
+        <w:tc>
+          <w:tcPr>
+            <w:tcW w:type="dxa" w:w="6298"/>
+          </w:tcPr>
+          <w:p>
+            <w:pPr>
+              <w:spacing w:before="30" w:after="30"/>
+            </w:pPr>
+            <w:r>
+              <w:rPr>
+                <w:b w:val="0"/>
+                <w:sz w:val="19"/>
+              </w:rPr>
+              <w:t>가장 가까운 경쟁 연구 누락</w:t>
+            </w:r>
+          </w:p>
+        </w:tc>
+      </w:tr>
+    </w:tbl>
+    <w:p>
+      <w:pPr>
+        <w:spacing w:before="240" w:after="120"/>
+      </w:pPr>
+      <w:r>
+        <w:rPr>
+          <w:b/>
+          <w:sz w:val="23"/>
+        </w:rPr>
+        <w:t>3. 주요 지적 (반드시 수정)</w:t>
+      </w:r>
+    </w:p>
+    <w:p>
+      <w:pPr>
+        <w:spacing w:before="140" w:after="60"/>
+      </w:pPr>
+      <w:r>
+        <w:rPr>
+          <w:b/>
+          <w:sz w:val="21"/>
+        </w:rPr>
+        <w:t>M1. 용량 모델이 결론을 만들어 낸다 — 가장 치명적</w:t>
+      </w:r>
+    </w:p>
+    <w:p>
+      <w:pPr>
+        <w:spacing w:before="20" w:after="40"/>
+      </w:pPr>
+      <w:r>
+        <w:rPr>
+          <w:b/>
+          <w:sz w:val="19"/>
+        </w:rPr>
+        <w:t>지적</w:t>
+      </w:r>
+    </w:p>
+    <w:p>
+      <w:pPr>
+        <w:spacing w:before="0" w:after="60"/>
+      </w:pPr>
+      <w:r>
+        <w:rPr>
+          <w:b w:val="0"/>
+          <w:sz w:val="21"/>
+        </w:rPr>
+        <w:t>유효 상한 12는 다음 과정으로 정해졌습니다.</w:t>
+      </w:r>
+    </w:p>
+    <w:p>
+      <w:pPr>
+        <w:spacing w:before="0" w:after="50"/>
+        <w:ind w:left="432" w:hanging="230"/>
+      </w:pPr>
+      <w:r>
+        <w:rPr>
+          <w:sz w:val="21"/>
+        </w:rPr>
+        <w:t xml:space="preserve">· </w:t>
+      </w:r>
+      <w:r>
+        <w:rPr>
+          <w:b w:val="0"/>
+          <w:sz w:val="21"/>
+        </w:rPr>
+        <w:t>기준 배정의 최대 동시 실행 13에 1.2를 곱해 16을 얻는다.</w:t>
+      </w:r>
+    </w:p>
+    <w:p>
+      <w:pPr>
+        <w:spacing w:before="0" w:after="50"/>
+        <w:ind w:left="432" w:hanging="230"/>
+      </w:pPr>
+      <w:r>
+        <w:rPr>
+          <w:sz w:val="21"/>
+        </w:rPr>
+        <w:t xml:space="preserve">· </w:t>
+      </w:r>
+      <w:r>
+        <w:rPr>
+          <w:b w:val="0"/>
+          <w:sz w:val="21"/>
+        </w:rPr>
+        <w:t>여유율</w:t>
+      </w:r>
+      <w:r>
+        <w:rPr>
+          <w:b w:val="0"/>
+          <w:sz w:val="21"/>
+        </w:rPr>
+        <w:t xml:space="preserve"> 0.8을 곱해 12를 쓴다.</w:t>
+      </w:r>
+    </w:p>
+    <w:p>
+      <w:pPr>
+        <w:spacing w:before="0" w:after="50"/>
+        <w:ind w:left="432" w:hanging="230"/>
+      </w:pPr>
+      <w:r>
+        <w:rPr>
+          <w:sz w:val="21"/>
+        </w:rPr>
+        <w:t xml:space="preserve">· </w:t>
+      </w:r>
+      <w:r>
+        <w:rPr>
+          <w:b w:val="0"/>
+          <w:sz w:val="21"/>
+        </w:rPr>
+        <w:t xml:space="preserve">이 값을 여덟 </w:t>
+      </w:r>
+      <w:r>
+        <w:rPr>
+          <w:b w:val="0"/>
+          <w:sz w:val="21"/>
+        </w:rPr>
+        <w:t>리전</w:t>
+      </w:r>
+      <w:r>
+        <w:rPr>
+          <w:b w:val="0"/>
+          <w:sz w:val="21"/>
+        </w:rPr>
+        <w:t xml:space="preserve"> 모두에 똑같이 준다.</w:t>
+      </w:r>
+    </w:p>
+    <w:p>
+      <w:pPr>
+        <w:spacing w:before="0" w:after="60"/>
+      </w:pPr>
+      <w:r>
+        <w:rPr>
+          <w:b w:val="0"/>
+          <w:sz w:val="21"/>
+        </w:rPr>
+        <w:t xml:space="preserve">결과적으로 상한이 기준 배정 자신의 피크(13)보다 낮습니다. 1.2를 곱했다가 0.8을 곱하는 두 단계의 근거도 없습니다. 이 상태에서 "선행 정책은 49,356건 이상 위반"이라는 판정은 저자가 정한 자로 남을 잰 것입니다. 프랑스 </w:t>
+      </w:r>
+      <w:r>
+        <w:rPr>
+          <w:b w:val="0"/>
+          <w:sz w:val="21"/>
+        </w:rPr>
+        <w:t>리전이</w:t>
+      </w:r>
+      <w:r>
+        <w:rPr>
+          <w:b w:val="0"/>
+          <w:sz w:val="21"/>
+        </w:rPr>
+        <w:t xml:space="preserve"> 한국 </w:t>
+      </w:r>
+      <w:r>
+        <w:rPr>
+          <w:b w:val="0"/>
+          <w:sz w:val="21"/>
+        </w:rPr>
+        <w:t>리전과</w:t>
+      </w:r>
+      <w:r>
+        <w:rPr>
+          <w:b w:val="0"/>
+          <w:sz w:val="21"/>
+        </w:rPr>
+        <w:t xml:space="preserve"> 같은 크기라는 가정도 비현실적입니다. 저자 스스로 한계 첫째로 인정한 내용이 실은 논문의 핵심 결론을 떠받치고 있습니다.</w:t>
+      </w:r>
+    </w:p>
+    <w:p>
+      <w:pPr>
+        <w:spacing w:before="140" w:after="60"/>
+      </w:pPr>
+      <w:r>
+        <w:rPr>
+          <w:b/>
+          <w:sz w:val="21"/>
+        </w:rPr>
+        <w:t>M2. "용량 강제"라는 주장과 227건 위반의 모순</w:t>
+      </w:r>
+    </w:p>
+    <w:p>
+      <w:pPr>
+        <w:spacing w:before="20" w:after="40"/>
+      </w:pPr>
+      <w:r>
+        <w:rPr>
+          <w:b/>
+          <w:sz w:val="19"/>
+        </w:rPr>
+        <w:t>지적</w:t>
+      </w:r>
+    </w:p>
+    <w:p>
+      <w:pPr>
+        <w:spacing w:before="0" w:after="60"/>
+      </w:pPr>
+      <w:r>
+        <w:rPr>
+          <w:b w:val="0"/>
+          <w:sz w:val="21"/>
+        </w:rPr>
+        <w:t>초록에는 "</w:t>
+      </w:r>
+      <w:r>
+        <w:rPr>
+          <w:b w:val="0"/>
+          <w:sz w:val="21"/>
+        </w:rPr>
+        <w:t>리전별</w:t>
+      </w:r>
+      <w:r>
+        <w:rPr>
+          <w:b w:val="0"/>
+          <w:sz w:val="21"/>
+        </w:rPr>
+        <w:t xml:space="preserve"> 용량 상한을 매 슬롯 강제"</w:t>
+      </w:r>
+      <w:r>
+        <w:rPr>
+          <w:b w:val="0"/>
+          <w:sz w:val="21"/>
+        </w:rPr>
+        <w:t>라고</w:t>
+      </w:r>
+      <w:r>
+        <w:rPr>
+          <w:b w:val="0"/>
+          <w:sz w:val="21"/>
+        </w:rPr>
+        <w:t xml:space="preserve"> 썼지만, 3.4절에서는 용량을 소프트 제약으로 둔다고 밝혔고 실제 위반은 227건입니다. 내역은 둘입니다.</w:t>
+      </w:r>
+    </w:p>
+    <w:p>
+      <w:pPr>
+        <w:spacing w:before="0" w:after="50"/>
+        <w:ind w:left="432" w:hanging="230"/>
+      </w:pPr>
+      <w:r>
+        <w:rPr>
+          <w:sz w:val="21"/>
+        </w:rPr>
+        <w:t xml:space="preserve">· </w:t>
+      </w:r>
+      <w:r>
+        <w:rPr>
+          <w:b/>
+          <w:sz w:val="21"/>
+        </w:rPr>
+        <w:t>121건:</w:t>
+      </w:r>
+      <w:r>
+        <w:rPr>
+          <w:b w:val="0"/>
+          <w:sz w:val="21"/>
+        </w:rPr>
+        <w:t xml:space="preserve"> 옮길 자리가 없어 Algorithm 1의 4번 줄로 용량을 보지 않고 즉시 실행된 작업. 이 경로는 아예 용량을 확인하지 않습니다.</w:t>
+      </w:r>
+    </w:p>
+    <w:p>
+      <w:pPr>
+        <w:spacing w:before="0" w:after="50"/>
+        <w:ind w:left="432" w:hanging="230"/>
+      </w:pPr>
+      <w:r>
+        <w:rPr>
+          <w:sz w:val="21"/>
+        </w:rPr>
+        <w:t xml:space="preserve">· </w:t>
+      </w:r>
+      <w:r>
+        <w:rPr>
+          <w:b/>
+          <w:sz w:val="21"/>
+        </w:rPr>
+        <w:t>106건:</w:t>
+      </w:r>
+      <w:r>
+        <w:rPr>
+          <w:b w:val="0"/>
+          <w:sz w:val="21"/>
+        </w:rPr>
+        <w:t xml:space="preserve"> 마감 직전이라 강제 편입된 작업.</w:t>
+      </w:r>
+    </w:p>
+    <w:p>
+      <w:pPr>
+        <w:spacing w:before="0" w:after="60"/>
+      </w:pPr>
+      <w:r>
+        <w:rPr>
+          <w:b w:val="0"/>
+          <w:sz w:val="21"/>
+        </w:rPr>
+        <w:t>또한 공간만(Spatial-only)은 위반이 0인데 CAST에서 즉시 실행 작업이 위반을 낸다는 것은, 지연된 작업이 슬롯을 먼저 채우고 나중에 도착한 미룰 수 없는 작업이 밀려났다는 뜻입니다. 이는 설계 결함이지 불가피한 결과가 아닙니다.</w:t>
+      </w:r>
+    </w:p>
+    <w:p>
+      <w:pPr>
+        <w:spacing w:before="140" w:after="60"/>
+      </w:pPr>
+      <w:r>
+        <w:rPr>
+          <w:b/>
+          <w:sz w:val="21"/>
+        </w:rPr>
+        <w:t>M3. 공간–시간 2단계 분해의 구조적 결함과 잘못된 정당화</w:t>
+      </w:r>
+    </w:p>
+    <w:p>
+      <w:pPr>
+        <w:spacing w:before="20" w:after="40"/>
+      </w:pPr>
+      <w:r>
+        <w:rPr>
+          <w:b/>
+          <w:sz w:val="19"/>
+        </w:rPr>
+        <w:t>지적</w:t>
+      </w:r>
+    </w:p>
+    <w:p>
+      <w:pPr>
+        <w:spacing w:before="0" w:after="50"/>
+        <w:ind w:left="432" w:hanging="230"/>
+      </w:pPr>
+      <w:r>
+        <w:rPr>
+          <w:sz w:val="21"/>
+        </w:rPr>
+        <w:t xml:space="preserve">· </w:t>
+      </w:r>
+      <w:r>
+        <w:rPr>
+          <w:b w:val="0"/>
+          <w:sz w:val="21"/>
+        </w:rPr>
+        <w:t xml:space="preserve">공간 단계는 제출 시점의 남은 용량 </w:t>
+      </w:r>
+      <w:r>
+        <w:rPr>
+          <w:b w:val="0"/>
+          <w:sz w:val="21"/>
+        </w:rPr>
+        <w:t>a_r</w:t>
+      </w:r>
+      <w:r>
+        <w:rPr>
+          <w:b w:val="0"/>
+          <w:sz w:val="21"/>
+        </w:rPr>
+        <w:t xml:space="preserve">과 그 슬롯의 탄소 예측으로 </w:t>
+      </w:r>
+      <w:r>
+        <w:rPr>
+          <w:b w:val="0"/>
+          <w:sz w:val="21"/>
+        </w:rPr>
+        <w:t>리전을</w:t>
+      </w:r>
+      <w:r>
+        <w:rPr>
+          <w:b w:val="0"/>
+          <w:sz w:val="21"/>
+        </w:rPr>
+        <w:t xml:space="preserve"> 고릅니다. 그런데 이후 시간 단계가 그 작업을 몇 시간 뒤로 옮깁니다. </w:t>
+      </w:r>
+      <w:r>
+        <w:rPr>
+          <w:b w:val="0"/>
+          <w:sz w:val="21"/>
+        </w:rPr>
+        <w:t>리전을</w:t>
+      </w:r>
+      <w:r>
+        <w:rPr>
+          <w:b w:val="0"/>
+          <w:sz w:val="21"/>
+        </w:rPr>
+        <w:t xml:space="preserve"> 고를 때 본 용량과 탄소가 실제 실행 시점의 것이 아닙니다.</w:t>
+      </w:r>
+    </w:p>
+    <w:p>
+      <w:pPr>
+        <w:spacing w:before="0" w:after="50"/>
+        <w:ind w:left="432" w:hanging="230"/>
+      </w:pPr>
+      <w:r>
+        <w:rPr>
+          <w:sz w:val="21"/>
+        </w:rPr>
+        <w:t xml:space="preserve">· </w:t>
+      </w:r>
+      <w:r>
+        <w:rPr>
+          <w:b w:val="0"/>
+          <w:sz w:val="21"/>
+        </w:rPr>
+        <w:t>공간 단계는 큐 Q</w:t>
+      </w:r>
+      <w:r>
+        <w:rPr>
+          <w:b w:val="0"/>
+          <w:sz w:val="21"/>
+        </w:rPr>
+        <w:t>에</w:t>
+      </w:r>
+      <w:r>
+        <w:rPr>
+          <w:b w:val="0"/>
+          <w:sz w:val="21"/>
+        </w:rPr>
+        <w:t xml:space="preserve"> 대기 중인, 같은 리전으로 갈 지연 작업도 보지 않습니다.</w:t>
+      </w:r>
+    </w:p>
+    <w:p>
+      <w:pPr>
+        <w:spacing w:before="0" w:after="50"/>
+        <w:ind w:left="432" w:hanging="230"/>
+      </w:pPr>
+      <w:r>
+        <w:rPr>
+          <w:sz w:val="21"/>
+        </w:rPr>
+        <w:t xml:space="preserve">· </w:t>
+      </w:r>
+      <w:r>
+        <w:rPr>
+          <w:b w:val="0"/>
+          <w:sz w:val="21"/>
+        </w:rPr>
+        <w:t xml:space="preserve">3.2절은 하나의 정수 계획으로 묶으면 1년치 작업과 예측이 필요하다고 정당화합니다. 이는 잘못된 이분법입니다. 롤링 </w:t>
+      </w:r>
+      <w:r>
+        <w:rPr>
+          <w:b w:val="0"/>
+          <w:sz w:val="21"/>
+        </w:rPr>
+        <w:t>호라이즌</w:t>
+      </w:r>
+      <w:r>
+        <w:rPr>
+          <w:b w:val="0"/>
+          <w:sz w:val="21"/>
+        </w:rPr>
+        <w:t>(rolling horizon)</w:t>
+      </w:r>
+      <w:r>
+        <w:rPr>
+          <w:b w:val="0"/>
+          <w:sz w:val="21"/>
+        </w:rPr>
+        <w:t>으로</w:t>
+      </w:r>
+      <w:r>
+        <w:rPr>
+          <w:b w:val="0"/>
+          <w:sz w:val="21"/>
+        </w:rPr>
+        <w:t xml:space="preserve"> 매 슬롯 "작업 × </w:t>
+      </w:r>
+      <w:r>
+        <w:rPr>
+          <w:b w:val="0"/>
+          <w:sz w:val="21"/>
+        </w:rPr>
+        <w:t>리전</w:t>
+      </w:r>
+      <w:r>
+        <w:rPr>
+          <w:b w:val="0"/>
+          <w:sz w:val="21"/>
+        </w:rPr>
+        <w:t xml:space="preserve"> × 향후 24개 슬롯" 결합 ILP</w:t>
+      </w:r>
+      <w:r>
+        <w:rPr>
+          <w:b w:val="0"/>
+          <w:sz w:val="21"/>
+        </w:rPr>
+        <w:t>를</w:t>
+      </w:r>
+      <w:r>
+        <w:rPr>
+          <w:b w:val="0"/>
+          <w:sz w:val="21"/>
+        </w:rPr>
+        <w:t xml:space="preserve"> 풀면 24시간 예측만으로 충분합니다. 슬롯당 작업 수가 수십 건이면 변수는 수천 개 수준이라 충분히 풀립니다.</w:t>
+      </w:r>
+    </w:p>
+    <w:p>
+      <w:pPr>
+        <w:spacing w:before="0" w:after="50"/>
+        <w:ind w:left="432" w:hanging="230"/>
+      </w:pPr>
+      <w:r>
+        <w:rPr>
+          <w:sz w:val="21"/>
+        </w:rPr>
+        <w:t xml:space="preserve">· </w:t>
+      </w:r>
+      <w:r>
+        <w:rPr>
+          <w:b w:val="0"/>
+          <w:sz w:val="21"/>
+        </w:rPr>
+        <w:t>최적성</w:t>
+      </w:r>
+      <w:r>
+        <w:rPr>
+          <w:b w:val="0"/>
+          <w:sz w:val="21"/>
+        </w:rPr>
+        <w:t xml:space="preserve"> 격차가 전혀 보고되지 않았습니다. 지금 있는 것은 상한(용량 무시)과 하한(순진한 하한)뿐입니다. 용량 제약 하의 최적해 대비 CAST가 얼마나 가까운지는 알 수 없습니다.</w:t>
+      </w:r>
+    </w:p>
+    <w:p>
+      <w:pPr>
+        <w:spacing w:before="140" w:after="60"/>
+      </w:pPr>
+      <w:r>
+        <w:rPr>
+          <w:b/>
+          <w:sz w:val="21"/>
+        </w:rPr>
+        <w:t xml:space="preserve">M4. </w:t>
+      </w:r>
+      <w:r>
+        <w:rPr>
+          <w:b/>
+          <w:sz w:val="21"/>
+        </w:rPr>
+        <w:t>무릎점</w:t>
+      </w:r>
+      <w:r>
+        <w:rPr>
+          <w:b/>
+          <w:sz w:val="21"/>
+        </w:rPr>
+        <w:t xml:space="preserve"> 가중치 기여의 비교가 공정하지 않다</w:t>
+      </w:r>
+    </w:p>
+    <w:p>
+      <w:pPr>
+        <w:spacing w:before="20" w:after="40"/>
+      </w:pPr>
+      <w:r>
+        <w:rPr>
+          <w:b/>
+          <w:sz w:val="19"/>
+        </w:rPr>
+        <w:t>지적</w:t>
+      </w:r>
+    </w:p>
+    <w:p>
+      <w:pPr>
+        <w:spacing w:before="0" w:after="50"/>
+        <w:ind w:left="432" w:hanging="230"/>
+      </w:pPr>
+      <w:r>
+        <w:rPr>
+          <w:sz w:val="21"/>
+        </w:rPr>
+        <w:t xml:space="preserve">· </w:t>
+      </w:r>
+      <w:r>
+        <w:rPr>
+          <w:b/>
+          <w:sz w:val="21"/>
+        </w:rPr>
+        <w:t>다른 지연점끼리 비교했습니다.</w:t>
+      </w:r>
+      <w:r>
+        <w:rPr>
+          <w:b w:val="0"/>
+          <w:sz w:val="21"/>
+        </w:rPr>
+        <w:t xml:space="preserve"> 고정 α=0.5(29.5 </w:t>
+      </w:r>
+      <w:r>
+        <w:rPr>
+          <w:b w:val="0"/>
+          <w:sz w:val="21"/>
+        </w:rPr>
+        <w:t>ms</w:t>
+      </w:r>
+      <w:r>
+        <w:rPr>
+          <w:b w:val="0"/>
+          <w:sz w:val="21"/>
+        </w:rPr>
+        <w:t xml:space="preserve">)와 </w:t>
+      </w:r>
+      <w:r>
+        <w:rPr>
+          <w:b w:val="0"/>
+          <w:sz w:val="21"/>
+        </w:rPr>
+        <w:t>무릎점</w:t>
+      </w:r>
+      <w:r>
+        <w:rPr>
+          <w:b w:val="0"/>
+          <w:sz w:val="21"/>
+        </w:rPr>
+        <w:t xml:space="preserve">(36.2 </w:t>
+      </w:r>
+      <w:r>
+        <w:rPr>
+          <w:b w:val="0"/>
+          <w:sz w:val="21"/>
+        </w:rPr>
+        <w:t>ms</w:t>
+      </w:r>
+      <w:r>
+        <w:rPr>
+          <w:b w:val="0"/>
+          <w:sz w:val="21"/>
+        </w:rPr>
+        <w:t>)을 비교하고 "10.64%p 더 줄였다"고 썼습니다. 지연을 더 썼으니 탄소가 더 줄어드는 것은 당연합니다. 우월성을 말하려면 같은 지연에서 비교해야 합니다.</w:t>
+      </w:r>
+    </w:p>
+    <w:p>
+      <w:pPr>
+        <w:spacing w:before="0" w:after="50"/>
+        <w:ind w:left="432" w:hanging="230"/>
+      </w:pPr>
+      <w:r>
+        <w:rPr>
+          <w:sz w:val="21"/>
+        </w:rPr>
+        <w:t xml:space="preserve">· </w:t>
+      </w:r>
+      <w:r>
+        <w:rPr>
+          <w:b/>
+          <w:sz w:val="21"/>
+        </w:rPr>
+        <w:t xml:space="preserve">고정 α </w:t>
+      </w:r>
+      <w:r>
+        <w:rPr>
+          <w:b/>
+          <w:sz w:val="21"/>
+        </w:rPr>
+        <w:t>스윕이</w:t>
+      </w:r>
+      <w:r>
+        <w:rPr>
+          <w:b/>
+          <w:sz w:val="21"/>
+        </w:rPr>
+        <w:t xml:space="preserve"> 거칩니다.</w:t>
+      </w:r>
+      <w:r>
+        <w:rPr>
+          <w:b w:val="0"/>
+          <w:sz w:val="21"/>
+        </w:rPr>
+        <w:t xml:space="preserve"> 그림 6은 0, 0.25, 0.5, 0.75, 1의 다섯 </w:t>
+      </w:r>
+      <w:r>
+        <w:rPr>
+          <w:b w:val="0"/>
+          <w:sz w:val="21"/>
+        </w:rPr>
+        <w:t>점뿐입니다</w:t>
+      </w:r>
+      <w:r>
+        <w:rPr>
+          <w:b w:val="0"/>
+          <w:sz w:val="21"/>
+        </w:rPr>
+        <w:t>. 무릎점이 이 곡선 위에 있다고 보이려면 0.5와 0.75 사이를 촘촘히 채워야 합니다.</w:t>
+      </w:r>
+    </w:p>
+    <w:p>
+      <w:pPr>
+        <w:spacing w:before="0" w:after="50"/>
+        <w:ind w:left="432" w:hanging="230"/>
+      </w:pPr>
+      <w:r>
+        <w:rPr>
+          <w:sz w:val="21"/>
+        </w:rPr>
+        <w:t xml:space="preserve">· </w:t>
+      </w:r>
+      <w:r>
+        <w:rPr>
+          <w:b/>
+          <w:sz w:val="21"/>
+        </w:rPr>
+        <w:t>지연 비용 항이 왜 필요한지 설명이 없습니다.</w:t>
+      </w:r>
+      <w:r>
+        <w:rPr>
+          <w:b w:val="0"/>
+          <w:sz w:val="21"/>
+        </w:rPr>
+        <w:t xml:space="preserve"> 식 (5)가 이미 지연 예산을 하드 제약으로 강제합니다. 예산 안에서라면 지연 비용을 왜 최소화해야 합니까? 가장 자연스러운 기준선은 "α=1 + 예산 제약"이고, 이 경우 </w:t>
+      </w:r>
+      <w:r>
+        <w:rPr>
+          <w:b w:val="0"/>
+          <w:sz w:val="21"/>
+        </w:rPr>
+        <w:t>절감률은</w:t>
+      </w:r>
+      <w:r>
+        <w:rPr>
+          <w:b w:val="0"/>
+          <w:sz w:val="21"/>
+        </w:rPr>
+        <w:t xml:space="preserve"> 약 66%로 무릎점보다 높습니다. 이 질문에 답하지 못하면 첫 번째 기여 전체가 흔들립니다.</w:t>
+      </w:r>
+    </w:p>
+    <w:p>
+      <w:pPr>
+        <w:spacing w:before="0" w:after="50"/>
+        <w:ind w:left="432" w:hanging="230"/>
+      </w:pPr>
+      <w:r>
+        <w:rPr>
+          <w:sz w:val="21"/>
+        </w:rPr>
+        <w:t xml:space="preserve">· </w:t>
+      </w:r>
+      <w:r>
+        <w:rPr>
+          <w:b/>
+          <w:sz w:val="21"/>
+        </w:rPr>
+        <w:t>시간 단계와 설계가 일관되지 않습니다.</w:t>
+      </w:r>
+      <w:r>
+        <w:rPr>
+          <w:b w:val="0"/>
+          <w:sz w:val="21"/>
+        </w:rPr>
+        <w:t xml:space="preserve"> 시간 단계의 가중치는 지연 등급 k의 함수인데, 공간 단계의 α는 등급과 무관합니다.</w:t>
+      </w:r>
+    </w:p>
+    <w:p>
+      <w:pPr>
+        <w:spacing w:before="0" w:after="50"/>
+        <w:ind w:left="432" w:hanging="230"/>
+      </w:pPr>
+      <w:r>
+        <w:rPr>
+          <w:sz w:val="21"/>
+        </w:rPr>
+        <w:t xml:space="preserve">· </w:t>
+      </w:r>
+      <w:r>
+        <w:rPr>
+          <w:b/>
+          <w:sz w:val="21"/>
+        </w:rPr>
+        <w:t>수치가 불일치합니다.</w:t>
+      </w:r>
+      <w:r>
+        <w:rPr>
+          <w:b w:val="0"/>
+          <w:sz w:val="21"/>
+        </w:rPr>
+        <w:t xml:space="preserve"> "α=0.75는 지연을 62.6 </w:t>
+      </w:r>
+      <w:r>
+        <w:rPr>
+          <w:b w:val="0"/>
+          <w:sz w:val="21"/>
+        </w:rPr>
+        <w:t>ms</w:t>
+      </w:r>
+      <w:r>
+        <w:rPr>
+          <w:b w:val="0"/>
+          <w:sz w:val="21"/>
+        </w:rPr>
+        <w:t xml:space="preserve"> 더 쓴다"</w:t>
+      </w:r>
+      <w:r>
+        <w:rPr>
+          <w:b w:val="0"/>
+          <w:sz w:val="21"/>
+        </w:rPr>
+        <w:t>를</w:t>
+      </w:r>
+      <w:r>
+        <w:rPr>
+          <w:b w:val="0"/>
+          <w:sz w:val="21"/>
+        </w:rPr>
+        <w:t xml:space="preserve"> 글자 그대로 읽으면 α=0.75의 평균 지연은 약 98.8 </w:t>
+      </w:r>
+      <w:r>
+        <w:rPr>
+          <w:b w:val="0"/>
+          <w:sz w:val="21"/>
+        </w:rPr>
+        <w:t>ms</w:t>
+      </w:r>
+      <w:r>
+        <w:rPr>
+          <w:b w:val="0"/>
+          <w:sz w:val="21"/>
+        </w:rPr>
+        <w:t xml:space="preserve">가 됩니다. 그림 6에서는 약 62 </w:t>
+      </w:r>
+      <w:r>
+        <w:rPr>
+          <w:b w:val="0"/>
+          <w:sz w:val="21"/>
+        </w:rPr>
+        <w:t>ms</w:t>
+      </w:r>
+      <w:r>
+        <w:rPr>
+          <w:b w:val="0"/>
+          <w:sz w:val="21"/>
+        </w:rPr>
+        <w:t xml:space="preserve"> 근처로 보입니다. "62.6 </w:t>
+      </w:r>
+      <w:r>
+        <w:rPr>
+          <w:b w:val="0"/>
+          <w:sz w:val="21"/>
+        </w:rPr>
+        <w:t>ms를</w:t>
+      </w:r>
+      <w:r>
+        <w:rPr>
+          <w:b w:val="0"/>
+          <w:sz w:val="21"/>
+        </w:rPr>
+        <w:t xml:space="preserve"> 쓴다"의 오기인지 확인하세요. 그림 6의 좌표가 본문 수치(29.5, 36.2 </w:t>
+      </w:r>
+      <w:r>
+        <w:rPr>
+          <w:b w:val="0"/>
+          <w:sz w:val="21"/>
+        </w:rPr>
+        <w:t>ms</w:t>
+      </w:r>
+      <w:r>
+        <w:rPr>
+          <w:b w:val="0"/>
+          <w:sz w:val="21"/>
+        </w:rPr>
+        <w:t>)와 일치하는지도 점검하세요.</w:t>
+      </w:r>
+    </w:p>
+    <w:p>
+      <w:pPr>
+        <w:spacing w:before="0" w:after="50"/>
+        <w:ind w:left="432" w:hanging="230"/>
+      </w:pPr>
+      <w:r>
+        <w:rPr>
+          <w:sz w:val="21"/>
+        </w:rPr>
+        <w:t xml:space="preserve">· </w:t>
+      </w:r>
+      <w:r>
+        <w:rPr>
+          <w:b w:val="0"/>
+          <w:sz w:val="21"/>
+        </w:rPr>
+        <w:t>원점 거리 기반 무릎점은 다중목적 최적화에서 잘 알려진 utopia-point 휴리스틱인데 인용이 없습니다.</w:t>
+      </w:r>
+    </w:p>
+    <w:p>
+      <w:pPr>
+        <w:spacing w:before="0" w:after="50"/>
+        <w:ind w:left="432" w:hanging="230"/>
+      </w:pPr>
+      <w:r>
+        <w:rPr>
+          <w:sz w:val="21"/>
+        </w:rPr>
+        <w:t xml:space="preserve">· </w:t>
+      </w:r>
+      <w:r>
+        <w:rPr>
+          <w:b w:val="0"/>
+          <w:sz w:val="21"/>
+        </w:rPr>
+        <w:t xml:space="preserve">"평균으로는 </w:t>
+      </w:r>
+      <w:r>
+        <w:rPr>
+          <w:b w:val="0"/>
+          <w:sz w:val="21"/>
+        </w:rPr>
+        <w:t>고정값과</w:t>
+      </w:r>
+      <w:r>
+        <w:rPr>
+          <w:b w:val="0"/>
+          <w:sz w:val="21"/>
+        </w:rPr>
+        <w:t xml:space="preserve"> 같은 가중치를 쓰는 </w:t>
+      </w:r>
+      <w:r>
+        <w:rPr>
+          <w:b w:val="0"/>
+          <w:sz w:val="21"/>
+        </w:rPr>
+        <w:t>셈인데도</w:t>
+      </w:r>
+      <w:r>
+        <w:rPr>
+          <w:b w:val="0"/>
+          <w:sz w:val="21"/>
+        </w:rPr>
+        <w:t>"라는 문장은 논리적 의미가 없습니다. 평균 α가 같다는 것은 아무것도 보장하지 않으므로 삭제를 권합니다.</w:t>
+      </w:r>
+    </w:p>
+    <w:p>
+      <w:pPr>
+        <w:spacing w:before="140" w:after="60"/>
+      </w:pPr>
+      <w:r>
+        <w:rPr>
+          <w:b/>
+          <w:sz w:val="21"/>
+        </w:rPr>
+        <w:t>M5. 워크로드가 합성이고, 핵심 파라미터가 빠져 있다</w:t>
+      </w:r>
+    </w:p>
+    <w:p>
+      <w:pPr>
+        <w:spacing w:before="20" w:after="40"/>
+      </w:pPr>
+      <w:r>
+        <w:rPr>
+          <w:b/>
+          <w:sz w:val="19"/>
+        </w:rPr>
+        <w:t>지적</w:t>
+      </w:r>
+    </w:p>
+    <w:p>
+      <w:pPr>
+        <w:spacing w:before="0" w:after="50"/>
+        <w:ind w:left="432" w:hanging="230"/>
+      </w:pPr>
+      <w:r>
+        <w:rPr>
+          <w:sz w:val="21"/>
+        </w:rPr>
+        <w:t xml:space="preserve">· </w:t>
+      </w:r>
+      <w:r>
+        <w:rPr>
+          <w:b/>
+          <w:sz w:val="21"/>
+        </w:rPr>
+        <w:t xml:space="preserve">실행 시간 </w:t>
+      </w:r>
+      <w:r>
+        <w:rPr>
+          <w:b/>
+          <w:sz w:val="21"/>
+        </w:rPr>
+        <w:t>d_j</w:t>
+      </w:r>
+      <w:r>
+        <w:rPr>
+          <w:b/>
+          <w:sz w:val="21"/>
+        </w:rPr>
+        <w:t>의 분포가 어디에도 없습니다.</w:t>
+      </w:r>
+      <w:r>
+        <w:rPr>
+          <w:b w:val="0"/>
+          <w:sz w:val="21"/>
+        </w:rPr>
+        <w:t xml:space="preserve"> 동시 실행 수, 용량 위반, 시간 이동 여지가 전부 </w:t>
+      </w:r>
+      <w:r>
+        <w:rPr>
+          <w:b w:val="0"/>
+          <w:sz w:val="21"/>
+        </w:rPr>
+        <w:t>d_j에</w:t>
+      </w:r>
+      <w:r>
+        <w:rPr>
+          <w:b w:val="0"/>
+          <w:sz w:val="21"/>
+        </w:rPr>
+        <w:t xml:space="preserve"> 달려 있는데 재현이 불가능합니다.</w:t>
+      </w:r>
+    </w:p>
+    <w:p>
+      <w:pPr>
+        <w:spacing w:before="0" w:after="50"/>
+        <w:ind w:left="432" w:hanging="230"/>
+      </w:pPr>
+      <w:r>
+        <w:rPr>
+          <w:sz w:val="21"/>
+        </w:rPr>
+        <w:t xml:space="preserve">· </w:t>
+      </w:r>
+      <w:r>
+        <w:rPr>
+          <w:b/>
+          <w:sz w:val="21"/>
+        </w:rPr>
+        <w:t>도착 패턴(하루 중 균등인지, 일주기가 있는지)도 없습니다.</w:t>
+      </w:r>
+      <w:r>
+        <w:rPr>
+          <w:b w:val="0"/>
+          <w:sz w:val="21"/>
+        </w:rPr>
+        <w:t xml:space="preserve"> </w:t>
+      </w:r>
+      <w:r>
+        <w:rPr>
+          <w:b w:val="0"/>
+          <w:sz w:val="21"/>
+        </w:rPr>
+        <w:t>리전당</w:t>
+      </w:r>
+      <w:r>
+        <w:rPr>
+          <w:b w:val="0"/>
+          <w:sz w:val="21"/>
+        </w:rPr>
+        <w:t xml:space="preserve"> 하루 50건 균등 도착이면 전체 피크가 13건에 불과한 매우 작은 시스템입니다. 상한 12에서 정수 단위 효과가 결과를 크게 흔듭니다.</w:t>
+      </w:r>
+    </w:p>
+    <w:p>
+      <w:pPr>
+        <w:spacing w:before="0" w:after="50"/>
+        <w:ind w:left="432" w:hanging="230"/>
+      </w:pPr>
+      <w:r>
+        <w:rPr>
+          <w:sz w:val="21"/>
+        </w:rPr>
+        <w:t xml:space="preserve">· </w:t>
+      </w:r>
+      <w:r>
+        <w:rPr>
+          <w:b/>
+          <w:sz w:val="21"/>
+        </w:rPr>
+        <w:t xml:space="preserve">"실측 </w:t>
+      </w:r>
+      <w:r>
+        <w:rPr>
+          <w:b/>
+          <w:sz w:val="21"/>
+        </w:rPr>
+        <w:t>트레이스를</w:t>
+      </w:r>
+      <w:r>
+        <w:rPr>
+          <w:b/>
+          <w:sz w:val="21"/>
+        </w:rPr>
+        <w:t xml:space="preserve"> 구하지 못해"는 설득력이 없습니다.</w:t>
+      </w:r>
+      <w:r>
+        <w:rPr>
+          <w:b w:val="0"/>
+          <w:sz w:val="21"/>
+        </w:rPr>
+        <w:t xml:space="preserve"> 공개 </w:t>
+      </w:r>
+      <w:r>
+        <w:rPr>
+          <w:b w:val="0"/>
+          <w:sz w:val="21"/>
+        </w:rPr>
+        <w:t>트레이스가</w:t>
+      </w:r>
+      <w:r>
+        <w:rPr>
+          <w:b w:val="0"/>
+          <w:sz w:val="21"/>
+        </w:rPr>
+        <w:t xml:space="preserve"> 여럿 있습니다.</w:t>
+      </w:r>
+    </w:p>
+    <w:p>
+      <w:pPr>
+        <w:spacing w:before="0" w:after="40"/>
+        <w:ind w:left="749" w:hanging="230"/>
+      </w:pPr>
+      <w:r>
+        <w:rPr>
+          <w:sz w:val="21"/>
+        </w:rPr>
+        <w:t xml:space="preserve">– </w:t>
+      </w:r>
+      <w:r>
+        <w:rPr>
+          <w:b w:val="0"/>
+          <w:sz w:val="21"/>
+        </w:rPr>
+        <w:t xml:space="preserve">Google 클러스터 </w:t>
+      </w:r>
+      <w:r>
+        <w:rPr>
+          <w:b w:val="0"/>
+          <w:sz w:val="21"/>
+        </w:rPr>
+        <w:t>트레이스</w:t>
+      </w:r>
+      <w:r>
+        <w:rPr>
+          <w:b w:val="0"/>
+          <w:sz w:val="21"/>
+        </w:rPr>
+        <w:t>(2019)</w:t>
+      </w:r>
+    </w:p>
+    <w:p>
+      <w:pPr>
+        <w:spacing w:before="0" w:after="40"/>
+        <w:ind w:left="749" w:hanging="230"/>
+      </w:pPr>
+      <w:r>
+        <w:rPr>
+          <w:sz w:val="21"/>
+        </w:rPr>
+        <w:t xml:space="preserve">– </w:t>
+      </w:r>
+      <w:r>
+        <w:rPr>
+          <w:b w:val="0"/>
+          <w:sz w:val="21"/>
+        </w:rPr>
+        <w:t xml:space="preserve">Alibaba 클러스터 </w:t>
+      </w:r>
+      <w:r>
+        <w:rPr>
+          <w:b w:val="0"/>
+          <w:sz w:val="21"/>
+        </w:rPr>
+        <w:t>트레이스</w:t>
+      </w:r>
+    </w:p>
+    <w:p>
+      <w:pPr>
+        <w:spacing w:before="0" w:after="40"/>
+        <w:ind w:left="749" w:hanging="230"/>
+      </w:pPr>
+      <w:r>
+        <w:rPr>
+          <w:sz w:val="21"/>
+        </w:rPr>
+        <w:t xml:space="preserve">– </w:t>
+      </w:r>
+      <w:r>
+        <w:rPr>
+          <w:b w:val="0"/>
+          <w:sz w:val="21"/>
+        </w:rPr>
+        <w:t xml:space="preserve">Azure Public Dataset의 </w:t>
+      </w:r>
+      <w:r>
+        <w:rPr>
+          <w:b w:val="0"/>
+          <w:sz w:val="21"/>
+        </w:rPr>
+        <w:t>VM·Functions</w:t>
+      </w:r>
+      <w:r>
+        <w:rPr>
+          <w:b w:val="0"/>
+          <w:sz w:val="21"/>
+        </w:rPr>
+        <w:t xml:space="preserve"> </w:t>
+      </w:r>
+      <w:r>
+        <w:rPr>
+          <w:b w:val="0"/>
+          <w:sz w:val="21"/>
+        </w:rPr>
+        <w:t>트레이스</w:t>
+      </w:r>
+    </w:p>
+    <w:p>
+      <w:pPr>
+        <w:spacing w:before="0" w:after="50"/>
+        <w:ind w:left="432" w:hanging="230"/>
+      </w:pPr>
+      <w:r>
+        <w:rPr>
+          <w:sz w:val="21"/>
+        </w:rPr>
+        <w:t xml:space="preserve">· </w:t>
+      </w:r>
+      <w:r>
+        <w:rPr>
+          <w:b/>
+          <w:sz w:val="21"/>
+        </w:rPr>
+        <w:t>단일 실행만 보고했고</w:t>
+      </w:r>
+      <w:r>
+        <w:rPr>
+          <w:b w:val="0"/>
+          <w:sz w:val="21"/>
+        </w:rPr>
+        <w:t xml:space="preserve"> </w:t>
+      </w:r>
+      <w:r>
+        <w:rPr>
+          <w:b w:val="0"/>
+          <w:sz w:val="21"/>
+        </w:rPr>
+        <w:t>시드</w:t>
+      </w:r>
+      <w:r>
+        <w:rPr>
+          <w:b w:val="0"/>
+          <w:sz w:val="21"/>
+        </w:rPr>
+        <w:t xml:space="preserve"> 변동이나 신뢰구간이 없습니다.</w:t>
+      </w:r>
+    </w:p>
+    <w:p>
+      <w:pPr>
+        <w:spacing w:before="0" w:after="50"/>
+        <w:ind w:left="432" w:hanging="230"/>
+      </w:pPr>
+      <w:r>
+        <w:rPr>
+          <w:sz w:val="21"/>
+        </w:rPr>
+        <w:t xml:space="preserve">· </w:t>
+      </w:r>
+      <w:r>
+        <w:rPr>
+          <w:b/>
+          <w:sz w:val="21"/>
+        </w:rPr>
+        <w:t>"옮기기 쉬운 작업만 골라 담은 워크로드가 아니다"는 오해를 부릅니다.</w:t>
+      </w:r>
+      <w:r>
+        <w:rPr>
+          <w:b w:val="0"/>
+          <w:sz w:val="21"/>
+        </w:rPr>
+        <w:t xml:space="preserve"> k=3–5(60.1%)는 시간 이동은 못 하지만, 지연 예산(최소 1초)이 최대 RTT 244 </w:t>
+      </w:r>
+      <w:r>
+        <w:rPr>
+          <w:b w:val="0"/>
+          <w:sz w:val="21"/>
+        </w:rPr>
+        <w:t>ms</w:t>
+      </w:r>
+      <w:r>
+        <w:rPr>
+          <w:b w:val="0"/>
+          <w:sz w:val="21"/>
+        </w:rPr>
+        <w:t>보다 길어 공간 이동은 전부 자유롭습니다. 공간 이동 관점에서는 오히려 매우 유리한 워크로드입니다.</w:t>
+      </w:r>
+    </w:p>
+    <w:p>
+      <w:pPr>
+        <w:spacing w:before="0" w:after="50"/>
+        <w:ind w:left="432" w:hanging="230"/>
+      </w:pPr>
+      <w:r>
+        <w:rPr>
+          <w:sz w:val="21"/>
+        </w:rPr>
+        <w:t xml:space="preserve">· </w:t>
+      </w:r>
+      <w:r>
+        <w:rPr>
+          <w:b/>
+          <w:sz w:val="21"/>
+        </w:rPr>
+        <w:t>k=3–5의 "537건 지연"은 의미가 없습니다.</w:t>
+      </w:r>
+      <w:r>
+        <w:rPr>
+          <w:b w:val="0"/>
+          <w:sz w:val="21"/>
+        </w:rPr>
+        <w:t xml:space="preserve"> 탄소 자료가 1시간 해상도이므로 같은 시간 안에서 몇 초~몇 분 미루는 것은 시간 경계를 넘지 않는 한 탄소에 영향이 없습니다. 이를 근거로 "대상에서 빠지지 않는다"고 쓰는 것은 과장입니다.</w:t>
+      </w:r>
+    </w:p>
+    <w:p>
+      <w:pPr>
+        <w:spacing w:before="140" w:after="60"/>
+      </w:pPr>
+      <w:r>
+        <w:rPr>
+          <w:b/>
+          <w:sz w:val="21"/>
+        </w:rPr>
+        <w:t>M6. 예측 실험의 누수 가능성 — 핵심 발견과 직결</w:t>
+      </w:r>
+    </w:p>
+    <w:p>
+      <w:pPr>
+        <w:spacing w:before="20" w:after="40"/>
+      </w:pPr>
+      <w:r>
+        <w:rPr>
+          <w:b/>
+          <w:sz w:val="19"/>
+        </w:rPr>
+        <w:t>지적</w:t>
+      </w:r>
+    </w:p>
+    <w:p>
+      <w:pPr>
+        <w:spacing w:before="0" w:after="50"/>
+        <w:ind w:left="432" w:hanging="230"/>
+      </w:pPr>
+      <w:r>
+        <w:rPr>
+          <w:sz w:val="21"/>
+        </w:rPr>
+        <w:t xml:space="preserve">· </w:t>
+      </w:r>
+      <w:r>
+        <w:rPr>
+          <w:b/>
+          <w:sz w:val="21"/>
+        </w:rPr>
+        <w:t>LSTM의 학습·검증·평가 기간이 명시되지 않았습니다.</w:t>
+      </w:r>
+      <w:r>
+        <w:rPr>
+          <w:b w:val="0"/>
+          <w:sz w:val="21"/>
+        </w:rPr>
+        <w:t xml:space="preserve"> 2025년 1년치로 학습하고 같은 2025년으로 평가했다면 정보 누수입니다.</w:t>
+      </w:r>
+    </w:p>
+    <w:p>
+      <w:pPr>
+        <w:spacing w:before="0" w:after="50"/>
+        <w:ind w:left="432" w:hanging="230"/>
+      </w:pPr>
+      <w:r>
+        <w:rPr>
+          <w:sz w:val="21"/>
+        </w:rPr>
+        <w:t xml:space="preserve">· </w:t>
+      </w:r>
+      <w:r>
+        <w:rPr>
+          <w:b/>
+          <w:sz w:val="21"/>
+        </w:rPr>
+        <w:t>기상 입력이 문제입니다.</w:t>
+      </w:r>
+      <w:r>
+        <w:rPr>
+          <w:b w:val="0"/>
+          <w:sz w:val="21"/>
+        </w:rPr>
+        <w:t xml:space="preserve"> 캘리포니아, 텍사스, 독일 세 </w:t>
+      </w:r>
+      <w:r>
+        <w:rPr>
+          <w:b w:val="0"/>
+          <w:sz w:val="21"/>
+        </w:rPr>
+        <w:t>리전은</w:t>
+      </w:r>
+      <w:r>
+        <w:rPr>
+          <w:b w:val="0"/>
+          <w:sz w:val="21"/>
+        </w:rPr>
+        <w:t xml:space="preserve"> 미래 24시간 기상 </w:t>
+      </w:r>
+      <w:r>
+        <w:rPr>
+          <w:b w:val="0"/>
+          <w:sz w:val="21"/>
+        </w:rPr>
+        <w:t>실측값을</w:t>
+      </w:r>
+      <w:r>
+        <w:rPr>
+          <w:b w:val="0"/>
+          <w:sz w:val="21"/>
+        </w:rPr>
+        <w:t xml:space="preserve"> 입력으로 씁니다. 한계로 인정했지만 파급이 큽니다. 논문의 핵심 발견이 정확히 캘리포니아에 관한 것이고, 그림 3에서 캘리포니아 MAE(12.2)가 전체 평균(26.1)의 절반 이하인 이유도 이것일 가능성이 큽니다.</w:t>
+      </w:r>
+    </w:p>
+    <w:p>
+      <w:pPr>
+        <w:spacing w:before="0" w:after="50"/>
+        <w:ind w:left="432" w:hanging="230"/>
+      </w:pPr>
+      <w:r>
+        <w:rPr>
+          <w:sz w:val="21"/>
+        </w:rPr>
+        <w:t xml:space="preserve">· </w:t>
+      </w:r>
+      <w:r>
+        <w:rPr>
+          <w:b/>
+          <w:sz w:val="21"/>
+        </w:rPr>
+        <w:t>문장이 서로 맞지 않습니다.</w:t>
+      </w:r>
+      <w:r>
+        <w:rPr>
+          <w:b w:val="0"/>
+          <w:sz w:val="21"/>
+        </w:rPr>
+        <w:t xml:space="preserve"> "예측이 어려운 </w:t>
+      </w:r>
+      <w:r>
+        <w:rPr>
+          <w:b w:val="0"/>
+          <w:sz w:val="21"/>
+        </w:rPr>
+        <w:t>리전이</w:t>
+      </w:r>
+      <w:r>
+        <w:rPr>
+          <w:b w:val="0"/>
+          <w:sz w:val="21"/>
+        </w:rPr>
+        <w:t xml:space="preserve"> 곧 시간 이동의 이득이 큰 </w:t>
+      </w:r>
+      <w:r>
+        <w:rPr>
+          <w:b w:val="0"/>
+          <w:sz w:val="21"/>
+        </w:rPr>
+        <w:t>리전</w:t>
+      </w:r>
+      <w:r>
+        <w:rPr>
+          <w:b w:val="0"/>
+          <w:sz w:val="21"/>
+        </w:rPr>
+        <w:t>"이라는 문장은 캘리포니아의 낮은 MAE와 충돌합니다.</w:t>
+      </w:r>
+    </w:p>
+    <w:p>
+      <w:pPr>
+        <w:spacing w:before="0" w:after="50"/>
+        <w:ind w:left="432" w:hanging="230"/>
+      </w:pPr>
+      <w:r>
+        <w:rPr>
+          <w:sz w:val="21"/>
+        </w:rPr>
+        <w:t xml:space="preserve">· </w:t>
+      </w:r>
+      <w:r>
+        <w:rPr>
+          <w:b/>
+          <w:sz w:val="21"/>
+        </w:rPr>
+        <w:t>기준 예측기가 없습니다.</w:t>
+      </w:r>
+      <w:r>
+        <w:rPr>
+          <w:b w:val="0"/>
+          <w:sz w:val="21"/>
+        </w:rPr>
+        <w:t xml:space="preserve"> persistence나 seasonal naive가 없으니 LSTM이 결과에 기여하는지 알 수 없습니다.</w:t>
+      </w:r>
+    </w:p>
+    <w:p>
+      <w:pPr>
+        <w:spacing w:before="140" w:after="60"/>
+      </w:pPr>
+      <w:r>
+        <w:rPr>
+          <w:b/>
+          <w:sz w:val="21"/>
+        </w:rPr>
+        <w:t>M7. 선행 정책 재현 비교(4.4절)의 공정성</w:t>
+      </w:r>
+    </w:p>
+    <w:p>
+      <w:pPr>
+        <w:spacing w:before="20" w:after="40"/>
+      </w:pPr>
+      <w:r>
+        <w:rPr>
+          <w:b/>
+          <w:sz w:val="19"/>
+        </w:rPr>
+        <w:t>지적</w:t>
+      </w:r>
+    </w:p>
+    <w:p>
+      <w:pPr>
+        <w:spacing w:before="0" w:after="50"/>
+        <w:ind w:left="432" w:hanging="230"/>
+      </w:pPr>
+      <w:r>
+        <w:rPr>
+          <w:sz w:val="21"/>
+        </w:rPr>
+        <w:t xml:space="preserve">· </w:t>
+      </w:r>
+      <w:r>
+        <w:rPr>
+          <w:b/>
+          <w:sz w:val="21"/>
+        </w:rPr>
+        <w:t>채점 기준이 정책들의 설계 가정과 맞지 않습니다.</w:t>
+      </w:r>
+      <w:r>
+        <w:rPr>
+          <w:b w:val="0"/>
+          <w:sz w:val="21"/>
+        </w:rPr>
+        <w:t xml:space="preserve"> CASPER는 서버 </w:t>
+      </w:r>
+      <w:r>
+        <w:rPr>
+          <w:b w:val="0"/>
+          <w:sz w:val="21"/>
+        </w:rPr>
+        <w:t>프로비저닝을</w:t>
+      </w:r>
+      <w:r>
+        <w:rPr>
+          <w:b w:val="0"/>
+          <w:sz w:val="21"/>
+        </w:rPr>
+        <w:t xml:space="preserve"> 함께 결정하는 웹 서비스 시스템입니다. </w:t>
+      </w:r>
+      <w:r>
+        <w:rPr>
+          <w:b w:val="0"/>
+          <w:sz w:val="21"/>
+        </w:rPr>
+        <w:t>Sukprasert</w:t>
+      </w:r>
+      <w:r>
+        <w:rPr>
+          <w:b w:val="0"/>
+          <w:sz w:val="21"/>
+        </w:rPr>
+        <w:t xml:space="preserve"> 등은 정책이 아니라 상한(limits) 분석이며, 1년치 미래를 아는 가정입니다. 이들을 "상한 12 위반 수"로 채점하는 것은 저자 모델의 잣대를 소급 적용한 것입니다.</w:t>
+      </w:r>
+    </w:p>
+    <w:p>
+      <w:pPr>
+        <w:spacing w:before="0" w:after="50"/>
+        <w:ind w:left="432" w:hanging="230"/>
+      </w:pPr>
+      <w:r>
+        <w:rPr>
+          <w:sz w:val="21"/>
+        </w:rPr>
+        <w:t xml:space="preserve">· </w:t>
+      </w:r>
+      <w:r>
+        <w:rPr>
+          <w:b/>
+          <w:sz w:val="21"/>
+        </w:rPr>
+        <w:t>Sukprasert</w:t>
+      </w:r>
+      <w:r>
+        <w:rPr>
+          <w:b/>
+          <w:sz w:val="21"/>
+        </w:rPr>
+        <w:t xml:space="preserve"> temporal(67.21%)과 본 연구 Temporal-only(18.60%)의 차이가 너무 큰데 설명이 없습니다.</w:t>
+      </w:r>
+      <w:r>
+        <w:rPr>
+          <w:b w:val="0"/>
+          <w:sz w:val="21"/>
+        </w:rPr>
+        <w:t xml:space="preserve"> 같은 "시간만" 조건이라면 이 격차는 재현 오류나 조건 차이를 의심하게 만듭니다.</w:t>
+      </w:r>
+    </w:p>
+    <w:p>
+      <w:pPr>
+        <w:spacing w:before="0" w:after="50"/>
+        <w:ind w:left="432" w:hanging="230"/>
+      </w:pPr>
+      <w:r>
+        <w:rPr>
+          <w:sz w:val="21"/>
+        </w:rPr>
+        <w:t xml:space="preserve">· </w:t>
+      </w:r>
+      <w:r>
+        <w:rPr>
+          <w:b/>
+          <w:sz w:val="21"/>
+        </w:rPr>
+        <w:t>Caspian 서술이 앞뒤가 맞지 않습니다.</w:t>
+      </w:r>
+      <w:r>
+        <w:rPr>
+          <w:b w:val="0"/>
+          <w:sz w:val="21"/>
+        </w:rPr>
+        <w:t xml:space="preserve"> 2절에서는 Caspian이 용량을 하드 제약으로 둔다고 했는데, 표 4에는 3,745건 위반이 있습니다. "(fractional)"이 무슨 완화인지 설명이 없습니다.</w:t>
+      </w:r>
+    </w:p>
+    <w:p>
+      <w:pPr>
+        <w:spacing w:before="0" w:after="50"/>
+        <w:ind w:left="432" w:hanging="230"/>
+      </w:pPr>
+      <w:r>
+        <w:rPr>
+          <w:sz w:val="21"/>
+        </w:rPr>
+        <w:t xml:space="preserve">· </w:t>
+      </w:r>
+      <w:r>
+        <w:rPr>
+          <w:b/>
+          <w:sz w:val="21"/>
+        </w:rPr>
+        <w:t>본문과 표가 맞지 않습니다.</w:t>
+      </w:r>
+      <w:r>
+        <w:rPr>
+          <w:b w:val="0"/>
+          <w:sz w:val="21"/>
+        </w:rPr>
+        <w:t xml:space="preserve"> 본문의 "Caspian 마감 위반 17,054건"이 표 4에 열로 없습니다.</w:t>
+      </w:r>
+    </w:p>
+    <w:p>
+      <w:pPr>
+        <w:spacing w:before="0" w:after="50"/>
+        <w:ind w:left="432" w:hanging="230"/>
+      </w:pPr>
+      <w:r>
+        <w:rPr>
+          <w:sz w:val="21"/>
+        </w:rPr>
+        <w:t xml:space="preserve">· </w:t>
+      </w:r>
+      <w:r>
+        <w:rPr>
+          <w:b/>
+          <w:sz w:val="21"/>
+        </w:rPr>
+        <w:t>그림 10 x축이 로그 척도인데 위반 0인 점(CICS, Spatial-only)이 그려져 있습니다.</w:t>
+      </w:r>
+      <w:r>
+        <w:rPr>
+          <w:b w:val="0"/>
+          <w:sz w:val="21"/>
+        </w:rPr>
+        <w:t xml:space="preserve"> 로그 축에는 0을 놓을 수 없습니다.</w:t>
+      </w:r>
+    </w:p>
+    <w:p>
+      <w:pPr>
+        <w:spacing w:before="0" w:after="50"/>
+        <w:ind w:left="432" w:hanging="230"/>
+      </w:pPr>
+      <w:r>
+        <w:rPr>
+          <w:sz w:val="21"/>
+        </w:rPr>
+        <w:t xml:space="preserve">· </w:t>
+      </w:r>
+      <w:r>
+        <w:rPr>
+          <w:b w:val="0"/>
+          <w:sz w:val="21"/>
+        </w:rPr>
+        <w:t>"공개 코드 그대로"</w:t>
+      </w:r>
+      <w:r>
+        <w:rPr>
+          <w:b w:val="0"/>
+          <w:sz w:val="21"/>
+        </w:rPr>
+        <w:t>라고</w:t>
+      </w:r>
+      <w:r>
+        <w:rPr>
+          <w:b w:val="0"/>
+          <w:sz w:val="21"/>
+        </w:rPr>
+        <w:t xml:space="preserve"> 했지만 원 논문 설정에서 원 수치를 재현했는지 검증이 없습니다.</w:t>
+      </w:r>
+    </w:p>
+    <w:p>
+      <w:pPr>
+        <w:spacing w:before="140" w:after="60"/>
+      </w:pPr>
+      <w:r>
+        <w:rPr>
+          <w:b/>
+          <w:sz w:val="21"/>
+        </w:rPr>
+        <w:t>M8. 가장 가까운 경쟁 연구 누락과 독창성 포지셔닝</w:t>
+      </w:r>
+    </w:p>
+    <w:p>
+      <w:pPr>
+        <w:spacing w:before="20" w:after="40"/>
+      </w:pPr>
+      <w:r>
+        <w:rPr>
+          <w:b/>
+          <w:sz w:val="19"/>
+        </w:rPr>
+        <w:t>지적</w:t>
+      </w:r>
+    </w:p>
+    <w:p>
+      <w:pPr>
+        <w:spacing w:before="0" w:after="60"/>
+      </w:pPr>
+      <w:r>
+        <w:rPr>
+          <w:b w:val="0"/>
+          <w:sz w:val="21"/>
+        </w:rPr>
+        <w:t xml:space="preserve">마감과 용량을 둔 온라인 시공간 탄소 인지 작업 관리 문제는 Lechowicz 등의 </w:t>
+      </w:r>
+      <w:r>
+        <w:rPr>
+          <w:b w:val="0"/>
+          <w:sz w:val="21"/>
+        </w:rPr>
+        <w:t>CarbonClipper</w:t>
+      </w:r>
+      <w:r>
+        <w:rPr>
+          <w:b w:val="0"/>
+          <w:sz w:val="21"/>
+        </w:rPr>
+        <w:t xml:space="preserve">(2024)가 </w:t>
+      </w:r>
+      <w:r>
+        <w:rPr>
+          <w:b w:val="0"/>
+          <w:sz w:val="21"/>
+        </w:rPr>
+        <w:t>경쟁비</w:t>
+      </w:r>
+      <w:r>
+        <w:rPr>
+          <w:b w:val="0"/>
+          <w:sz w:val="21"/>
+        </w:rPr>
+        <w:t>(competitive ratio) 보장과 함께 다루었습니다. 본 논문과 가장 가까운 선행 연구인데 언급이 없습니다. 그 밖에도 다음 연구들이 빠져 있습니다.</w:t>
+      </w:r>
+    </w:p>
+    <w:p>
+      <w:pPr>
+        <w:spacing w:before="0" w:after="50"/>
+        <w:ind w:left="432" w:hanging="230"/>
+      </w:pPr>
+      <w:r>
+        <w:rPr>
+          <w:sz w:val="21"/>
+        </w:rPr>
+        <w:t xml:space="preserve">· </w:t>
+      </w:r>
+      <w:r>
+        <w:rPr>
+          <w:b w:val="0"/>
+          <w:sz w:val="21"/>
+        </w:rPr>
+        <w:t>Wiesner 등의 "Let's Wait Awhile"(Middleware 2021): 시간 이동의 대표 연구</w:t>
+      </w:r>
+    </w:p>
+    <w:p>
+      <w:pPr>
+        <w:spacing w:before="0" w:after="50"/>
+        <w:ind w:left="432" w:hanging="230"/>
+      </w:pPr>
+      <w:r>
+        <w:rPr>
+          <w:sz w:val="21"/>
+        </w:rPr>
+        <w:t xml:space="preserve">· </w:t>
+      </w:r>
+      <w:r>
+        <w:rPr>
+          <w:b w:val="0"/>
+          <w:sz w:val="21"/>
+        </w:rPr>
+        <w:t xml:space="preserve">Hanafy 등의 </w:t>
+      </w:r>
+      <w:r>
+        <w:rPr>
+          <w:b w:val="0"/>
+          <w:sz w:val="21"/>
+        </w:rPr>
+        <w:t>CarbonScaler</w:t>
+      </w:r>
+      <w:r>
+        <w:rPr>
+          <w:b w:val="0"/>
+          <w:sz w:val="21"/>
+        </w:rPr>
+        <w:t>, GAIA: 탄소 인지 클라우드 스케줄링</w:t>
+      </w:r>
+    </w:p>
+    <w:p>
+      <w:pPr>
+        <w:spacing w:before="0" w:after="60"/>
+      </w:pPr>
+      <w:r>
+        <w:rPr>
+          <w:b w:val="0"/>
+          <w:sz w:val="21"/>
+        </w:rPr>
+        <w:t xml:space="preserve">또한 1장의 "선행 연구[7]는 이 현상을 </w:t>
+      </w:r>
+      <w:r>
+        <w:rPr>
+          <w:b w:val="0"/>
+          <w:sz w:val="21"/>
+        </w:rPr>
+        <w:t>정량화하지</w:t>
+      </w:r>
+      <w:r>
+        <w:rPr>
+          <w:b w:val="0"/>
+          <w:sz w:val="21"/>
+        </w:rPr>
+        <w:t xml:space="preserve"> 않았다"는 단정은, 해당 저자 그룹 쪽 심사위원이 걸면 바로 문제가 됩니다.</w:t>
+      </w:r>
+    </w:p>
+    <w:p>
+      <w:pPr>
+        <w:spacing w:before="140" w:after="60"/>
+      </w:pPr>
+      <w:r>
+        <w:rPr>
+          <w:b/>
+          <w:sz w:val="21"/>
+        </w:rPr>
+        <w:t>M9. 형식화·알고리즘의 정확성</w:t>
+      </w:r>
+    </w:p>
+    <w:p>
+      <w:pPr>
+        <w:spacing w:before="20" w:after="40"/>
+      </w:pPr>
+      <w:r>
+        <w:rPr>
+          <w:b/>
+          <w:sz w:val="19"/>
+        </w:rPr>
+        <w:t>지적</w:t>
+      </w:r>
+    </w:p>
+    <w:p>
+      <w:pPr>
+        <w:spacing w:before="0" w:after="50"/>
+        <w:ind w:left="432" w:hanging="230"/>
+      </w:pPr>
+      <w:r>
+        <w:rPr>
+          <w:sz w:val="21"/>
+        </w:rPr>
+        <w:t xml:space="preserve">· </w:t>
+      </w:r>
+      <w:r>
+        <w:rPr>
+          <w:b/>
+          <w:sz w:val="21"/>
+        </w:rPr>
+        <w:t>용어 오류: EDF가 아니라 LLF입니다.</w:t>
+      </w:r>
+      <w:r>
+        <w:rPr>
+          <w:b w:val="0"/>
+          <w:sz w:val="21"/>
+        </w:rPr>
+        <w:t xml:space="preserve"> "남은 여유가 가장 적은 작업을 먼저 넣는다 — 순수 EDF"</w:t>
+      </w:r>
+      <w:r>
+        <w:rPr>
+          <w:b w:val="0"/>
+          <w:sz w:val="21"/>
+        </w:rPr>
+        <w:t>라고</w:t>
+      </w:r>
+      <w:r>
+        <w:rPr>
+          <w:b w:val="0"/>
+          <w:sz w:val="21"/>
+        </w:rPr>
+        <w:t xml:space="preserve"> 썼지만, </w:t>
+      </w:r>
+      <w:r>
+        <w:rPr>
+          <w:b w:val="0"/>
+          <w:sz w:val="21"/>
+        </w:rPr>
+        <w:t>u_j</w:t>
+      </w:r>
+      <w:r>
+        <w:rPr>
+          <w:b w:val="0"/>
+          <w:sz w:val="21"/>
+        </w:rPr>
+        <w:t>(t) = (</w:t>
+      </w:r>
+      <w:r>
+        <w:rPr>
+          <w:b w:val="0"/>
+          <w:sz w:val="21"/>
+        </w:rPr>
+        <w:t>D_j</w:t>
+      </w:r>
+      <w:r>
+        <w:rPr>
+          <w:b w:val="0"/>
+          <w:sz w:val="21"/>
+        </w:rPr>
+        <w:t xml:space="preserve"> − </w:t>
+      </w:r>
+      <w:r>
+        <w:rPr>
+          <w:b w:val="0"/>
+          <w:sz w:val="21"/>
+        </w:rPr>
+        <w:t>d_j</w:t>
+      </w:r>
+      <w:r>
+        <w:rPr>
+          <w:b w:val="0"/>
+          <w:sz w:val="21"/>
+        </w:rPr>
+        <w:t xml:space="preserve">) − t는 laxity(여유 시간)입니다. 따라서 이 규칙은 LLF(Least Laxity First)입니다. EDF는 </w:t>
+      </w:r>
+      <w:r>
+        <w:rPr>
+          <w:b w:val="0"/>
+          <w:sz w:val="21"/>
+        </w:rPr>
+        <w:t>D_j</w:t>
+      </w:r>
+      <w:r>
+        <w:rPr>
+          <w:b w:val="0"/>
+          <w:sz w:val="21"/>
+        </w:rPr>
+        <w:t xml:space="preserve">로 정렬하며, </w:t>
+      </w:r>
+      <w:r>
+        <w:rPr>
+          <w:b w:val="0"/>
+          <w:sz w:val="21"/>
+        </w:rPr>
+        <w:t>d_j</w:t>
+      </w:r>
+      <w:r>
+        <w:rPr>
+          <w:b w:val="0"/>
+          <w:sz w:val="21"/>
+        </w:rPr>
+        <w:t>가 작업마다 다르므로 둘은 다른 순서를 냅니다.</w:t>
+      </w:r>
+    </w:p>
+    <w:p>
+      <w:pPr>
+        <w:spacing w:before="0" w:after="50"/>
+        <w:ind w:left="432" w:hanging="230"/>
+      </w:pPr>
+      <w:r>
+        <w:rPr>
+          <w:sz w:val="21"/>
+        </w:rPr>
+        <w:t xml:space="preserve">· </w:t>
+      </w:r>
+      <w:r>
+        <w:rPr>
+          <w:b/>
+          <w:sz w:val="21"/>
+        </w:rPr>
+        <w:t>"증명"은 과장입니다.</w:t>
+      </w:r>
+      <w:r>
+        <w:rPr>
+          <w:b w:val="0"/>
+          <w:sz w:val="21"/>
+        </w:rPr>
+        <w:t xml:space="preserve"> 마감 보장과 무한 연기 없음은 (1) 후보를 </w:t>
+      </w:r>
+      <w:r>
+        <w:rPr>
+          <w:b w:val="0"/>
+          <w:sz w:val="21"/>
+        </w:rPr>
+        <w:t>D_j</w:t>
+      </w:r>
+      <w:r>
+        <w:rPr>
+          <w:b w:val="0"/>
+          <w:sz w:val="21"/>
+        </w:rPr>
+        <w:t xml:space="preserve"> − </w:t>
+      </w:r>
+      <w:r>
+        <w:rPr>
+          <w:b w:val="0"/>
+          <w:sz w:val="21"/>
+        </w:rPr>
+        <w:t>d_j</w:t>
+      </w:r>
+      <w:r>
+        <w:rPr>
+          <w:b w:val="0"/>
+          <w:sz w:val="21"/>
+        </w:rPr>
+        <w:t xml:space="preserve"> 이하로만 잡고 (2) </w:t>
+      </w:r>
+      <w:r>
+        <w:rPr>
+          <w:b w:val="0"/>
+          <w:sz w:val="21"/>
+        </w:rPr>
+        <w:t>u_j</w:t>
+      </w:r>
+      <w:r>
+        <w:rPr>
+          <w:b w:val="0"/>
+          <w:sz w:val="21"/>
+        </w:rPr>
+        <w:t xml:space="preserve"> &lt; 1이면 강제 편입한다는 두 구성에서 자명하게 나옵니다. "증명한다"보다 "구성상 보장된다(by construction)"가 정확합니다. 정리(Proposition) 형식으로 쓰려면 가정(실행 시간의 정수성, 슬롯 경계 처리)을 명시하세요.</w:t>
+      </w:r>
+    </w:p>
+    <w:p>
+      <w:pPr>
+        <w:spacing w:before="0" w:after="50"/>
+        <w:ind w:left="432" w:hanging="230"/>
+      </w:pPr>
+      <w:r>
+        <w:rPr>
+          <w:sz w:val="21"/>
+        </w:rPr>
+        <w:t xml:space="preserve">· </w:t>
+      </w:r>
+      <w:r>
+        <w:rPr>
+          <w:b/>
+          <w:sz w:val="21"/>
+        </w:rPr>
+        <w:t>식 (7)–(8)</w:t>
+      </w:r>
+      <w:r>
+        <w:rPr>
+          <w:b/>
+          <w:sz w:val="21"/>
+        </w:rPr>
+        <w:t>에</w:t>
+      </w:r>
+      <w:r>
+        <w:rPr>
+          <w:b/>
+          <w:sz w:val="21"/>
+        </w:rPr>
+        <w:t xml:space="preserve"> 지연 예산 제약(5)이 빠져 있습니다.</w:t>
+      </w:r>
+      <w:r>
+        <w:rPr>
+          <w:b w:val="0"/>
+          <w:sz w:val="21"/>
+        </w:rPr>
+        <w:t xml:space="preserve"> ℓ_or &gt; </w:t>
+      </w:r>
+      <w:r>
+        <w:rPr>
+          <w:b w:val="0"/>
+          <w:sz w:val="21"/>
+        </w:rPr>
+        <w:t>L_j</w:t>
+      </w:r>
+      <w:r>
+        <w:rPr>
+          <w:b w:val="0"/>
+          <w:sz w:val="21"/>
+        </w:rPr>
+        <w:t xml:space="preserve">인 </w:t>
+      </w:r>
+      <w:r>
+        <w:rPr>
+          <w:b w:val="0"/>
+          <w:sz w:val="21"/>
+        </w:rPr>
+        <w:t>리전의</w:t>
+      </w:r>
+      <w:r>
+        <w:rPr>
+          <w:b w:val="0"/>
+          <w:sz w:val="21"/>
+        </w:rPr>
+        <w:t xml:space="preserve"> </w:t>
+      </w:r>
+      <w:r>
+        <w:rPr>
+          <w:b w:val="0"/>
+          <w:sz w:val="21"/>
+        </w:rPr>
+        <w:t>x_jr</w:t>
+      </w:r>
+      <w:r>
+        <w:rPr>
+          <w:b w:val="0"/>
+          <w:sz w:val="21"/>
+        </w:rPr>
+        <w:t>을 0</w:t>
+      </w:r>
+      <w:r>
+        <w:rPr>
+          <w:b w:val="0"/>
+          <w:sz w:val="21"/>
+        </w:rPr>
+        <w:t>으로</w:t>
+      </w:r>
+      <w:r>
+        <w:rPr>
+          <w:b w:val="0"/>
+          <w:sz w:val="21"/>
+        </w:rPr>
+        <w:t xml:space="preserve"> 고정한다는 </w:t>
+      </w:r>
+      <w:r>
+        <w:rPr>
+          <w:b w:val="0"/>
+          <w:sz w:val="21"/>
+        </w:rPr>
+        <w:t>정의역</w:t>
+      </w:r>
+      <w:r>
+        <w:rPr>
+          <w:b w:val="0"/>
+          <w:sz w:val="21"/>
+        </w:rPr>
+        <w:t xml:space="preserve"> 제한을 명시해야 합니다.</w:t>
+      </w:r>
+    </w:p>
+    <w:p>
+      <w:pPr>
+        <w:spacing w:before="0" w:after="50"/>
+        <w:ind w:left="432" w:hanging="230"/>
+      </w:pPr>
+      <w:r>
+        <w:rPr>
+          <w:sz w:val="21"/>
+        </w:rPr>
+        <w:t xml:space="preserve">· </w:t>
+      </w:r>
+      <w:r>
+        <w:rPr>
+          <w:b/>
+          <w:sz w:val="21"/>
+        </w:rPr>
+        <w:t>정수 계획이 필요한 문제인지 의문입니다.</w:t>
+      </w:r>
+      <w:r>
+        <w:rPr>
+          <w:b w:val="0"/>
+          <w:sz w:val="21"/>
+        </w:rPr>
+        <w:t xml:space="preserve"> 식 (7)–(8)은 작업–</w:t>
+      </w:r>
+      <w:r>
+        <w:rPr>
+          <w:b w:val="0"/>
+          <w:sz w:val="21"/>
+        </w:rPr>
+        <w:t>리전</w:t>
+      </w:r>
+      <w:r>
+        <w:rPr>
+          <w:b w:val="0"/>
+          <w:sz w:val="21"/>
+        </w:rPr>
+        <w:t xml:space="preserve"> 이분 b-매칭 구조라 제약 행렬이 완전 </w:t>
+      </w:r>
+      <w:r>
+        <w:rPr>
+          <w:b w:val="0"/>
+          <w:sz w:val="21"/>
+        </w:rPr>
+        <w:t>단모듈</w:t>
+      </w:r>
+      <w:r>
+        <w:rPr>
+          <w:b w:val="0"/>
+          <w:sz w:val="21"/>
+        </w:rPr>
+        <w:t>(TU)이고, LP 완화가 정수해를 냅니다. 최소비용 흐름으로도 풀립니다. "정수 계획법"을 방법론의 핵심처럼 내세울 이유가 약하고, 오히려 이 성질을 언급하면 계산 효율 논거가 생깁니다.</w:t>
+      </w:r>
+    </w:p>
+    <w:p>
+      <w:pPr>
+        <w:spacing w:before="0" w:after="50"/>
+        <w:ind w:left="432" w:hanging="230"/>
+      </w:pPr>
+      <w:r>
+        <w:rPr>
+          <w:sz w:val="21"/>
+        </w:rPr>
+        <w:t xml:space="preserve">· </w:t>
+      </w:r>
+      <w:r>
+        <w:rPr>
+          <w:b/>
+          <w:sz w:val="21"/>
+        </w:rPr>
+        <w:t>계산 비용을 실측하지 않았습니다.</w:t>
+      </w:r>
+      <w:r>
+        <w:rPr>
+          <w:b w:val="0"/>
+          <w:sz w:val="21"/>
+        </w:rPr>
+        <w:t xml:space="preserve"> 슬롯당 11회 × 8,760 슬롯의 ILP 풀이 시간, 사용한 </w:t>
+      </w:r>
+      <w:r>
+        <w:rPr>
+          <w:b w:val="0"/>
+          <w:sz w:val="21"/>
+        </w:rPr>
+        <w:t>솔버</w:t>
+      </w:r>
+      <w:r>
+        <w:rPr>
+          <w:b w:val="0"/>
+          <w:sz w:val="21"/>
+        </w:rPr>
+        <w:t>, 슬롯당 최대 소요 시간이 없습니다. 온라인 시스템이라면 필수입니다.</w:t>
+      </w:r>
+    </w:p>
+    <w:p>
+      <w:pPr>
+        <w:spacing w:before="140" w:after="60"/>
+      </w:pPr>
+      <w:r>
+        <w:rPr>
+          <w:b/>
+          <w:sz w:val="21"/>
+        </w:rPr>
+        <w:t>M10. 탄소 회계 단순화에 대한 논의 부족</w:t>
+      </w:r>
+    </w:p>
+    <w:p>
+      <w:pPr>
+        <w:spacing w:before="20" w:after="40"/>
+      </w:pPr>
+      <w:r>
+        <w:rPr>
+          <w:b/>
+          <w:sz w:val="19"/>
+        </w:rPr>
+        <w:t>지적</w:t>
+      </w:r>
+    </w:p>
+    <w:p>
+      <w:pPr>
+        <w:spacing w:before="0" w:after="50"/>
+        <w:ind w:left="432" w:hanging="230"/>
+      </w:pPr>
+      <w:r>
+        <w:rPr>
+          <w:sz w:val="21"/>
+        </w:rPr>
+        <w:t xml:space="preserve">· </w:t>
+      </w:r>
+      <w:r>
+        <w:rPr>
+          <w:b/>
+          <w:sz w:val="21"/>
+        </w:rPr>
+        <w:t>평균 탄소집약도를 썼습니다.</w:t>
+      </w:r>
+      <w:r>
+        <w:rPr>
+          <w:b w:val="0"/>
+          <w:sz w:val="21"/>
+        </w:rPr>
+        <w:t xml:space="preserve"> 부하를 옮겼을 때 실제로 변하는 것은 한계(marginal) 배출이므로, 공간 이동 절감이 과대평가될 수 있습니다. 탄소 인지 스케줄링 논문에서 심사위원이 거의 반드시 묻는 질문입니다.</w:t>
+      </w:r>
+    </w:p>
+    <w:p>
+      <w:pPr>
+        <w:spacing w:before="0" w:after="50"/>
+        <w:ind w:left="432" w:hanging="230"/>
+      </w:pPr>
+      <w:r>
+        <w:rPr>
+          <w:sz w:val="21"/>
+        </w:rPr>
+        <w:t xml:space="preserve">· </w:t>
+      </w:r>
+      <w:r>
+        <w:rPr>
+          <w:b/>
+          <w:sz w:val="21"/>
+        </w:rPr>
+        <w:t>공간 이동에 따른 데이터 전송 에너지가 빠졌습니다.</w:t>
+      </w:r>
+    </w:p>
+    <w:p>
+      <w:pPr>
+        <w:spacing w:before="0" w:after="50"/>
+        <w:ind w:left="432" w:hanging="230"/>
+      </w:pPr>
+      <w:r>
+        <w:rPr>
+          <w:sz w:val="21"/>
+        </w:rPr>
+        <w:t xml:space="preserve">· </w:t>
+      </w:r>
+      <w:r>
+        <w:rPr>
+          <w:b/>
+          <w:sz w:val="21"/>
+        </w:rPr>
+        <w:t>리전별</w:t>
+      </w:r>
+      <w:r>
+        <w:rPr>
+          <w:b/>
+          <w:sz w:val="21"/>
+        </w:rPr>
+        <w:t xml:space="preserve"> PUE 차이도 무시했습니다.</w:t>
+      </w:r>
+    </w:p>
+    <w:p>
+      <w:pPr>
+        <w:spacing w:before="0" w:after="50"/>
+        <w:ind w:left="432" w:hanging="230"/>
+      </w:pPr>
+      <w:r>
+        <w:rPr>
+          <w:sz w:val="21"/>
+        </w:rPr>
+        <w:t xml:space="preserve">· </w:t>
+      </w:r>
+      <w:r>
+        <w:rPr>
+          <w:b w:val="0"/>
+          <w:sz w:val="21"/>
+        </w:rPr>
+        <w:t>작업당 1 kW 상수 가정은 상대 비교용이라 해도 위 요소들과 결합하면 순위가 바뀔 수 있습니다.</w:t>
+      </w:r>
+    </w:p>
+    <w:p>
+      <w:pPr>
+        <w:spacing w:before="240" w:after="120"/>
+      </w:pPr>
+      <w:r>
+        <w:rPr>
+          <w:b/>
+          <w:sz w:val="23"/>
+        </w:rPr>
+        <w:t>4. 경미한 지적 (Minor)</w:t>
+      </w:r>
+    </w:p>
+    <w:p>
+      <w:pPr>
+        <w:spacing w:before="0" w:after="50"/>
+        <w:ind w:left="432" w:hanging="230"/>
+      </w:pPr>
+      <w:r>
+        <w:rPr>
+          <w:sz w:val="21"/>
+        </w:rPr>
+        <w:t xml:space="preserve">1. </w:t>
+      </w:r>
+      <w:r>
+        <w:rPr>
+          <w:b/>
+          <w:sz w:val="21"/>
+        </w:rPr>
+        <w:t>초록의 주체가 모호합니다.</w:t>
+      </w:r>
+      <w:r>
+        <w:rPr>
+          <w:b w:val="0"/>
+          <w:sz w:val="21"/>
+        </w:rPr>
+        <w:t xml:space="preserve"> "본 실험에서도 작업의 99.75%가 프랑스로 몰려 실행이 불가능하다"는 CAST의 결과처럼 읽힙니다. "선행 정책[6]을 재현하면"</w:t>
+      </w:r>
+      <w:r>
+        <w:rPr>
+          <w:b w:val="0"/>
+          <w:sz w:val="21"/>
+        </w:rPr>
+        <w:t>으로</w:t>
+      </w:r>
+      <w:r>
+        <w:rPr>
+          <w:b w:val="0"/>
+          <w:sz w:val="21"/>
+        </w:rPr>
+        <w:t xml:space="preserve"> 주체를 명시하세요. "실행이 불가능하다"도 "가정한 용량 하에서"</w:t>
+      </w:r>
+      <w:r>
+        <w:rPr>
+          <w:b w:val="0"/>
+          <w:sz w:val="21"/>
+        </w:rPr>
+        <w:t>를</w:t>
+      </w:r>
+      <w:r>
+        <w:rPr>
+          <w:b w:val="0"/>
+          <w:sz w:val="21"/>
+        </w:rPr>
+        <w:t xml:space="preserve"> 붙여야 정확합니다.</w:t>
+      </w:r>
+    </w:p>
+    <w:p>
+      <w:pPr>
+        <w:spacing w:before="0" w:after="50"/>
+        <w:ind w:left="432" w:hanging="230"/>
+      </w:pPr>
+      <w:r>
+        <w:rPr>
+          <w:sz w:val="21"/>
+        </w:rPr>
+        <w:t xml:space="preserve">2. </w:t>
+      </w:r>
+      <w:r>
+        <w:rPr>
+          <w:b/>
+          <w:sz w:val="21"/>
+        </w:rPr>
+        <w:t>"용량 무시"가 두 종류로 섞여 쓰입니다.</w:t>
+      </w:r>
+      <w:r>
+        <w:rPr>
+          <w:b w:val="0"/>
+          <w:sz w:val="21"/>
+        </w:rPr>
+        <w:t xml:space="preserve"> 하나는 </w:t>
+      </w:r>
+      <w:r>
+        <w:rPr>
+          <w:b w:val="0"/>
+          <w:sz w:val="21"/>
+        </w:rPr>
+        <w:t>Sukprasert처럼</w:t>
+      </w:r>
+      <w:r>
+        <w:rPr>
+          <w:b w:val="0"/>
+          <w:sz w:val="21"/>
+        </w:rPr>
+        <w:t xml:space="preserve"> 공간·시간 모두 무시해 99.75%가 프랑스로 가는 경우, 다른 하나는 공간 단계는 용량을 보고 시간 단계만 무시하는 4장의 "Capacity ignored"입니다. 이름을 분리하세요.</w:t>
+      </w:r>
+    </w:p>
+    <w:p>
+      <w:pPr>
+        <w:spacing w:before="0" w:after="50"/>
+        <w:ind w:left="432" w:hanging="230"/>
+      </w:pPr>
+      <w:r>
+        <w:rPr>
+          <w:sz w:val="21"/>
+        </w:rPr>
+        <w:t xml:space="preserve">3. </w:t>
+      </w:r>
+      <w:r>
+        <w:rPr>
+          <w:b/>
+          <w:sz w:val="21"/>
+        </w:rPr>
+        <w:t>위반 지표가 여럿입니다.</w:t>
+      </w:r>
+      <w:r>
+        <w:rPr>
+          <w:b w:val="0"/>
+          <w:sz w:val="21"/>
+        </w:rPr>
+        <w:t xml:space="preserve"> 표 3의 "배정 건수", 4.3절의 "초과 시간 866.9시간", 최대 동시 실행 41건이 섞여 있습니다. 지표 정의를 4.1절에 한 번에 모으세요.</w:t>
+      </w:r>
+    </w:p>
+    <w:p>
+      <w:pPr>
+        <w:spacing w:before="0" w:after="50"/>
+        <w:ind w:left="432" w:hanging="230"/>
+      </w:pPr>
+      <w:r>
+        <w:rPr>
+          <w:sz w:val="21"/>
+        </w:rPr>
+        <w:t xml:space="preserve">4. </w:t>
+      </w:r>
+      <w:r>
+        <w:rPr>
+          <w:b/>
+          <w:sz w:val="21"/>
+        </w:rPr>
+        <w:t>결론에 새 실험 결과가 처음 등장합니다.</w:t>
+      </w:r>
+      <w:r>
+        <w:rPr>
+          <w:b w:val="0"/>
+          <w:sz w:val="21"/>
+        </w:rPr>
+        <w:t xml:space="preserve"> 등급 분포 6가지 실험(0.23~6.14배, 27% </w:t>
+      </w:r>
+      <w:r>
+        <w:rPr>
+          <w:b w:val="0"/>
+          <w:sz w:val="21"/>
+        </w:rPr>
+        <w:t>역전점</w:t>
+      </w:r>
+      <w:r>
+        <w:rPr>
+          <w:b w:val="0"/>
+          <w:sz w:val="21"/>
+        </w:rPr>
+        <w:t>)과 오라클 위반 873건이 그렇습니다. 4장으로 옮기고 표나 그림으로 제시하세요. 특히 "유연한 작업이 27% 아래면 순서가 뒤집힌다"는 결론의 일반성을 제한하는 중요한 결과이므로 본문에서 다뤄야 합니다.</w:t>
+      </w:r>
+    </w:p>
+    <w:p>
+      <w:pPr>
+        <w:spacing w:before="0" w:after="50"/>
+        <w:ind w:left="432" w:hanging="230"/>
+      </w:pPr>
+      <w:r>
+        <w:rPr>
+          <w:sz w:val="21"/>
+        </w:rPr>
+        <w:t xml:space="preserve">5. </w:t>
+      </w:r>
+      <w:r>
+        <w:rPr>
+          <w:b/>
+          <w:sz w:val="21"/>
+        </w:rPr>
+        <w:t>그림 9는 연중 피크(17건)가 없는 주를 보여 줍니다.</w:t>
+      </w:r>
+      <w:r>
+        <w:rPr>
+          <w:b w:val="0"/>
+          <w:sz w:val="21"/>
+        </w:rPr>
+        <w:t xml:space="preserve"> 피크가 있는 주로 바꾸거나 두 주를 나란히 두세요.</w:t>
+      </w:r>
+    </w:p>
+    <w:p>
+      <w:pPr>
+        <w:spacing w:before="0" w:after="50"/>
+        <w:ind w:left="432" w:hanging="230"/>
+      </w:pPr>
+      <w:r>
+        <w:rPr>
+          <w:sz w:val="21"/>
+        </w:rPr>
+        <w:t xml:space="preserve">6. </w:t>
+      </w:r>
+      <w:r>
+        <w:rPr>
+          <w:b/>
+          <w:sz w:val="21"/>
+        </w:rPr>
+        <w:t>β(k) = (6−k)/5의 근거와 민감도가 없습니다.</w:t>
+      </w:r>
+    </w:p>
+    <w:p>
+      <w:pPr>
+        <w:spacing w:before="0" w:after="50"/>
+        <w:ind w:left="432" w:hanging="230"/>
+      </w:pPr>
+      <w:r>
+        <w:rPr>
+          <w:sz w:val="21"/>
+        </w:rPr>
+        <w:t xml:space="preserve">7. </w:t>
+      </w:r>
+      <w:r>
+        <w:rPr>
+          <w:b/>
+          <w:sz w:val="21"/>
+        </w:rPr>
+        <w:t>리전과</w:t>
+      </w:r>
+      <w:r>
+        <w:rPr>
+          <w:b/>
+          <w:sz w:val="21"/>
+        </w:rPr>
+        <w:t xml:space="preserve"> 데이터의 대응을 명시하세요.</w:t>
+      </w:r>
+      <w:r>
+        <w:rPr>
+          <w:b w:val="0"/>
+          <w:sz w:val="21"/>
+        </w:rPr>
+        <w:t xml:space="preserve"> Electricity Maps 존 코드(예: 캘리포니아 = CAISO 존)와 Azure </w:t>
+      </w:r>
+      <w:r>
+        <w:rPr>
+          <w:b w:val="0"/>
+          <w:sz w:val="21"/>
+        </w:rPr>
+        <w:t>리전</w:t>
+      </w:r>
+      <w:r>
+        <w:rPr>
+          <w:b w:val="0"/>
+          <w:sz w:val="21"/>
+        </w:rPr>
+        <w:t xml:space="preserve"> 이름의 대응을 표로 주세요. 일본·인도처럼 존이 여럿이거나 추정치 비중이 큰 </w:t>
+      </w:r>
+      <w:r>
+        <w:rPr>
+          <w:b w:val="0"/>
+          <w:sz w:val="21"/>
+        </w:rPr>
+        <w:t>리전은</w:t>
+      </w:r>
+      <w:r>
+        <w:rPr>
+          <w:b w:val="0"/>
+          <w:sz w:val="21"/>
+        </w:rPr>
+        <w:t xml:space="preserve"> 데이터 품질도 밝히세요.</w:t>
+      </w:r>
+    </w:p>
+    <w:p>
+      <w:pPr>
+        <w:spacing w:before="0" w:after="50"/>
+        <w:ind w:left="432" w:hanging="230"/>
+      </w:pPr>
+      <w:r>
+        <w:rPr>
+          <w:sz w:val="21"/>
+        </w:rPr>
+        <w:t xml:space="preserve">8. </w:t>
+      </w:r>
+      <w:r>
+        <w:rPr>
+          <w:b/>
+          <w:sz w:val="21"/>
+        </w:rPr>
+        <w:t>일광절약시간을 고려하세요.</w:t>
+      </w:r>
+      <w:r>
+        <w:rPr>
+          <w:b w:val="0"/>
+          <w:sz w:val="21"/>
+        </w:rPr>
+        <w:t xml:space="preserve"> "UTC 19~21시 = 현지 한낮"은 여름(UTC−7) 기준입니다. 겨울에는 한 시간 어긋나므로 현지 시각 기준으로 다시 집계하는 편이 깔끔합니다.</w:t>
+      </w:r>
+    </w:p>
+    <w:p>
+      <w:pPr>
+        <w:spacing w:before="0" w:after="50"/>
+        <w:ind w:left="432" w:hanging="230"/>
+      </w:pPr>
+      <w:r>
+        <w:rPr>
+          <w:sz w:val="21"/>
+        </w:rPr>
+        <w:t xml:space="preserve">9. </w:t>
+      </w:r>
+      <w:r>
+        <w:rPr>
+          <w:b/>
+          <w:sz w:val="21"/>
+        </w:rPr>
+        <w:t>LSTM 재현 정보가 부족합니다.</w:t>
+      </w:r>
+      <w:r>
+        <w:rPr>
+          <w:b w:val="0"/>
+          <w:sz w:val="21"/>
+        </w:rPr>
+        <w:t xml:space="preserve"> </w:t>
+      </w:r>
+      <w:r>
+        <w:rPr>
+          <w:b w:val="0"/>
+          <w:sz w:val="21"/>
+        </w:rPr>
+        <w:t>학습률</w:t>
+      </w:r>
+      <w:r>
+        <w:rPr>
+          <w:b w:val="0"/>
+          <w:sz w:val="21"/>
+        </w:rPr>
+        <w:t xml:space="preserve">, </w:t>
+      </w:r>
+      <w:r>
+        <w:rPr>
+          <w:b w:val="0"/>
+          <w:sz w:val="21"/>
+        </w:rPr>
+        <w:t>에폭</w:t>
+      </w:r>
+      <w:r>
+        <w:rPr>
+          <w:b w:val="0"/>
+          <w:sz w:val="21"/>
+        </w:rPr>
+        <w:t>, 조기 종료, 정규화 방식이 없습니다. 한 줄 표로 충분합니다.</w:t>
+      </w:r>
+    </w:p>
+    <w:p>
+      <w:pPr>
+        <w:spacing w:before="0" w:after="50"/>
+        <w:ind w:left="432" w:hanging="230"/>
+      </w:pPr>
+      <w:r>
+        <w:rPr>
+          <w:sz w:val="21"/>
+        </w:rPr>
+        <w:t xml:space="preserve">10. </w:t>
+      </w:r>
+      <w:r>
+        <w:rPr>
+          <w:b/>
+          <w:sz w:val="21"/>
+        </w:rPr>
+        <w:t>문체를 다듬으세요.</w:t>
+      </w:r>
+      <w:r>
+        <w:rPr>
+          <w:b w:val="0"/>
+          <w:sz w:val="21"/>
+        </w:rPr>
+        <w:t xml:space="preserve"> 대시(—) 남용과 구어체 표현이 </w:t>
+      </w:r>
+      <w:r>
+        <w:rPr>
+          <w:b w:val="0"/>
+          <w:sz w:val="21"/>
+        </w:rPr>
+        <w:t>논문지</w:t>
+      </w:r>
+      <w:r>
+        <w:rPr>
+          <w:b w:val="0"/>
+          <w:sz w:val="21"/>
+        </w:rPr>
+        <w:t xml:space="preserve"> 문체에 맞지 않습니다. "~읽는 자리다", "~셈이라 결과가 좋아 보이는 것이 </w:t>
+      </w:r>
+      <w:r>
+        <w:rPr>
+          <w:b w:val="0"/>
+          <w:sz w:val="21"/>
+        </w:rPr>
+        <w:t>당연해진다</w:t>
+      </w:r>
+      <w:r>
+        <w:rPr>
+          <w:b w:val="0"/>
+          <w:sz w:val="21"/>
+        </w:rPr>
+        <w:t>", "웬만해선" 등이 예입니다. 대시로 이은 문장은 대부분 두 문장으로 나누면 됩니다.</w:t>
+      </w:r>
+    </w:p>
+    <w:p>
+      <w:pPr>
+        <w:spacing w:before="0" w:after="50"/>
+        <w:ind w:left="432" w:hanging="230"/>
+      </w:pPr>
+      <w:r>
+        <w:rPr>
+          <w:sz w:val="21"/>
+        </w:rPr>
+        <w:t xml:space="preserve">11. </w:t>
+      </w:r>
+      <w:r>
+        <w:rPr>
+          <w:b/>
+          <w:sz w:val="21"/>
+        </w:rPr>
+        <w:t>참고문헌 형식을 맞추세요.</w:t>
+      </w:r>
+      <w:r>
+        <w:rPr>
+          <w:b w:val="0"/>
+          <w:sz w:val="21"/>
+        </w:rPr>
+        <w:t xml:space="preserve"> 온라인 자료의 접근일 표기("downloaded 2026, Oct. 12")</w:t>
+      </w:r>
+      <w:r>
+        <w:rPr>
+          <w:b w:val="0"/>
+          <w:sz w:val="21"/>
+        </w:rPr>
+        <w:t>를</w:t>
+      </w:r>
+      <w:r>
+        <w:rPr>
+          <w:b w:val="0"/>
+          <w:sz w:val="21"/>
+        </w:rPr>
+        <w:t xml:space="preserve"> 학회 투고 규정 형식으로 통일하세요. </w:t>
+      </w:r>
+      <w:r>
+        <w:rPr>
+          <w:b w:val="0"/>
+          <w:sz w:val="21"/>
+        </w:rPr>
+        <w:t>arXiv</w:t>
+      </w:r>
+      <w:r>
+        <w:rPr>
+          <w:b w:val="0"/>
+          <w:sz w:val="21"/>
+        </w:rPr>
+        <w:t xml:space="preserve"> 문헌[7, 9]은 정식 출판본이 있는지 확인하세요.</w:t>
+      </w:r>
+    </w:p>
+    <w:p>
+      <w:pPr>
+        <w:spacing w:before="0" w:after="50"/>
+        <w:ind w:left="432" w:hanging="230"/>
+      </w:pPr>
+      <w:r>
+        <w:rPr>
+          <w:sz w:val="21"/>
+        </w:rPr>
+        <w:t xml:space="preserve">12. </w:t>
+      </w:r>
+      <w:r>
+        <w:rPr>
+          <w:b/>
+          <w:sz w:val="21"/>
+        </w:rPr>
+        <w:t>초록 영문판의 "89-fold rise"</w:t>
+      </w:r>
+      <w:r>
+        <w:rPr>
+          <w:b/>
+          <w:sz w:val="21"/>
+        </w:rPr>
+        <w:t>를</w:t>
+      </w:r>
+      <w:r>
+        <w:rPr>
+          <w:b/>
+          <w:sz w:val="21"/>
+        </w:rPr>
+        <w:t xml:space="preserve"> 정확히 하세요.</w:t>
+      </w:r>
+      <w:r>
+        <w:rPr>
+          <w:b w:val="0"/>
+          <w:sz w:val="21"/>
+        </w:rPr>
+        <w:t xml:space="preserve"> "227 → 20,208"은 CAST와 반사실의 비교이므로 "rise"보다 "compared with"가 정확합니다.</w:t>
+      </w:r>
+    </w:p>
+    <w:p>
+      <w:pPr>
+        <w:spacing w:before="240" w:after="120"/>
+      </w:pPr>
+      <w:r>
+        <w:rPr>
+          <w:b/>
+          <w:sz w:val="23"/>
+        </w:rPr>
+        <w:t>5. 재심 통과를 위한 우선순위</w:t>
+      </w:r>
+    </w:p>
+    <w:p>
+      <w:pPr>
+        <w:spacing w:before="0" w:after="60"/>
+      </w:pPr>
+      <w:r>
+        <w:rPr>
+          <w:b w:val="0"/>
+          <w:sz w:val="21"/>
+        </w:rPr>
+        <w:t>시간이 한정되어 있다면 다음 순서로 손대기를 권합니다.</w:t>
+      </w:r>
+    </w:p>
+    <w:tbl>
+      <w:tblPr>
+        <w:tblStyle w:val="TableGrid"/>
+        <w:tblW w:type="auto" w:w="0"/>
+        <w:tblLook w:firstColumn="1" w:firstRow="1" w:lastColumn="0" w:lastRow="0" w:noHBand="0" w:noVBand="1" w:val="04A0"/>
+        <w:tblLayout w:type="fixed"/>
+      </w:tblPr>
+      <w:tblGrid>
+        <w:gridCol w:w="787"/>
+        <w:gridCol w:w="6888"/>
+        <w:gridCol w:w="2165"/>
+      </w:tblGrid>
+      <w:tr>
+        <w:tc>
+          <w:tcPr>
+            <w:tcW w:type="dxa" w:w="787"/>
+          </w:tcPr>
+          <w:p>
+            <w:pPr>
+              <w:spacing w:before="30" w:after="30"/>
+              <w:jc w:val="center"/>
+            </w:pPr>
+            <w:r>
+              <w:rPr>
+                <w:b/>
+                <w:sz w:val="19"/>
+              </w:rPr>
+              <w:t>순위</w:t>
+            </w:r>
+          </w:p>
+        </w:tc>
+        <w:tc>
+          <w:tcPr>
+            <w:tcW w:type="dxa" w:w="6888"/>
+          </w:tcPr>
+          <w:p>
+            <w:pPr>
+              <w:spacing w:before="30" w:after="30"/>
+            </w:pPr>
+            <w:r>
+              <w:rPr>
+                <w:b/>
+                <w:sz w:val="19"/>
+              </w:rPr>
+              <w:t>수정 항목</w:t>
+            </w:r>
+          </w:p>
+        </w:tc>
+        <w:tc>
+          <w:tcPr>
+            <w:tcW w:type="dxa" w:w="2165"/>
+          </w:tcPr>
+          <w:p>
+            <w:pPr>
+              <w:spacing w:before="30" w:after="30"/>
+            </w:pPr>
+            <w:r>
+              <w:rPr>
+                <w:b/>
+                <w:sz w:val="19"/>
+              </w:rPr>
+              <w:t>관련 지적</w:t>
+            </w:r>
+          </w:p>
+        </w:tc>
+      </w:tr>
+      <w:tr>
+        <w:tc>
+          <w:tcPr>
+            <w:tcW w:type="dxa" w:w="787"/>
+          </w:tcPr>
+          <w:p>
+            <w:pPr>
+              <w:spacing w:before="30" w:after="30"/>
+              <w:jc w:val="center"/>
+            </w:pPr>
+            <w:r>
+              <w:rPr>
+                <w:b w:val="0"/>
+                <w:sz w:val="19"/>
+              </w:rPr>
+              <w:t>1</w:t>
+            </w:r>
+          </w:p>
+        </w:tc>
+        <w:tc>
+          <w:tcPr>
+            <w:tcW w:type="dxa" w:w="6888"/>
+          </w:tcPr>
+          <w:p>
+            <w:pPr>
+              <w:spacing w:before="30" w:after="30"/>
+            </w:pPr>
+            <w:r>
+              <w:rPr>
+                <w:b w:val="0"/>
+                <w:sz w:val="19"/>
+              </w:rPr>
+              <w:t>표현 정정 (실험 불필요, 즉시): "강제" → "준수(soft)", EDF → LLF, "증명" → "구성상 보장", 지연 예산 제약 추가, 결론의 새 실험을 4장으로 이동</w:t>
+            </w:r>
+          </w:p>
+        </w:tc>
+        <w:tc>
+          <w:tcPr>
+            <w:tcW w:type="dxa" w:w="2165"/>
+          </w:tcPr>
+          <w:p>
+            <w:pPr>
+              <w:spacing w:before="30" w:after="30"/>
+            </w:pPr>
+            <w:r>
+              <w:rPr>
+                <w:b w:val="0"/>
+                <w:sz w:val="19"/>
+              </w:rPr>
+              <w:t>M2 일부, M9, Minor 4</w:t>
+            </w:r>
+          </w:p>
+        </w:tc>
+      </w:tr>
+      <w:tr>
+        <w:tc>
+          <w:tcPr>
+            <w:tcW w:type="dxa" w:w="787"/>
+          </w:tcPr>
+          <w:p>
+            <w:pPr>
+              <w:spacing w:before="30" w:after="30"/>
+              <w:jc w:val="center"/>
+            </w:pPr>
+            <w:r>
+              <w:rPr>
+                <w:b w:val="0"/>
+                <w:sz w:val="19"/>
+              </w:rPr>
+              <w:t>2</w:t>
+            </w:r>
+          </w:p>
+        </w:tc>
+        <w:tc>
+          <w:tcPr>
+            <w:tcW w:type="dxa" w:w="6888"/>
+          </w:tcPr>
+          <w:p>
+            <w:pPr>
+              <w:spacing w:before="30" w:after="30"/>
+            </w:pPr>
+            <w:r>
+              <w:rPr>
+                <w:b w:val="0"/>
+                <w:sz w:val="19"/>
+              </w:rPr>
+              <w:t>용량 스윕 곡선 + 이질 용량 1종 — 핵심 발견의 일반성이 여기서 결정됨</w:t>
+            </w:r>
+          </w:p>
+        </w:tc>
+        <w:tc>
+          <w:tcPr>
+            <w:tcW w:type="dxa" w:w="2165"/>
+          </w:tcPr>
+          <w:p>
+            <w:pPr>
+              <w:spacing w:before="30" w:after="30"/>
+            </w:pPr>
+            <w:r>
+              <w:rPr>
+                <w:b w:val="0"/>
+                <w:sz w:val="19"/>
+              </w:rPr>
+              <w:t>M1</w:t>
+            </w:r>
+          </w:p>
+        </w:tc>
+      </w:tr>
+      <w:tr>
+        <w:tc>
+          <w:tcPr>
+            <w:tcW w:type="dxa" w:w="787"/>
+          </w:tcPr>
+          <w:p>
+            <w:pPr>
+              <w:spacing w:before="30" w:after="30"/>
+              <w:jc w:val="center"/>
+            </w:pPr>
+            <w:r>
+              <w:rPr>
+                <w:b w:val="0"/>
+                <w:sz w:val="19"/>
+              </w:rPr>
+              <w:t>3</w:t>
+            </w:r>
+          </w:p>
+        </w:tc>
+        <w:tc>
+          <w:tcPr>
+            <w:tcW w:type="dxa" w:w="6888"/>
+          </w:tcPr>
+          <w:p>
+            <w:pPr>
+              <w:spacing w:before="30" w:after="30"/>
+            </w:pPr>
+            <w:r>
+              <w:rPr>
+                <w:b w:val="0"/>
+                <w:sz w:val="19"/>
+              </w:rPr>
+              <w:t>예약 용량 또는 재라우팅 변형 추가 — 위반을 0 근처로 줄일 수 있음을 보임</w:t>
+            </w:r>
+          </w:p>
+        </w:tc>
+        <w:tc>
+          <w:tcPr>
+            <w:tcW w:type="dxa" w:w="2165"/>
+          </w:tcPr>
+          <w:p>
+            <w:pPr>
+              <w:spacing w:before="30" w:after="30"/>
+            </w:pPr>
+            <w:r>
+              <w:rPr>
+                <w:b w:val="0"/>
+                <w:sz w:val="19"/>
+              </w:rPr>
+              <w:t>M2</w:t>
+            </w:r>
+          </w:p>
+        </w:tc>
+      </w:tr>
+      <w:tr>
+        <w:tc>
+          <w:tcPr>
+            <w:tcW w:type="dxa" w:w="787"/>
+          </w:tcPr>
+          <w:p>
+            <w:pPr>
+              <w:spacing w:before="30" w:after="30"/>
+              <w:jc w:val="center"/>
+            </w:pPr>
+            <w:r>
+              <w:rPr>
+                <w:b w:val="0"/>
+                <w:sz w:val="19"/>
+              </w:rPr>
+              <w:t>4</w:t>
+            </w:r>
+          </w:p>
+        </w:tc>
+        <w:tc>
+          <w:tcPr>
+            <w:tcW w:type="dxa" w:w="6888"/>
+          </w:tcPr>
+          <w:p>
+            <w:pPr>
+              <w:spacing w:before="30" w:after="30"/>
+            </w:pPr>
+            <w:r>
+              <w:rPr>
+                <w:b w:val="0"/>
+                <w:sz w:val="19"/>
+              </w:rPr>
+              <w:t>예측 데이터 분리 + 기상 예보값 교체 또는 기상 제거 실험 — 캘리포니아 결과의 신뢰성 확보</w:t>
+            </w:r>
+          </w:p>
+        </w:tc>
+        <w:tc>
+          <w:tcPr>
+            <w:tcW w:type="dxa" w:w="2165"/>
+          </w:tcPr>
+          <w:p>
+            <w:pPr>
+              <w:spacing w:before="30" w:after="30"/>
+            </w:pPr>
+            <w:r>
+              <w:rPr>
+                <w:b w:val="0"/>
+                <w:sz w:val="19"/>
+              </w:rPr>
+              <w:t>M6</w:t>
+            </w:r>
+          </w:p>
+        </w:tc>
+      </w:tr>
+      <w:tr>
+        <w:tc>
+          <w:tcPr>
+            <w:tcW w:type="dxa" w:w="787"/>
+          </w:tcPr>
+          <w:p>
+            <w:pPr>
+              <w:spacing w:before="30" w:after="30"/>
+              <w:jc w:val="center"/>
+            </w:pPr>
+            <w:r>
+              <w:rPr>
+                <w:b w:val="0"/>
+                <w:sz w:val="19"/>
+              </w:rPr>
+              <w:t>5</w:t>
+            </w:r>
+          </w:p>
+        </w:tc>
+        <w:tc>
+          <w:tcPr>
+            <w:tcW w:type="dxa" w:w="6888"/>
+          </w:tcPr>
+          <w:p>
+            <w:pPr>
+              <w:spacing w:before="30" w:after="30"/>
+            </w:pPr>
+            <w:r>
+              <w:rPr>
+                <w:b w:val="0"/>
+                <w:sz w:val="19"/>
+              </w:rPr>
+              <w:t>1주 구간의 오프라인 최적해와 최적성 격차 — 알고리즘 기여의 정량화</w:t>
+            </w:r>
+          </w:p>
+        </w:tc>
+        <w:tc>
+          <w:tcPr>
+            <w:tcW w:type="dxa" w:w="2165"/>
+          </w:tcPr>
+          <w:p>
+            <w:pPr>
+              <w:spacing w:before="30" w:after="30"/>
+            </w:pPr>
+            <w:r>
+              <w:rPr>
+                <w:b w:val="0"/>
+                <w:sz w:val="19"/>
+              </w:rPr>
+              <w:t>M3</w:t>
+            </w:r>
+          </w:p>
+        </w:tc>
+      </w:tr>
+      <w:tr>
+        <w:tc>
+          <w:tcPr>
+            <w:tcW w:type="dxa" w:w="787"/>
+          </w:tcPr>
+          <w:p>
+            <w:pPr>
+              <w:spacing w:before="30" w:after="30"/>
+              <w:jc w:val="center"/>
+            </w:pPr>
+            <w:r>
+              <w:rPr>
+                <w:b w:val="0"/>
+                <w:sz w:val="19"/>
+              </w:rPr>
+              <w:t>6</w:t>
+            </w:r>
+          </w:p>
+        </w:tc>
+        <w:tc>
+          <w:tcPr>
+            <w:tcW w:type="dxa" w:w="6888"/>
+          </w:tcPr>
+          <w:p>
+            <w:pPr>
+              <w:spacing w:before="30" w:after="30"/>
+            </w:pPr>
+            <w:r>
+              <w:rPr>
+                <w:b w:val="0"/>
+                <w:sz w:val="19"/>
+              </w:rPr>
+              <w:t>α 촘촘한 스윕과 같은 지연 비교, 지연 비용의 정의</w:t>
+            </w:r>
+          </w:p>
+        </w:tc>
+        <w:tc>
+          <w:tcPr>
+            <w:tcW w:type="dxa" w:w="2165"/>
+          </w:tcPr>
+          <w:p>
+            <w:pPr>
+              <w:spacing w:before="30" w:after="30"/>
+            </w:pPr>
+            <w:r>
+              <w:rPr>
+                <w:b w:val="0"/>
+                <w:sz w:val="19"/>
+              </w:rPr>
+              <w:t>M4</w:t>
+            </w:r>
+          </w:p>
+        </w:tc>
+      </w:tr>
+      <w:tr>
+        <w:tc>
+          <w:tcPr>
+            <w:tcW w:type="dxa" w:w="787"/>
+          </w:tcPr>
+          <w:p>
+            <w:pPr>
+              <w:spacing w:before="30" w:after="30"/>
+              <w:jc w:val="center"/>
+            </w:pPr>
+            <w:r>
+              <w:rPr>
+                <w:b w:val="0"/>
+                <w:sz w:val="19"/>
+              </w:rPr>
+              <w:t>7</w:t>
+            </w:r>
+          </w:p>
+        </w:tc>
+        <w:tc>
+          <w:tcPr>
+            <w:tcW w:type="dxa" w:w="6888"/>
+          </w:tcPr>
+          <w:p>
+            <w:pPr>
+              <w:spacing w:before="30" w:after="30"/>
+            </w:pPr>
+            <w:r>
+              <w:rPr>
+                <w:b w:val="0"/>
+                <w:sz w:val="19"/>
+              </w:rPr>
+              <w:t>공개 트레이스 적용, 다중 시드, d_j 분포 명시</w:t>
+            </w:r>
+          </w:p>
+        </w:tc>
+        <w:tc>
+          <w:tcPr>
+            <w:tcW w:type="dxa" w:w="2165"/>
+          </w:tcPr>
+          <w:p>
+            <w:pPr>
+              <w:spacing w:before="30" w:after="30"/>
+            </w:pPr>
+            <w:r>
+              <w:rPr>
+                <w:b w:val="0"/>
+                <w:sz w:val="19"/>
+              </w:rPr>
+              <w:t>M5</w:t>
+            </w:r>
+          </w:p>
+        </w:tc>
+      </w:tr>
+      <w:tr>
+        <w:tc>
+          <w:tcPr>
+            <w:tcW w:type="dxa" w:w="787"/>
+          </w:tcPr>
+          <w:p>
+            <w:pPr>
+              <w:spacing w:before="30" w:after="30"/>
+              <w:jc w:val="center"/>
+            </w:pPr>
+            <w:r>
+              <w:rPr>
+                <w:b w:val="0"/>
+                <w:sz w:val="19"/>
+              </w:rPr>
+              <w:t>8</w:t>
+            </w:r>
+          </w:p>
+        </w:tc>
+        <w:tc>
+          <w:tcPr>
+            <w:tcW w:type="dxa" w:w="6888"/>
+          </w:tcPr>
+          <w:p>
+            <w:pPr>
+              <w:spacing w:before="30" w:after="30"/>
+            </w:pPr>
+            <w:r>
+              <w:rPr>
+                <w:b w:val="0"/>
+                <w:sz w:val="19"/>
+              </w:rPr>
+              <w:t>CarbonClipper 등 관련 연구 보강, 표 4 열 추가</w:t>
+            </w:r>
+          </w:p>
+        </w:tc>
+        <w:tc>
+          <w:tcPr>
+            <w:tcW w:type="dxa" w:w="2165"/>
+          </w:tcPr>
+          <w:p>
+            <w:pPr>
+              <w:spacing w:before="30" w:after="30"/>
+            </w:pPr>
+            <w:r>
+              <w:rPr>
+                <w:b w:val="0"/>
+                <w:sz w:val="19"/>
+              </w:rPr>
+              <w:t>M7, M8</w:t>
+            </w:r>
+          </w:p>
+        </w:tc>
+      </w:tr>
+    </w:tbl>
+    <w:p>
+      <w:pPr>
+        <w:spacing w:before="0" w:after="60"/>
+      </w:pPr>
+      <w:r>
+        <w:rPr>
+          <w:b w:val="0"/>
+          <w:sz w:val="21"/>
+        </w:rPr>
+        <w:t>1~4번까지만 제대로 해도 "수정 후 게재" 쪽으로 판정이 움직일 가능성이 높습니다. 핵심 발견 자체는 흥미롭고, 숫자를 다루는 태도도 정직합니다. 지금 부족한 것은 그 발견이 저자가 정한 설정 하나의 산물이 아니라는 증거입니다.</w:t>
+      </w:r>
+    </w:p>
+    <w:p>
+      <w:pPr>
         <w:spacing w:after="80" w:before="0"/>
       </w:pPr>
       <w:r>
@@ -670,7 +4671,7 @@
           <w:b/>
           <w:sz w:val="26"/>
         </w:rPr>
-        <w:t>2. JOK 심사의견서 — 심사자가 무엇을 보는가</w:t>
+        <w:t>3. JOK 심사 기준 — 심사자가 무엇을 보는가</w:t>
       </w:r>
     </w:p>
     <w:p>
